--- a/Final Short Report Template.docx
+++ b/Final Short Report Template.docx
@@ -4,7 +4,7 @@
   <w:body>
     <w:p>
       <w:pPr>
-        <w:pStyle w:val="Heading1"/>
+        <w:pStyle w:val="1"/>
         <w:jc w:val="center"/>
         <w:rPr>
           <w:rFonts w:ascii="Times New Roman" w:hAnsi="Times New Roman" w:cs="Times New Roman"/>
@@ -31,7 +31,7 @@
     </w:p>
     <w:p>
       <w:pPr>
-        <w:pStyle w:val="Heading2"/>
+        <w:pStyle w:val="2"/>
         <w:jc w:val="center"/>
         <w:rPr>
           <w:rFonts w:ascii="Times New Roman" w:hAnsi="Times New Roman" w:cs="Times New Roman"/>
@@ -64,7 +64,7 @@
     </w:p>
     <w:tbl>
       <w:tblPr>
-        <w:tblStyle w:val="TableGrid"/>
+        <w:tblStyle w:val="ae"/>
         <w:tblW w:w="0" w:type="auto"/>
         <w:tblLook w:val="04A0" w:firstRow="1" w:lastRow="0" w:firstColumn="1" w:lastColumn="0" w:noHBand="0" w:noVBand="1"/>
       </w:tblPr>
@@ -100,9 +100,15 @@
           <w:p>
             <w:pPr>
               <w:rPr>
-                <w:rFonts w:ascii="Times New Roman" w:hAnsi="Times New Roman" w:cs="Times New Roman"/>
+                <w:rFonts w:ascii="Times New Roman" w:hAnsi="Times New Roman" w:cs="Times New Roman" w:hint="eastAsia"/>
               </w:rPr>
             </w:pPr>
+            <w:r>
+              <w:rPr>
+                <w:rFonts w:ascii="Times New Roman" w:hAnsi="Times New Roman" w:cs="Times New Roman" w:hint="eastAsia"/>
+              </w:rPr>
+              <w:t>70</w:t>
+            </w:r>
           </w:p>
         </w:tc>
       </w:tr>
@@ -122,6 +128,80 @@
                 <w:rFonts w:ascii="Times New Roman" w:hAnsi="Times New Roman" w:cs="Times New Roman"/>
               </w:rPr>
               <w:t>member 1</w:t>
+            </w:r>
+          </w:p>
+        </w:tc>
+        <w:tc>
+          <w:tcPr>
+            <w:tcW w:w="3119" w:type="dxa"/>
+          </w:tcPr>
+          <w:p>
+            <w:pPr>
+              <w:rPr>
+                <w:rFonts w:ascii="Times New Roman" w:hAnsi="Times New Roman" w:cs="Times New Roman" w:hint="eastAsia"/>
+              </w:rPr>
+            </w:pPr>
+            <w:r>
+              <w:rPr>
+                <w:rFonts w:ascii="Times New Roman" w:hAnsi="Times New Roman" w:cs="Times New Roman"/>
+              </w:rPr>
+              <w:t xml:space="preserve">QM no: </w:t>
+            </w:r>
+            <w:r>
+              <w:rPr>
+                <w:rFonts w:ascii="Times New Roman" w:hAnsi="Times New Roman" w:cs="Times New Roman" w:hint="eastAsia"/>
+              </w:rPr>
+              <w:t>231225915</w:t>
+            </w:r>
+          </w:p>
+        </w:tc>
+        <w:tc>
+          <w:tcPr>
+            <w:tcW w:w="4059" w:type="dxa"/>
+          </w:tcPr>
+          <w:p>
+            <w:pPr>
+              <w:rPr>
+                <w:rFonts w:ascii="Times New Roman" w:hAnsi="Times New Roman" w:cs="Times New Roman" w:hint="eastAsia"/>
+              </w:rPr>
+            </w:pPr>
+            <w:r>
+              <w:rPr>
+                <w:rFonts w:ascii="Times New Roman" w:hAnsi="Times New Roman" w:cs="Times New Roman"/>
+              </w:rPr>
+              <w:t>Name:</w:t>
+            </w:r>
+            <w:r>
+              <w:rPr>
+                <w:rFonts w:ascii="Times New Roman" w:hAnsi="Times New Roman" w:cs="Times New Roman"/>
+              </w:rPr>
+              <w:t xml:space="preserve"> </w:t>
+            </w:r>
+            <w:r>
+              <w:rPr>
+                <w:rFonts w:ascii="Times New Roman" w:hAnsi="Times New Roman" w:cs="Times New Roman" w:hint="eastAsia"/>
+              </w:rPr>
+              <w:t>Li Guanlin</w:t>
+            </w:r>
+          </w:p>
+        </w:tc>
+      </w:tr>
+      <w:tr>
+        <w:tc>
+          <w:tcPr>
+            <w:tcW w:w="1838" w:type="dxa"/>
+          </w:tcPr>
+          <w:p>
+            <w:pPr>
+              <w:rPr>
+                <w:rFonts w:ascii="Times New Roman" w:hAnsi="Times New Roman" w:cs="Times New Roman"/>
+              </w:rPr>
+            </w:pPr>
+            <w:r>
+              <w:rPr>
+                <w:rFonts w:ascii="Times New Roman" w:hAnsi="Times New Roman" w:cs="Times New Roman"/>
+              </w:rPr>
+              <w:t>member 2</w:t>
             </w:r>
           </w:p>
         </w:tc>
@@ -183,7 +263,7 @@
               <w:rPr>
                 <w:rFonts w:ascii="Times New Roman" w:hAnsi="Times New Roman" w:cs="Times New Roman"/>
               </w:rPr>
-              <w:t>member 2</w:t>
+              <w:t>member 3</w:t>
             </w:r>
           </w:p>
         </w:tc>
@@ -245,7 +325,7 @@
               <w:rPr>
                 <w:rFonts w:ascii="Times New Roman" w:hAnsi="Times New Roman" w:cs="Times New Roman"/>
               </w:rPr>
-              <w:t>member 3</w:t>
+              <w:t>member 4</w:t>
             </w:r>
           </w:p>
         </w:tc>
@@ -307,7 +387,7 @@
               <w:rPr>
                 <w:rFonts w:ascii="Times New Roman" w:hAnsi="Times New Roman" w:cs="Times New Roman"/>
               </w:rPr>
-              <w:t>member 4</w:t>
+              <w:t>member 5</w:t>
             </w:r>
           </w:p>
         </w:tc>
@@ -369,7 +449,7 @@
               <w:rPr>
                 <w:rFonts w:ascii="Times New Roman" w:hAnsi="Times New Roman" w:cs="Times New Roman"/>
               </w:rPr>
-              <w:t>member 5</w:t>
+              <w:t>member 6</w:t>
             </w:r>
           </w:p>
         </w:tc>
@@ -416,72 +496,10 @@
           </w:p>
         </w:tc>
       </w:tr>
-      <w:tr>
-        <w:tc>
-          <w:tcPr>
-            <w:tcW w:w="1838" w:type="dxa"/>
-          </w:tcPr>
-          <w:p>
-            <w:pPr>
-              <w:rPr>
-                <w:rFonts w:ascii="Times New Roman" w:hAnsi="Times New Roman" w:cs="Times New Roman"/>
-              </w:rPr>
-            </w:pPr>
-            <w:r>
-              <w:rPr>
-                <w:rFonts w:ascii="Times New Roman" w:hAnsi="Times New Roman" w:cs="Times New Roman"/>
-              </w:rPr>
-              <w:t>member 6</w:t>
-            </w:r>
-          </w:p>
-        </w:tc>
-        <w:tc>
-          <w:tcPr>
-            <w:tcW w:w="3119" w:type="dxa"/>
-          </w:tcPr>
-          <w:p>
-            <w:pPr>
-              <w:rPr>
-                <w:rFonts w:ascii="Times New Roman" w:hAnsi="Times New Roman" w:cs="Times New Roman"/>
-              </w:rPr>
-            </w:pPr>
-            <w:r>
-              <w:rPr>
-                <w:rFonts w:ascii="Times New Roman" w:hAnsi="Times New Roman" w:cs="Times New Roman"/>
-              </w:rPr>
-              <w:t xml:space="preserve">QM no: </w:t>
-            </w:r>
-          </w:p>
-        </w:tc>
-        <w:tc>
-          <w:tcPr>
-            <w:tcW w:w="4059" w:type="dxa"/>
-          </w:tcPr>
-          <w:p>
-            <w:pPr>
-              <w:rPr>
-                <w:rFonts w:ascii="Times New Roman" w:hAnsi="Times New Roman" w:cs="Times New Roman"/>
-              </w:rPr>
-            </w:pPr>
-            <w:r>
-              <w:rPr>
-                <w:rFonts w:ascii="Times New Roman" w:hAnsi="Times New Roman" w:cs="Times New Roman"/>
-              </w:rPr>
-              <w:t>Name:</w:t>
-            </w:r>
-            <w:r>
-              <w:rPr>
-                <w:rFonts w:ascii="Times New Roman" w:hAnsi="Times New Roman" w:cs="Times New Roman"/>
-              </w:rPr>
-              <w:t xml:space="preserve"> </w:t>
-            </w:r>
-          </w:p>
-        </w:tc>
-      </w:tr>
     </w:tbl>
     <w:p>
       <w:pPr>
-        <w:pStyle w:val="Heading1"/>
+        <w:pStyle w:val="1"/>
         <w:rPr>
           <w:rFonts w:ascii="Times New Roman" w:hAnsi="Times New Roman" w:cs="Times New Roman"/>
         </w:rPr>
@@ -501,7 +519,7 @@
     </w:p>
     <w:p>
       <w:pPr>
-        <w:pStyle w:val="Heading2"/>
+        <w:pStyle w:val="2"/>
         <w:numPr>
           <w:ilvl w:val="0"/>
           <w:numId w:val="1"/>
@@ -563,11 +581,1420 @@
         <w:t>You may use diagrams where appropriate to illustrate and support your design ideas.</w:t>
       </w:r>
     </w:p>
+    <w:p>
+      <w:pPr>
+        <w:rPr>
+          <w:rFonts w:ascii="Times New Roman" w:hAnsi="Times New Roman" w:cs="Times New Roman"/>
+        </w:rPr>
+      </w:pPr>
+    </w:p>
+    <w:p>
+      <w:pPr>
+        <w:rPr>
+          <w:rFonts w:ascii="Times New Roman" w:hAnsi="Times New Roman" w:cs="Times New Roman"/>
+          <w:lang w:val="en-US"/>
+        </w:rPr>
+      </w:pPr>
+      <w:r>
+        <w:rPr>
+          <w:rFonts w:ascii="Times New Roman" w:hAnsi="Times New Roman" w:cs="Times New Roman"/>
+          <w:lang w:val="en-US"/>
+        </w:rPr>
+        <w:t>1.1 Design Strategy</w:t>
+      </w:r>
+    </w:p>
+    <w:p>
+      <w:pPr>
+        <w:rPr>
+          <w:rFonts w:ascii="Times New Roman" w:hAnsi="Times New Roman" w:cs="Times New Roman"/>
+          <w:lang w:val="en-US"/>
+        </w:rPr>
+      </w:pPr>
+      <w:r>
+        <w:rPr>
+          <w:rFonts w:ascii="Times New Roman" w:hAnsi="Times New Roman" w:cs="Times New Roman"/>
+          <w:lang w:val="en-US"/>
+        </w:rPr>
+        <w:t xml:space="preserve">This design strictly follows the software engineering principles and agile architecture design methods. We adopt an agile incremental design strategy and prioritize requirements using the </w:t>
+      </w:r>
+      <w:r>
+        <w:rPr>
+          <w:rFonts w:ascii="Times New Roman" w:hAnsi="Times New Roman" w:cs="Times New Roman"/>
+          <w:lang w:val="en-US"/>
+        </w:rPr>
+        <w:t>“</w:t>
+      </w:r>
+      <w:r>
+        <w:rPr>
+          <w:rFonts w:ascii="Times New Roman" w:hAnsi="Times New Roman" w:cs="Times New Roman"/>
+          <w:lang w:val="en-US"/>
+        </w:rPr>
+        <w:t>MoSCoW method</w:t>
+      </w:r>
+      <w:r>
+        <w:rPr>
+          <w:rFonts w:ascii="Times New Roman" w:hAnsi="Times New Roman" w:cs="Times New Roman"/>
+          <w:lang w:val="en-US"/>
+        </w:rPr>
+        <w:t>”</w:t>
+      </w:r>
+      <w:r>
+        <w:rPr>
+          <w:rFonts w:ascii="Times New Roman" w:hAnsi="Times New Roman" w:cs="Times New Roman"/>
+          <w:lang w:val="en-US"/>
+        </w:rPr>
+        <w:t xml:space="preserve"> (Must Have / Should Have / Could Have / Want Have)</w:t>
+      </w:r>
+      <w:r>
+        <w:rPr>
+          <w:rFonts w:ascii="Times New Roman" w:hAnsi="Times New Roman" w:cs="Times New Roman" w:hint="eastAsia"/>
+          <w:lang w:val="en-US"/>
+        </w:rPr>
+        <w:t xml:space="preserve">, which </w:t>
+      </w:r>
+      <w:r>
+        <w:rPr>
+          <w:rFonts w:ascii="Times New Roman" w:hAnsi="Times New Roman" w:cs="Times New Roman"/>
+          <w:lang w:val="en-US"/>
+        </w:rPr>
+        <w:t>provide direction</w:t>
+      </w:r>
+      <w:r>
+        <w:rPr>
+          <w:rFonts w:ascii="Times New Roman" w:hAnsi="Times New Roman" w:cs="Times New Roman" w:hint="eastAsia"/>
+          <w:lang w:val="en-US"/>
+        </w:rPr>
+        <w:t>s</w:t>
+      </w:r>
+      <w:r>
+        <w:rPr>
+          <w:rFonts w:ascii="Times New Roman" w:hAnsi="Times New Roman" w:cs="Times New Roman"/>
+          <w:lang w:val="en-US"/>
+        </w:rPr>
+        <w:t xml:space="preserve"> for the progress of the work at each stage.</w:t>
+      </w:r>
+      <w:r>
+        <w:rPr>
+          <w:rFonts w:ascii="Times New Roman" w:hAnsi="Times New Roman" w:cs="Times New Roman"/>
+          <w:lang w:val="en-US"/>
+        </w:rPr>
+        <w:t xml:space="preserve"> This project is implemented in Java, stores data in text files (CSV format), and strictly adheres to the principles of “no databases, no reliance on heavy-duty frameworks”. All design decisions were based on the Proposal submitted by our team during the initial phase of the project, which included background research, stakeholder interviews, and document analysis. </w:t>
+      </w:r>
+      <w:r>
+        <w:rPr>
+          <w:rFonts w:ascii="Times New Roman" w:hAnsi="Times New Roman" w:cs="Times New Roman"/>
+          <w:lang w:val="en-US"/>
+        </w:rPr>
+        <w:t>Subsequent design and development continue to build upon the low-fidelity prototype</w:t>
+      </w:r>
+      <w:r>
+        <w:rPr>
+          <w:rFonts w:ascii="Times New Roman" w:hAnsi="Times New Roman" w:cs="Times New Roman"/>
+          <w:lang w:val="en-US"/>
+        </w:rPr>
+        <w:t>.</w:t>
+      </w:r>
+    </w:p>
+    <w:p>
+      <w:pPr>
+        <w:rPr>
+          <w:rFonts w:ascii="Times New Roman" w:hAnsi="Times New Roman" w:cs="Times New Roman"/>
+          <w:lang w:val="en-US"/>
+        </w:rPr>
+      </w:pPr>
+    </w:p>
+    <w:p>
+      <w:pPr>
+        <w:rPr>
+          <w:rFonts w:ascii="Times New Roman" w:hAnsi="Times New Roman" w:cs="Times New Roman"/>
+          <w:lang w:val="en-US"/>
+        </w:rPr>
+      </w:pPr>
+      <w:r>
+        <w:rPr>
+          <w:rFonts w:ascii="Times New Roman" w:hAnsi="Times New Roman" w:cs="Times New Roman"/>
+          <w:lang w:val="en-US"/>
+        </w:rPr>
+        <w:t xml:space="preserve">1.2 System Architecture </w:t>
+      </w:r>
+    </w:p>
+    <w:p>
+      <w:pPr>
+        <w:rPr>
+          <w:rFonts w:ascii="Times New Roman" w:hAnsi="Times New Roman" w:cs="Times New Roman"/>
+          <w:lang w:val="en-US"/>
+        </w:rPr>
+      </w:pPr>
+      <w:r>
+        <w:rPr>
+          <w:rFonts w:ascii="Times New Roman" w:hAnsi="Times New Roman" w:cs="Times New Roman"/>
+          <w:lang w:val="en-US"/>
+        </w:rPr>
+        <w:t>This project adopts the  “4+1 Architecture View Model” for system design, providing a comprehensive description of the system architecture from five different perspectives</w:t>
+      </w:r>
+      <w:r>
+        <w:rPr>
+          <w:rFonts w:ascii="Times New Roman" w:hAnsi="Times New Roman" w:cs="Times New Roman"/>
+          <w:lang w:val="en-US"/>
+        </w:rPr>
+        <w:t>:</w:t>
+      </w:r>
+    </w:p>
+    <w:p>
+      <w:pPr>
+        <w:pStyle w:val="a9"/>
+        <w:numPr>
+          <w:ilvl w:val="0"/>
+          <w:numId w:val="4"/>
+        </w:numPr>
+        <w:rPr>
+          <w:rFonts w:ascii="Times New Roman" w:hAnsi="Times New Roman" w:cs="Times New Roman"/>
+          <w:lang w:val="en-US"/>
+        </w:rPr>
+      </w:pPr>
+      <w:r>
+        <w:rPr>
+          <w:rFonts w:ascii="Times New Roman" w:hAnsi="Times New Roman" w:cs="Times New Roman"/>
+          <w:b/>
+          <w:bCs/>
+          <w:lang w:val="en-US"/>
+        </w:rPr>
+        <w:t>Logical View</w:t>
+      </w:r>
+      <w:r>
+        <w:rPr>
+          <w:rFonts w:ascii="Times New Roman" w:hAnsi="Times New Roman" w:cs="Times New Roman"/>
+          <w:lang w:val="en-US"/>
+        </w:rPr>
+        <w:t>:</w:t>
+      </w:r>
+      <w:r>
+        <w:rPr>
+          <w:rFonts w:ascii="unset" w:eastAsia="宋体" w:hAnsi="unset" w:cs="宋体"/>
+          <w:color w:val="333333"/>
+          <w:kern w:val="0"/>
+          <w:lang w:val="en-US"/>
+          <w14:ligatures w14:val="none"/>
+        </w:rPr>
+        <w:t xml:space="preserve"> </w:t>
+      </w:r>
+      <w:r>
+        <w:rPr>
+          <w:rFonts w:ascii="Times New Roman" w:hAnsi="Times New Roman" w:cs="Times New Roman"/>
+          <w:lang w:val="en-US"/>
+        </w:rPr>
+        <w:t>Core objects are categorized based on the **Entity-Boundary-Control (EBC) model**:</w:t>
+      </w:r>
+    </w:p>
+    <w:p>
+      <w:pPr>
+        <w:rPr>
+          <w:rFonts w:ascii="Times New Roman" w:hAnsi="Times New Roman" w:cs="Times New Roman"/>
+          <w:lang w:val="en-US"/>
+        </w:rPr>
+      </w:pPr>
+      <w:r>
+        <w:rPr>
+          <w:rFonts w:ascii="Times New Roman" w:hAnsi="Times New Roman" w:cs="Times New Roman"/>
+          <w:lang w:val="en-US"/>
+        </w:rPr>
+        <w:t>- Entity classes: `User` (user), `Position` (position), `Application` (application), `Topic/Comment` (forum topic/comment), `TaNotification` (notification) – objects that store persistent data</w:t>
+      </w:r>
+    </w:p>
+    <w:p>
+      <w:pPr>
+        <w:rPr>
+          <w:rFonts w:ascii="Times New Roman" w:hAnsi="Times New Roman" w:cs="Times New Roman"/>
+          <w:lang w:val="en-US"/>
+        </w:rPr>
+      </w:pPr>
+      <w:r>
+        <w:rPr>
+          <w:rFonts w:ascii="Times New Roman" w:hAnsi="Times New Roman" w:cs="Times New Roman"/>
+          <w:lang w:val="en-US"/>
+        </w:rPr>
+        <w:lastRenderedPageBreak/>
+        <w:t>- Boundary classes: `AuthUI` (login interface), `TAJobsUI` (job listing interface), `MoPublishUI` (posting interface), `MoReviewUI` (review interface), `AdminUI` (administrator interface), `ProfileUI` (profile interface) – User interface components</w:t>
+      </w:r>
+    </w:p>
+    <w:p>
+      <w:pPr>
+        <w:rPr>
+          <w:rFonts w:ascii="Times New Roman" w:hAnsi="Times New Roman" w:cs="Times New Roman"/>
+          <w:lang w:val="en-US"/>
+        </w:rPr>
+      </w:pPr>
+      <w:r>
+        <w:rPr>
+          <w:rFonts w:ascii="Times New Roman" w:hAnsi="Times New Roman" w:cs="Times New Roman"/>
+          <w:lang w:val="en-US"/>
+        </w:rPr>
+        <w:t>- Control classes: `AuthService` (Authentication Manager), `TAJobService` (Application Manager), `MOReviewService` (Review Controller), `AdminService` (Administrator Service), `MoPublishUService` (Publication Controller), etc. – These are business logic controllers.</w:t>
+      </w:r>
+    </w:p>
+    <w:p>
+      <w:pPr>
+        <w:rPr>
+          <w:rFonts w:ascii="Times New Roman" w:hAnsi="Times New Roman" w:cs="Times New Roman" w:hint="eastAsia"/>
+          <w:lang w:val="en-US"/>
+        </w:rPr>
+      </w:pPr>
+    </w:p>
+    <w:p>
+      <w:pPr>
+        <w:pStyle w:val="a9"/>
+        <w:numPr>
+          <w:ilvl w:val="0"/>
+          <w:numId w:val="1"/>
+        </w:numPr>
+        <w:ind w:left="360"/>
+        <w:rPr>
+          <w:rFonts w:ascii="Times New Roman" w:hAnsi="Times New Roman" w:cs="Times New Roman"/>
+          <w:lang w:val="en-US"/>
+        </w:rPr>
+      </w:pPr>
+      <w:r>
+        <w:rPr>
+          <w:rFonts w:ascii="Times New Roman" w:hAnsi="Times New Roman" w:cs="Times New Roman"/>
+          <w:lang w:val="en-US"/>
+        </w:rPr>
+        <w:t>Development View:</w:t>
+      </w:r>
+      <w:r>
+        <w:t xml:space="preserve"> </w:t>
+      </w:r>
+      <w:r>
+        <w:rPr>
+          <w:rFonts w:ascii="Times New Roman" w:hAnsi="Times New Roman" w:cs="Times New Roman"/>
+          <w:lang w:val="en-US"/>
+        </w:rPr>
+        <w:t>When developing the project, we divided it into seven functional modules:</w:t>
+      </w:r>
+    </w:p>
+    <w:p>
+      <w:pPr>
+        <w:pStyle w:val="a9"/>
+        <w:numPr>
+          <w:ilvl w:val="0"/>
+          <w:numId w:val="2"/>
+        </w:numPr>
+        <w:rPr>
+          <w:rFonts w:ascii="Times New Roman" w:hAnsi="Times New Roman" w:cs="Times New Roman"/>
+          <w:lang w:val="en-US"/>
+        </w:rPr>
+      </w:pPr>
+      <w:r>
+        <w:rPr>
+          <w:rFonts w:ascii="Times New Roman" w:hAnsi="Times New Roman" w:cs="Times New Roman"/>
+          <w:lang w:val="en-US"/>
+        </w:rPr>
+        <w:t>`admin_system/` — Administrator system module (includes model, repository, and foundation sub-packages)</w:t>
+      </w:r>
+    </w:p>
+    <w:p>
+      <w:pPr>
+        <w:pStyle w:val="a9"/>
+        <w:numPr>
+          <w:ilvl w:val="0"/>
+          <w:numId w:val="2"/>
+        </w:numPr>
+        <w:rPr>
+          <w:rFonts w:ascii="Times New Roman" w:hAnsi="Times New Roman" w:cs="Times New Roman"/>
+          <w:lang w:val="en-US"/>
+        </w:rPr>
+      </w:pPr>
+      <w:r>
+        <w:rPr>
+          <w:rFonts w:ascii="Times New Roman" w:hAnsi="Times New Roman" w:cs="Times New Roman"/>
+          <w:lang w:val="en-US"/>
+        </w:rPr>
+        <w:t>`auth/` — Authentication and session management module</w:t>
+      </w:r>
+    </w:p>
+    <w:p>
+      <w:pPr>
+        <w:pStyle w:val="a9"/>
+        <w:numPr>
+          <w:ilvl w:val="0"/>
+          <w:numId w:val="2"/>
+        </w:numPr>
+        <w:rPr>
+          <w:rFonts w:ascii="Times New Roman" w:hAnsi="Times New Roman" w:cs="Times New Roman"/>
+          <w:lang w:val="en-US"/>
+        </w:rPr>
+      </w:pPr>
+      <w:r>
+        <w:rPr>
+          <w:rFonts w:ascii="Times New Roman" w:hAnsi="Times New Roman" w:cs="Times New Roman"/>
+          <w:lang w:val="en-US"/>
+        </w:rPr>
+        <w:t>`profile/` — User profile and CV management module</w:t>
+      </w:r>
+    </w:p>
+    <w:p>
+      <w:pPr>
+        <w:pStyle w:val="a9"/>
+        <w:numPr>
+          <w:ilvl w:val="0"/>
+          <w:numId w:val="2"/>
+        </w:numPr>
+        <w:rPr>
+          <w:rFonts w:ascii="Times New Roman" w:hAnsi="Times New Roman" w:cs="Times New Roman"/>
+          <w:lang w:val="en-US"/>
+        </w:rPr>
+      </w:pPr>
+      <w:r>
+        <w:rPr>
+          <w:rFonts w:ascii="Times New Roman" w:hAnsi="Times New Roman" w:cs="Times New Roman"/>
+          <w:lang w:val="en-US"/>
+        </w:rPr>
+        <w:t>`ta_jobs/` — Module for browsing and applying for TA positions</w:t>
+      </w:r>
+    </w:p>
+    <w:p>
+      <w:pPr>
+        <w:pStyle w:val="a9"/>
+        <w:numPr>
+          <w:ilvl w:val="0"/>
+          <w:numId w:val="2"/>
+        </w:numPr>
+        <w:rPr>
+          <w:rFonts w:ascii="Times New Roman" w:hAnsi="Times New Roman" w:cs="Times New Roman"/>
+          <w:lang w:val="en-US"/>
+        </w:rPr>
+      </w:pPr>
+      <w:r>
+        <w:rPr>
+          <w:rFonts w:ascii="Times New Roman" w:hAnsi="Times New Roman" w:cs="Times New Roman"/>
+          <w:lang w:val="en-US"/>
+        </w:rPr>
+        <w:t>`mo_publish/` — MO Position Publishing Module</w:t>
+      </w:r>
+    </w:p>
+    <w:p>
+      <w:pPr>
+        <w:pStyle w:val="a9"/>
+        <w:numPr>
+          <w:ilvl w:val="0"/>
+          <w:numId w:val="2"/>
+        </w:numPr>
+        <w:rPr>
+          <w:rFonts w:ascii="Times New Roman" w:hAnsi="Times New Roman" w:cs="Times New Roman"/>
+          <w:lang w:val="en-US"/>
+        </w:rPr>
+      </w:pPr>
+      <w:r>
+        <w:rPr>
+          <w:rFonts w:ascii="Times New Roman" w:hAnsi="Times New Roman" w:cs="Times New Roman"/>
+          <w:lang w:val="en-US"/>
+        </w:rPr>
+        <w:t>`mo_review/` — MO Review and Interview Management Module</w:t>
+      </w:r>
+    </w:p>
+    <w:p>
+      <w:pPr>
+        <w:pStyle w:val="a9"/>
+        <w:numPr>
+          <w:ilvl w:val="0"/>
+          <w:numId w:val="2"/>
+        </w:numPr>
+        <w:rPr>
+          <w:rFonts w:ascii="Times New Roman" w:hAnsi="Times New Roman" w:cs="Times New Roman"/>
+          <w:lang w:val="en-US"/>
+        </w:rPr>
+      </w:pPr>
+      <w:r>
+        <w:rPr>
+          <w:rFonts w:ascii="Times New Roman" w:hAnsi="Times New Roman" w:cs="Times New Roman"/>
+          <w:lang w:val="en-US"/>
+        </w:rPr>
+        <w:t>`forum/` — Forum discussion module</w:t>
+      </w:r>
+    </w:p>
+    <w:p>
+      <w:pPr>
+        <w:rPr>
+          <w:rFonts w:ascii="Times New Roman" w:hAnsi="Times New Roman" w:cs="Times New Roman"/>
+          <w:lang w:val="en-US"/>
+        </w:rPr>
+      </w:pPr>
+      <w:r>
+        <w:rPr>
+          <w:rFonts w:ascii="Times New Roman" w:hAnsi="Times New Roman" w:cs="Times New Roman" w:hint="eastAsia"/>
+          <w:lang w:val="en-US"/>
+        </w:rPr>
+        <w:t>Within each module, there</w:t>
+      </w:r>
+      <w:r>
+        <w:rPr>
+          <w:rFonts w:ascii="Times New Roman" w:hAnsi="Times New Roman" w:cs="Times New Roman" w:hint="eastAsia"/>
+          <w:lang w:val="en-US"/>
+        </w:rPr>
+        <w:t>’</w:t>
+      </w:r>
+      <w:r>
+        <w:rPr>
+          <w:rFonts w:ascii="Times New Roman" w:hAnsi="Times New Roman" w:cs="Times New Roman" w:hint="eastAsia"/>
+          <w:lang w:val="en-US"/>
+        </w:rPr>
+        <w:t xml:space="preserve">s also a modular package structure (ui/dao/service/util). The dependency flow is: UI </w:t>
+      </w:r>
+      <w:r>
+        <w:rPr>
+          <w:rFonts w:ascii="Times New Roman" w:hAnsi="Times New Roman" w:cs="Times New Roman" w:hint="eastAsia"/>
+          <w:lang w:val="en-US"/>
+        </w:rPr>
+        <w:t>→</w:t>
+      </w:r>
+      <w:r>
+        <w:rPr>
+          <w:rFonts w:ascii="Times New Roman" w:hAnsi="Times New Roman" w:cs="Times New Roman" w:hint="eastAsia"/>
+          <w:lang w:val="en-US"/>
+        </w:rPr>
+        <w:t xml:space="preserve"> Service </w:t>
+      </w:r>
+      <w:r>
+        <w:rPr>
+          <w:rFonts w:ascii="Times New Roman" w:hAnsi="Times New Roman" w:cs="Times New Roman" w:hint="eastAsia"/>
+          <w:lang w:val="en-US"/>
+        </w:rPr>
+        <w:t>→</w:t>
+      </w:r>
+      <w:r>
+        <w:rPr>
+          <w:rFonts w:ascii="Times New Roman" w:hAnsi="Times New Roman" w:cs="Times New Roman" w:hint="eastAsia"/>
+          <w:lang w:val="en-US"/>
+        </w:rPr>
+        <w:t xml:space="preserve"> Repository </w:t>
+      </w:r>
+      <w:r>
+        <w:rPr>
+          <w:rFonts w:ascii="Times New Roman" w:hAnsi="Times New Roman" w:cs="Times New Roman" w:hint="eastAsia"/>
+          <w:lang w:val="en-US"/>
+        </w:rPr>
+        <w:t>→</w:t>
+      </w:r>
+      <w:r>
+        <w:rPr>
+          <w:rFonts w:ascii="Times New Roman" w:hAnsi="Times New Roman" w:cs="Times New Roman" w:hint="eastAsia"/>
+          <w:lang w:val="en-US"/>
+        </w:rPr>
+        <w:t xml:space="preserve"> CSV Storage. Dependencies are unidirectional, and cross-layer calls are not allowed.</w:t>
+      </w:r>
+    </w:p>
+    <w:p>
+      <w:pPr>
+        <w:pStyle w:val="a9"/>
+        <w:numPr>
+          <w:ilvl w:val="0"/>
+          <w:numId w:val="1"/>
+        </w:numPr>
+        <w:ind w:left="360"/>
+        <w:rPr>
+          <w:rFonts w:ascii="Times New Roman" w:hAnsi="Times New Roman" w:cs="Times New Roman"/>
+          <w:lang w:val="en-US"/>
+        </w:rPr>
+      </w:pPr>
+      <w:r>
+        <w:rPr>
+          <w:rFonts w:ascii="Times New Roman" w:hAnsi="Times New Roman" w:cs="Times New Roman"/>
+          <w:lang w:val="en-US"/>
+        </w:rPr>
+        <w:t xml:space="preserve">Process View: </w:t>
+      </w:r>
+      <w:r>
+        <w:rPr>
+          <w:rFonts w:ascii="Times New Roman" w:hAnsi="Times New Roman" w:cs="Times New Roman"/>
+          <w:lang w:val="en-US"/>
+        </w:rPr>
+        <w:t>Considering that this is a lightweight campus application with a limited number of users and no need for high-concurrency handling, we’ve adopted a single-threaded GUI approach with synchronous business processes to meet the requirements of a lightweight course management system.</w:t>
+      </w:r>
+    </w:p>
+    <w:p>
+      <w:pPr>
+        <w:pStyle w:val="a9"/>
+        <w:numPr>
+          <w:ilvl w:val="1"/>
+          <w:numId w:val="5"/>
+        </w:numPr>
+        <w:rPr>
+          <w:rFonts w:ascii="Times New Roman" w:hAnsi="Times New Roman" w:cs="Times New Roman"/>
+          <w:lang w:val="en-US"/>
+        </w:rPr>
+      </w:pPr>
+      <w:r>
+        <w:rPr>
+          <w:rFonts w:ascii="Times New Roman" w:hAnsi="Times New Roman" w:cs="Times New Roman"/>
+          <w:lang w:val="en-US"/>
+        </w:rPr>
+        <w:t>Main Thread: Java Swing Event Dispatch Thread (EDT), responsible for handling all UI interactions</w:t>
+      </w:r>
+    </w:p>
+    <w:p>
+      <w:pPr>
+        <w:pStyle w:val="a9"/>
+        <w:numPr>
+          <w:ilvl w:val="1"/>
+          <w:numId w:val="5"/>
+        </w:numPr>
+        <w:rPr>
+          <w:rFonts w:ascii="Times New Roman" w:hAnsi="Times New Roman" w:cs="Times New Roman"/>
+          <w:lang w:val="en-US"/>
+        </w:rPr>
+      </w:pPr>
+      <w:r>
+        <w:rPr>
+          <w:rFonts w:ascii="Times New Roman" w:hAnsi="Times New Roman" w:cs="Times New Roman"/>
+          <w:lang w:val="en-US"/>
+        </w:rPr>
+        <w:t>Business threads: Service layer methods are executed synchronously in EDT, with no concurrent or asynchronous tasks.</w:t>
+      </w:r>
+    </w:p>
+    <w:p>
+      <w:pPr>
+        <w:pStyle w:val="a9"/>
+        <w:numPr>
+          <w:ilvl w:val="1"/>
+          <w:numId w:val="5"/>
+        </w:numPr>
+        <w:rPr>
+          <w:rFonts w:ascii="Times New Roman" w:hAnsi="Times New Roman" w:cs="Times New Roman"/>
+          <w:lang w:val="en-US"/>
+        </w:rPr>
+      </w:pPr>
+      <w:r>
+        <w:rPr>
+          <w:rFonts w:ascii="Times New Roman" w:hAnsi="Times New Roman" w:cs="Times New Roman"/>
+          <w:lang w:val="en-US"/>
+        </w:rPr>
+        <w:t>File I/O: Synchronous file reading and writing is performed using `CsvUtil` and `FileStorageUtil`. File locks are utilized to prevent concurrent writing conflicts.</w:t>
+      </w:r>
+    </w:p>
+    <w:p>
+      <w:pPr>
+        <w:pStyle w:val="a9"/>
+        <w:numPr>
+          <w:ilvl w:val="0"/>
+          <w:numId w:val="3"/>
+        </w:numPr>
+        <w:rPr>
+          <w:rFonts w:ascii="Times New Roman" w:hAnsi="Times New Roman" w:cs="Times New Roman"/>
+          <w:lang w:val="en-US"/>
+        </w:rPr>
+      </w:pPr>
+      <w:r>
+        <w:rPr>
+          <w:rFonts w:ascii="Times New Roman" w:hAnsi="Times New Roman" w:cs="Times New Roman"/>
+          <w:lang w:val="en-US"/>
+        </w:rPr>
+        <w:t xml:space="preserve">Physical View: </w:t>
+      </w:r>
+      <w:r>
+        <w:rPr>
+          <w:rFonts w:ascii="Times New Roman" w:hAnsi="Times New Roman" w:cs="Times New Roman"/>
+          <w:lang w:val="en-US"/>
+        </w:rPr>
+        <w:t>Standalone applications developed using Java Swing, with local file storage:</w:t>
+      </w:r>
+    </w:p>
+    <w:p>
+      <w:pPr>
+        <w:pStyle w:val="a9"/>
+        <w:numPr>
+          <w:ilvl w:val="1"/>
+          <w:numId w:val="1"/>
+        </w:numPr>
+        <w:ind w:left="927"/>
+        <w:rPr>
+          <w:rFonts w:ascii="Times New Roman" w:hAnsi="Times New Roman" w:cs="Times New Roman"/>
+          <w:lang w:val="en-US"/>
+        </w:rPr>
+      </w:pPr>
+      <w:r>
+        <w:rPr>
+          <w:rFonts w:ascii="Times New Roman" w:hAnsi="Times New Roman" w:cs="Times New Roman"/>
+          <w:lang w:val="en-US"/>
+        </w:rPr>
+        <w:t>Deployment unit: A single Java application (`Home2.java` serves as the entry point)</w:t>
+      </w:r>
+    </w:p>
+    <w:p>
+      <w:pPr>
+        <w:pStyle w:val="a9"/>
+        <w:numPr>
+          <w:ilvl w:val="1"/>
+          <w:numId w:val="1"/>
+        </w:numPr>
+        <w:ind w:left="927"/>
+        <w:rPr>
+          <w:rFonts w:ascii="Times New Roman" w:hAnsi="Times New Roman" w:cs="Times New Roman"/>
+          <w:lang w:val="en-US"/>
+        </w:rPr>
+      </w:pPr>
+      <w:r>
+        <w:rPr>
+          <w:rFonts w:ascii="Times New Roman" w:hAnsi="Times New Roman" w:cs="Times New Roman"/>
+          <w:lang w:val="en-US"/>
+        </w:rPr>
+        <w:t>Data storage: CSV files in the local `data/` directory (`users.csv`, `positions.csv`, `applications.csv`, etc.)</w:t>
+      </w:r>
+    </w:p>
+    <w:p>
+      <w:pPr>
+        <w:pStyle w:val="a9"/>
+        <w:numPr>
+          <w:ilvl w:val="1"/>
+          <w:numId w:val="1"/>
+        </w:numPr>
+        <w:ind w:left="927"/>
+        <w:rPr>
+          <w:rFonts w:ascii="Times New Roman" w:hAnsi="Times New Roman" w:cs="Times New Roman"/>
+          <w:lang w:val="en-US"/>
+        </w:rPr>
+      </w:pPr>
+      <w:r>
+        <w:rPr>
+          <w:rFonts w:ascii="Times New Roman" w:hAnsi="Times New Roman" w:cs="Times New Roman"/>
+          <w:lang w:val="en-US"/>
+        </w:rPr>
+        <w:t>Running environment: JRE 8+. No server, database, or external middleware required.</w:t>
+      </w:r>
+    </w:p>
+    <w:p>
+      <w:pPr>
+        <w:pStyle w:val="a9"/>
+        <w:numPr>
+          <w:ilvl w:val="1"/>
+          <w:numId w:val="1"/>
+        </w:numPr>
+        <w:ind w:left="927"/>
+        <w:rPr>
+          <w:rFonts w:ascii="Times New Roman" w:hAnsi="Times New Roman" w:cs="Times New Roman"/>
+          <w:lang w:val="en-US"/>
+        </w:rPr>
+      </w:pPr>
+      <w:r>
+        <w:rPr>
+          <w:rFonts w:ascii="Times New Roman" w:hAnsi="Times New Roman" w:cs="Times New Roman"/>
+          <w:lang w:val="en-US"/>
+        </w:rPr>
+        <w:t>Portability: For user convenience, the RunApp.bat file has been created, allowing users to simply click to compile and run the application.</w:t>
+      </w:r>
+    </w:p>
+    <w:p>
+      <w:pPr>
+        <w:pStyle w:val="a9"/>
+        <w:numPr>
+          <w:ilvl w:val="0"/>
+          <w:numId w:val="3"/>
+        </w:numPr>
+        <w:rPr>
+          <w:rFonts w:ascii="Times New Roman" w:hAnsi="Times New Roman" w:cs="Times New Roman"/>
+          <w:lang w:val="en-US"/>
+        </w:rPr>
+      </w:pPr>
+      <w:r>
+        <w:rPr>
+          <w:rFonts w:ascii="Times New Roman" w:hAnsi="Times New Roman" w:cs="Times New Roman"/>
+          <w:lang w:val="en-US"/>
+        </w:rPr>
+        <w:lastRenderedPageBreak/>
+        <w:t xml:space="preserve">Scenario View: </w:t>
+      </w:r>
+      <w:r>
+        <w:rPr>
+          <w:rFonts w:ascii="Times New Roman" w:hAnsi="Times New Roman" w:cs="Times New Roman"/>
+          <w:lang w:val="en-US"/>
+        </w:rPr>
+        <w:t>Architecture validation driven by core user processes:</w:t>
+      </w:r>
+    </w:p>
+    <w:p>
+      <w:pPr>
+        <w:pStyle w:val="a9"/>
+        <w:numPr>
+          <w:ilvl w:val="1"/>
+          <w:numId w:val="1"/>
+        </w:numPr>
+        <w:ind w:left="927"/>
+        <w:rPr>
+          <w:rFonts w:ascii="Times New Roman" w:hAnsi="Times New Roman" w:cs="Times New Roman" w:hint="eastAsia"/>
+          <w:lang w:val="en-US"/>
+        </w:rPr>
+      </w:pPr>
+      <w:r>
+        <w:rPr>
+          <w:rFonts w:ascii="Times New Roman" w:hAnsi="Times New Roman" w:cs="Times New Roman" w:hint="eastAsia"/>
+          <w:lang w:val="en-US"/>
+        </w:rPr>
+        <w:t xml:space="preserve">Scenario 1 (TA applies for a position): Log in (`AuthUI`) </w:t>
+      </w:r>
+      <w:r>
+        <w:rPr>
+          <w:rFonts w:ascii="Times New Roman" w:hAnsi="Times New Roman" w:cs="Times New Roman" w:hint="eastAsia"/>
+          <w:lang w:val="en-US"/>
+        </w:rPr>
+        <w:t>→</w:t>
+      </w:r>
+      <w:r>
+        <w:rPr>
+          <w:rFonts w:ascii="Times New Roman" w:hAnsi="Times New Roman" w:cs="Times New Roman" w:hint="eastAsia"/>
+          <w:lang w:val="en-US"/>
+        </w:rPr>
+        <w:t xml:space="preserve"> Browse positions (`TAJobsUI`) </w:t>
+      </w:r>
+      <w:r>
+        <w:rPr>
+          <w:rFonts w:ascii="Times New Roman" w:hAnsi="Times New Roman" w:cs="Times New Roman" w:hint="eastAsia"/>
+          <w:lang w:val="en-US"/>
+        </w:rPr>
+        <w:t>→</w:t>
+      </w:r>
+      <w:r>
+        <w:rPr>
+          <w:rFonts w:ascii="Times New Roman" w:hAnsi="Times New Roman" w:cs="Times New Roman" w:hint="eastAsia"/>
+          <w:lang w:val="en-US"/>
+        </w:rPr>
+        <w:t xml:space="preserve"> Apply for a position (`TAJobService`) </w:t>
+      </w:r>
+      <w:r>
+        <w:rPr>
+          <w:rFonts w:ascii="Times New Roman" w:hAnsi="Times New Roman" w:cs="Times New Roman" w:hint="eastAsia"/>
+          <w:lang w:val="en-US"/>
+        </w:rPr>
+        <w:t>→</w:t>
+      </w:r>
+      <w:r>
+        <w:rPr>
+          <w:rFonts w:ascii="Times New Roman" w:hAnsi="Times New Roman" w:cs="Times New Roman" w:hint="eastAsia"/>
+          <w:lang w:val="en-US"/>
+        </w:rPr>
+        <w:t xml:space="preserve"> Check status (`TAJobsUI`) </w:t>
+      </w:r>
+      <w:r>
+        <w:rPr>
+          <w:rFonts w:ascii="Times New Roman" w:hAnsi="Times New Roman" w:cs="Times New Roman" w:hint="eastAsia"/>
+          <w:lang w:val="en-US"/>
+        </w:rPr>
+        <w:t>→</w:t>
+      </w:r>
+      <w:r>
+        <w:rPr>
+          <w:rFonts w:ascii="Times New Roman" w:hAnsi="Times New Roman" w:cs="Times New Roman" w:hint="eastAsia"/>
+          <w:lang w:val="en-US"/>
+        </w:rPr>
+        <w:t xml:space="preserve"> Receive notifications (`TaNotificationService`)</w:t>
+      </w:r>
+    </w:p>
+    <w:p>
+      <w:pPr>
+        <w:pStyle w:val="a9"/>
+        <w:numPr>
+          <w:ilvl w:val="1"/>
+          <w:numId w:val="1"/>
+        </w:numPr>
+        <w:ind w:left="927"/>
+        <w:rPr>
+          <w:rFonts w:ascii="Times New Roman" w:hAnsi="Times New Roman" w:cs="Times New Roman" w:hint="eastAsia"/>
+          <w:lang w:val="en-US"/>
+        </w:rPr>
+      </w:pPr>
+      <w:r>
+        <w:rPr>
+          <w:rFonts w:ascii="Times New Roman" w:hAnsi="Times New Roman" w:cs="Times New Roman" w:hint="eastAsia"/>
+          <w:lang w:val="en-US"/>
+        </w:rPr>
+        <w:t xml:space="preserve">Scenario 2 (MO publishing and review): Log in (`MoPublishUI`) </w:t>
+      </w:r>
+      <w:r>
+        <w:rPr>
+          <w:rFonts w:ascii="Times New Roman" w:hAnsi="Times New Roman" w:cs="Times New Roman" w:hint="eastAsia"/>
+          <w:lang w:val="en-US"/>
+        </w:rPr>
+        <w:t>→</w:t>
+      </w:r>
+      <w:r>
+        <w:rPr>
+          <w:rFonts w:ascii="Times New Roman" w:hAnsi="Times New Roman" w:cs="Times New Roman" w:hint="eastAsia"/>
+          <w:lang w:val="en-US"/>
+        </w:rPr>
+        <w:t xml:space="preserve"> Publish a position (`MOPublishService`) </w:t>
+      </w:r>
+      <w:r>
+        <w:rPr>
+          <w:rFonts w:ascii="Times New Roman" w:hAnsi="Times New Roman" w:cs="Times New Roman" w:hint="eastAsia"/>
+          <w:lang w:val="en-US"/>
+        </w:rPr>
+        <w:t>→</w:t>
+      </w:r>
+      <w:r>
+        <w:rPr>
+          <w:rFonts w:ascii="Times New Roman" w:hAnsi="Times New Roman" w:cs="Times New Roman" w:hint="eastAsia"/>
+          <w:lang w:val="en-US"/>
+        </w:rPr>
+        <w:t xml:space="preserve"> View applications (`MoReviewUI`) </w:t>
+      </w:r>
+      <w:r>
+        <w:rPr>
+          <w:rFonts w:ascii="Times New Roman" w:hAnsi="Times New Roman" w:cs="Times New Roman" w:hint="eastAsia"/>
+          <w:lang w:val="en-US"/>
+        </w:rPr>
+        <w:t>→</w:t>
+      </w:r>
+      <w:r>
+        <w:rPr>
+          <w:rFonts w:ascii="Times New Roman" w:hAnsi="Times New Roman" w:cs="Times New Roman" w:hint="eastAsia"/>
+          <w:lang w:val="en-US"/>
+        </w:rPr>
+        <w:t xml:space="preserve"> Update status (`MOReviewService`) </w:t>
+      </w:r>
+      <w:r>
+        <w:rPr>
+          <w:rFonts w:ascii="Times New Roman" w:hAnsi="Times New Roman" w:cs="Times New Roman" w:hint="eastAsia"/>
+          <w:lang w:val="en-US"/>
+        </w:rPr>
+        <w:t>→</w:t>
+      </w:r>
+      <w:r>
+        <w:rPr>
+          <w:rFonts w:ascii="Times New Roman" w:hAnsi="Times New Roman" w:cs="Times New Roman" w:hint="eastAsia"/>
+          <w:lang w:val="en-US"/>
+        </w:rPr>
+        <w:t xml:space="preserve"> Send notifications (`TaNotificationService`)</w:t>
+      </w:r>
+    </w:p>
+    <w:p>
+      <w:pPr>
+        <w:pStyle w:val="a9"/>
+        <w:numPr>
+          <w:ilvl w:val="1"/>
+          <w:numId w:val="1"/>
+        </w:numPr>
+        <w:ind w:left="927"/>
+        <w:rPr>
+          <w:rFonts w:ascii="Times New Roman" w:hAnsi="Times New Roman" w:cs="Times New Roman"/>
+          <w:lang w:val="en-US"/>
+        </w:rPr>
+      </w:pPr>
+      <w:r>
+        <w:rPr>
+          <w:rFonts w:ascii="Times New Roman" w:hAnsi="Times New Roman" w:cs="Times New Roman" w:hint="eastAsia"/>
+          <w:lang w:val="en-US"/>
+        </w:rPr>
+        <w:t xml:space="preserve">Scenario 3 (Administrator Approval): Log in (`AdminUI`) </w:t>
+      </w:r>
+      <w:r>
+        <w:rPr>
+          <w:rFonts w:ascii="Times New Roman" w:hAnsi="Times New Roman" w:cs="Times New Roman" w:hint="eastAsia"/>
+          <w:lang w:val="en-US"/>
+        </w:rPr>
+        <w:t>→</w:t>
+      </w:r>
+      <w:r>
+        <w:rPr>
+          <w:rFonts w:ascii="Times New Roman" w:hAnsi="Times New Roman" w:cs="Times New Roman" w:hint="eastAsia"/>
+          <w:lang w:val="en-US"/>
+        </w:rPr>
+        <w:t xml:space="preserve"> View users awaiting approval (`AdminService`) </w:t>
+      </w:r>
+      <w:r>
+        <w:rPr>
+          <w:rFonts w:ascii="Times New Roman" w:hAnsi="Times New Roman" w:cs="Times New Roman" w:hint="eastAsia"/>
+          <w:lang w:val="en-US"/>
+        </w:rPr>
+        <w:t>→</w:t>
+      </w:r>
+      <w:r>
+        <w:rPr>
+          <w:rFonts w:ascii="Times New Roman" w:hAnsi="Times New Roman" w:cs="Times New Roman" w:hint="eastAsia"/>
+          <w:lang w:val="en-US"/>
+        </w:rPr>
+        <w:t xml:space="preserve"> Approve/Reject (`UserRepository`) </w:t>
+      </w:r>
+      <w:r>
+        <w:rPr>
+          <w:rFonts w:ascii="Times New Roman" w:hAnsi="Times New Roman" w:cs="Times New Roman" w:hint="eastAsia"/>
+          <w:lang w:val="en-US"/>
+        </w:rPr>
+        <w:t>→</w:t>
+      </w:r>
+      <w:r>
+        <w:rPr>
+          <w:rFonts w:ascii="Times New Roman" w:hAnsi="Times New Roman" w:cs="Times New Roman" w:hint="eastAsia"/>
+          <w:lang w:val="en-US"/>
+        </w:rPr>
+        <w:t xml:space="preserve"> Record audit logs (`FileStorageUtil`)</w:t>
+      </w:r>
+    </w:p>
+    <w:p>
+      <w:pPr>
+        <w:rPr>
+          <w:rFonts w:ascii="Times New Roman" w:hAnsi="Times New Roman" w:cs="Times New Roman"/>
+          <w:lang w:val="en-US"/>
+        </w:rPr>
+      </w:pPr>
+    </w:p>
+    <w:p>
+      <w:pPr>
+        <w:rPr>
+          <w:rFonts w:ascii="Times New Roman" w:hAnsi="Times New Roman" w:cs="Times New Roman"/>
+          <w:lang w:val="en-US"/>
+        </w:rPr>
+      </w:pPr>
+      <w:r>
+        <w:rPr>
+          <w:rFonts w:ascii="Times New Roman" w:hAnsi="Times New Roman" w:cs="Times New Roman"/>
+          <w:lang w:val="en-US"/>
+        </w:rPr>
+        <w:t>1.3 Layered Architecture &amp; Components</w:t>
+      </w:r>
+    </w:p>
+    <w:p>
+      <w:pPr>
+        <w:rPr>
+          <w:rFonts w:ascii="Times New Roman" w:hAnsi="Times New Roman" w:cs="Times New Roman"/>
+          <w:lang w:val="en-US"/>
+        </w:rPr>
+      </w:pPr>
+      <w:r>
+        <w:rPr>
+          <w:rFonts w:ascii="Times New Roman" w:hAnsi="Times New Roman" w:cs="Times New Roman"/>
+          <w:lang w:val="en-US"/>
+        </w:rPr>
+        <w:t xml:space="preserve">The system adopts a </w:t>
+      </w:r>
+      <w:r>
+        <w:rPr>
+          <w:rFonts w:ascii="Times New Roman" w:hAnsi="Times New Roman" w:cs="Times New Roman"/>
+          <w:b/>
+          <w:bCs/>
+          <w:lang w:val="en-US"/>
+        </w:rPr>
+        <w:t>“</w:t>
+      </w:r>
+      <w:r>
+        <w:rPr>
+          <w:rFonts w:ascii="Times New Roman" w:hAnsi="Times New Roman" w:cs="Times New Roman"/>
+          <w:b/>
+          <w:bCs/>
+          <w:lang w:val="en-US"/>
+        </w:rPr>
+        <w:t>three-layer architecture</w:t>
+      </w:r>
+      <w:r>
+        <w:rPr>
+          <w:rFonts w:ascii="Times New Roman" w:hAnsi="Times New Roman" w:cs="Times New Roman"/>
+          <w:b/>
+          <w:bCs/>
+          <w:lang w:val="en-US"/>
+        </w:rPr>
+        <w:t>”</w:t>
+      </w:r>
+      <w:r>
+        <w:rPr>
+          <w:rFonts w:ascii="Times New Roman" w:hAnsi="Times New Roman" w:cs="Times New Roman"/>
+          <w:lang w:val="en-US"/>
+        </w:rPr>
+        <w:t xml:space="preserve"> with a clear separation of concerns:</w:t>
+      </w:r>
+    </w:p>
+    <w:p>
+      <w:pPr>
+        <w:rPr>
+          <w:rFonts w:ascii="Times New Roman" w:hAnsi="Times New Roman" w:cs="Times New Roman"/>
+          <w:lang w:val="en-US"/>
+        </w:rPr>
+      </w:pPr>
+      <w:r>
+        <w:rPr>
+          <w:noProof/>
+        </w:rPr>
+        <w:drawing>
+          <wp:inline distT="0" distB="0" distL="0" distR="0" wp14:anchorId="5AD88499" wp14:editId="3F63D08D">
+            <wp:extent cx="5731510" cy="3674110"/>
+            <wp:effectExtent l="0" t="0" r="2540" b="2540"/>
+            <wp:docPr id="1561671193" name="图片 1"/>
+            <wp:cNvGraphicFramePr>
+              <a:graphicFrameLocks xmlns:a="http://schemas.openxmlformats.org/drawingml/2006/main" noChangeAspect="1"/>
+            </wp:cNvGraphicFramePr>
+            <a:graphic xmlns:a="http://schemas.openxmlformats.org/drawingml/2006/main">
+              <a:graphicData uri="http://schemas.openxmlformats.org/drawingml/2006/picture">
+                <pic:pic xmlns:pic="http://schemas.openxmlformats.org/drawingml/2006/picture">
+                  <pic:nvPicPr>
+                    <pic:cNvPr id="1561671193" name=""/>
+                    <pic:cNvPicPr/>
+                  </pic:nvPicPr>
+                  <pic:blipFill>
+                    <a:blip r:embed="rId7"/>
+                    <a:stretch>
+                      <a:fillRect/>
+                    </a:stretch>
+                  </pic:blipFill>
+                  <pic:spPr>
+                    <a:xfrm>
+                      <a:off x="0" y="0"/>
+                      <a:ext cx="5731510" cy="3674110"/>
+                    </a:xfrm>
+                    <a:prstGeom prst="rect">
+                      <a:avLst/>
+                    </a:prstGeom>
+                  </pic:spPr>
+                </pic:pic>
+              </a:graphicData>
+            </a:graphic>
+          </wp:inline>
+        </w:drawing>
+      </w:r>
+    </w:p>
+    <w:p>
+      <w:pPr>
+        <w:rPr>
+          <w:rFonts w:ascii="Times New Roman" w:hAnsi="Times New Roman" w:cs="Times New Roman"/>
+          <w:lang w:val="en-US"/>
+        </w:rPr>
+      </w:pPr>
+      <w:r>
+        <w:rPr>
+          <w:rFonts w:ascii="Times New Roman" w:hAnsi="Times New Roman" w:cs="Times New Roman"/>
+          <w:lang w:val="en-US"/>
+        </w:rPr>
+        <w:t>Presentation Layer: Handles user interaction through Swing GUI components (`Home2.java`, `AuthUI`, `TAJobsUI`, etc.) and CLI interface (`ConsoleMain.java`). This layer delegates all business operations to the service layer.</w:t>
+      </w:r>
+    </w:p>
+    <w:p>
+      <w:pPr>
+        <w:rPr>
+          <w:rFonts w:ascii="Times New Roman" w:hAnsi="Times New Roman" w:cs="Times New Roman"/>
+          <w:lang w:val="en-US"/>
+        </w:rPr>
+      </w:pPr>
+    </w:p>
+    <w:p>
+      <w:pPr>
+        <w:rPr>
+          <w:rFonts w:ascii="Times New Roman" w:hAnsi="Times New Roman" w:cs="Times New Roman"/>
+          <w:lang w:val="en-US"/>
+        </w:rPr>
+      </w:pPr>
+      <w:r>
+        <w:rPr>
+          <w:rFonts w:ascii="Times New Roman" w:hAnsi="Times New Roman" w:cs="Times New Roman"/>
+          <w:lang w:val="en-US"/>
+        </w:rPr>
+        <w:t>Business Logic Layer: Contains two sub-layers:</w:t>
+      </w:r>
+    </w:p>
+    <w:p>
+      <w:pPr>
+        <w:rPr>
+          <w:rFonts w:ascii="Times New Roman" w:hAnsi="Times New Roman" w:cs="Times New Roman"/>
+          <w:lang w:val="en-US"/>
+        </w:rPr>
+      </w:pPr>
+      <w:r>
+        <w:rPr>
+          <w:rFonts w:ascii="Times New Roman" w:hAnsi="Times New Roman" w:cs="Times New Roman"/>
+          <w:lang w:val="en-US"/>
+        </w:rPr>
+        <w:t>   - **Service Layer**: Implements business rules and workflows (`AuthService`, `TAJobService`, `MOReviewService`, etc.)</w:t>
+      </w:r>
+    </w:p>
+    <w:p>
+      <w:pPr>
+        <w:rPr>
+          <w:rFonts w:ascii="Times New Roman" w:hAnsi="Times New Roman" w:cs="Times New Roman"/>
+          <w:lang w:val="en-US"/>
+        </w:rPr>
+      </w:pPr>
+      <w:r>
+        <w:rPr>
+          <w:rFonts w:ascii="Times New Roman" w:hAnsi="Times New Roman" w:cs="Times New Roman"/>
+          <w:lang w:val="en-US"/>
+        </w:rPr>
+        <w:lastRenderedPageBreak/>
+        <w:t>   - **Repository Layer**: Abstracts data access operations (`UserRepository`, `PositionRepository`, `ApplicationRepository`)</w:t>
+      </w:r>
+    </w:p>
+    <w:p>
+      <w:pPr>
+        <w:rPr>
+          <w:rFonts w:ascii="Times New Roman" w:hAnsi="Times New Roman" w:cs="Times New Roman"/>
+          <w:lang w:val="en-US"/>
+        </w:rPr>
+      </w:pPr>
+    </w:p>
+    <w:p>
+      <w:pPr>
+        <w:rPr>
+          <w:rFonts w:ascii="Times New Roman" w:hAnsi="Times New Roman" w:cs="Times New Roman" w:hint="eastAsia"/>
+          <w:lang w:val="en-US"/>
+        </w:rPr>
+      </w:pPr>
+      <w:r>
+        <w:rPr>
+          <w:rFonts w:ascii="Times New Roman" w:hAnsi="Times New Roman" w:cs="Times New Roman"/>
+          <w:lang w:val="en-US"/>
+        </w:rPr>
+        <w:t>Data Storage Layer: Persistent storage using CSV files in the `data/` directory. Repositories handle all read/write operations through utility classes (`CsvUtil`, `FileStorageUtil`).</w:t>
+      </w:r>
+    </w:p>
+    <w:p>
+      <w:pPr>
+        <w:rPr>
+          <w:rFonts w:ascii="Times New Roman" w:hAnsi="Times New Roman" w:cs="Times New Roman"/>
+          <w:lang w:val="en-US"/>
+        </w:rPr>
+      </w:pPr>
+      <w:r>
+        <w:rPr>
+          <w:rFonts w:ascii="Times New Roman" w:hAnsi="Times New Roman" w:cs="Times New Roman"/>
+          <w:lang w:val="en-US"/>
+        </w:rPr>
+        <w:t>Architectural Style: Layered architecture with strict unidirectional dependencies. The presentation layer depends on services, services depend on repositories, and repositories handle CSV I/O. No layer skips another.</w:t>
+      </w:r>
+    </w:p>
+    <w:p>
+      <w:pPr>
+        <w:rPr>
+          <w:rFonts w:ascii="Times New Roman" w:hAnsi="Times New Roman" w:cs="Times New Roman"/>
+          <w:lang w:val="en-US"/>
+        </w:rPr>
+      </w:pPr>
+    </w:p>
+    <w:p>
+      <w:pPr>
+        <w:rPr>
+          <w:rFonts w:ascii="Times New Roman" w:hAnsi="Times New Roman" w:cs="Times New Roman"/>
+          <w:lang w:val="en-US"/>
+        </w:rPr>
+      </w:pPr>
+      <w:r>
+        <w:rPr>
+          <w:rFonts w:ascii="Times New Roman" w:hAnsi="Times New Roman" w:cs="Times New Roman"/>
+          <w:lang w:val="en-US"/>
+        </w:rPr>
+        <w:t xml:space="preserve">1.4 Design Principles &amp; Patterns </w:t>
+      </w:r>
+    </w:p>
+    <w:p>
+      <w:pPr>
+        <w:rPr>
+          <w:rFonts w:ascii="Times New Roman" w:hAnsi="Times New Roman" w:cs="Times New Roman"/>
+          <w:lang w:val="en-US"/>
+        </w:rPr>
+      </w:pPr>
+      <w:r>
+        <w:rPr>
+          <w:rFonts w:ascii="Times New Roman" w:hAnsi="Times New Roman" w:cs="Times New Roman"/>
+          <w:lang w:val="en-US"/>
+        </w:rPr>
+        <w:t xml:space="preserve">Design Principles </w:t>
+      </w:r>
+    </w:p>
+    <w:p>
+      <w:pPr>
+        <w:pStyle w:val="a9"/>
+        <w:numPr>
+          <w:ilvl w:val="0"/>
+          <w:numId w:val="6"/>
+        </w:numPr>
+        <w:rPr>
+          <w:rFonts w:ascii="Times New Roman" w:hAnsi="Times New Roman" w:cs="Times New Roman"/>
+          <w:lang w:val="en-US"/>
+        </w:rPr>
+      </w:pPr>
+      <w:r>
+        <w:rPr>
+          <w:rFonts w:ascii="Times New Roman" w:hAnsi="Times New Roman" w:cs="Times New Roman"/>
+          <w:lang w:val="en-US"/>
+        </w:rPr>
+        <w:t>Single Responsibility Principle (SRP): Each class should have only one responsibility.</w:t>
+      </w:r>
+    </w:p>
+    <w:p>
+      <w:pPr>
+        <w:pStyle w:val="a9"/>
+        <w:numPr>
+          <w:ilvl w:val="0"/>
+          <w:numId w:val="6"/>
+        </w:numPr>
+        <w:rPr>
+          <w:rFonts w:ascii="Times New Roman" w:hAnsi="Times New Roman" w:cs="Times New Roman"/>
+          <w:lang w:val="en-US"/>
+        </w:rPr>
+      </w:pPr>
+      <w:r>
+        <w:rPr>
+          <w:rFonts w:ascii="Times New Roman" w:hAnsi="Times New Roman" w:cs="Times New Roman"/>
+          <w:lang w:val="en-US"/>
+        </w:rPr>
+        <w:t>Open-Closed Principle (OCP): Core business code does not need to be modified when adding new functionality. For example, dependency injection can be handled through RecruitmentSystemContext. Thus, adding new modules like Forum or AI Diagnosis does not require altering the existing core service code.</w:t>
+      </w:r>
+    </w:p>
+    <w:p>
+      <w:pPr>
+        <w:pStyle w:val="a9"/>
+        <w:numPr>
+          <w:ilvl w:val="0"/>
+          <w:numId w:val="6"/>
+        </w:numPr>
+        <w:rPr>
+          <w:rFonts w:ascii="Times New Roman" w:hAnsi="Times New Roman" w:cs="Times New Roman"/>
+          <w:lang w:val="en-US"/>
+        </w:rPr>
+      </w:pPr>
+      <w:r>
+        <w:rPr>
+          <w:rFonts w:ascii="Times New Roman" w:hAnsi="Times New Roman" w:cs="Times New Roman"/>
+          <w:lang w:val="en-US"/>
+        </w:rPr>
+        <w:t>Liskov Substitution Principle (LSP): This project does not use inheritance hierarchies. All roles (TA/MO/Admin) are distinguished by the User.role field. Role-specific behaviors are implemented through composition rather than inheritance.</w:t>
+      </w:r>
+    </w:p>
+    <w:p>
+      <w:pPr>
+        <w:pStyle w:val="a9"/>
+        <w:numPr>
+          <w:ilvl w:val="0"/>
+          <w:numId w:val="6"/>
+        </w:numPr>
+        <w:rPr>
+          <w:rFonts w:ascii="Times New Roman" w:hAnsi="Times New Roman" w:cs="Times New Roman"/>
+          <w:lang w:val="en-US"/>
+        </w:rPr>
+      </w:pPr>
+      <w:r>
+        <w:rPr>
+          <w:rFonts w:ascii="Times New Roman" w:hAnsi="Times New Roman" w:cs="Times New Roman"/>
+          <w:lang w:val="en-US"/>
+        </w:rPr>
+        <w:t>Interface Segregation Principle (ISP): This project uses direct dependencies between specific classes, with interfaces being used sparingly. Each module has clear responsibilities, avoiding the problem of “fat interfaces”.</w:t>
+      </w:r>
+    </w:p>
+    <w:p>
+      <w:pPr>
+        <w:pStyle w:val="a9"/>
+        <w:numPr>
+          <w:ilvl w:val="0"/>
+          <w:numId w:val="6"/>
+        </w:numPr>
+        <w:rPr>
+          <w:rFonts w:ascii="Times New Roman" w:hAnsi="Times New Roman" w:cs="Times New Roman"/>
+          <w:lang w:val="en-US"/>
+        </w:rPr>
+      </w:pPr>
+      <w:r>
+        <w:rPr>
+          <w:rFonts w:ascii="Times New Roman" w:hAnsi="Times New Roman" w:cs="Times New Roman"/>
+          <w:lang w:val="en-US"/>
+        </w:rPr>
+        <w:t>Dependency Inversion Principle (DIP): Dependency injection is performed using RecruitmentSystemContext as the composition root. The Service layer depends on the Repository class, thereby achieving inversion of control. The Repository encapsulates the details of CSV data access.</w:t>
+      </w:r>
+    </w:p>
+    <w:p>
+      <w:pPr>
+        <w:rPr>
+          <w:rFonts w:ascii="Times New Roman" w:hAnsi="Times New Roman" w:cs="Times New Roman"/>
+          <w:lang w:val="en-US"/>
+        </w:rPr>
+      </w:pPr>
+      <w:r>
+        <w:rPr>
+          <w:rFonts w:ascii="Times New Roman" w:hAnsi="Times New Roman" w:cs="Times New Roman"/>
+          <w:lang w:val="en-US"/>
+        </w:rPr>
+        <w:t xml:space="preserve">Design Patterns </w:t>
+      </w:r>
+    </w:p>
+    <w:p>
+      <w:pPr>
+        <w:rPr>
+          <w:rFonts w:ascii="Times New Roman" w:hAnsi="Times New Roman" w:cs="Times New Roman"/>
+          <w:lang w:val="en-US"/>
+        </w:rPr>
+      </w:pPr>
+      <w:r>
+        <w:rPr>
+          <w:rFonts w:ascii="Times New Roman" w:hAnsi="Times New Roman" w:cs="Times New Roman"/>
+          <w:lang w:val="en-US"/>
+        </w:rPr>
+        <w:t>1. MVC Pattern: Separates the user interface (view), business logic (controller), and data (model).</w:t>
+      </w:r>
+    </w:p>
+    <w:p>
+      <w:pPr>
+        <w:rPr>
+          <w:rFonts w:ascii="Times New Roman" w:hAnsi="Times New Roman" w:cs="Times New Roman"/>
+          <w:lang w:val="en-US"/>
+        </w:rPr>
+      </w:pPr>
+      <w:r>
+        <w:rPr>
+          <w:rFonts w:ascii="Times New Roman" w:hAnsi="Times New Roman" w:cs="Times New Roman"/>
+          <w:lang w:val="en-US"/>
+        </w:rPr>
+        <w:t>2. Utility patterns: Classes like CsvUtil, FileStorageUtil, and SecurityUtil use static methods. They don’t require instantiation and provide global utility functions.</w:t>
+      </w:r>
+    </w:p>
+    <w:p>
+      <w:pPr>
+        <w:rPr>
+          <w:rFonts w:ascii="Times New Roman" w:hAnsi="Times New Roman" w:cs="Times New Roman"/>
+          <w:lang w:val="en-US"/>
+        </w:rPr>
+      </w:pPr>
+      <w:r>
+        <w:rPr>
+          <w:rFonts w:ascii="Times New Roman" w:hAnsi="Times New Roman" w:cs="Times New Roman"/>
+          <w:lang w:val="en-US"/>
+        </w:rPr>
+        <w:t>3. Factory Pattern (partially used): IdGenerator provides a unified method for ID generation, while CsvUtil offers a general-purpose method for converting CSV rows into objects.</w:t>
+      </w:r>
+    </w:p>
+    <w:p>
+      <w:pPr>
+        <w:rPr>
+          <w:rFonts w:ascii="Times New Roman" w:hAnsi="Times New Roman" w:cs="Times New Roman"/>
+          <w:lang w:val="en-US"/>
+        </w:rPr>
+      </w:pPr>
+      <w:r>
+        <w:rPr>
+          <w:rFonts w:ascii="Times New Roman" w:hAnsi="Times New Roman" w:cs="Times New Roman"/>
+          <w:lang w:val="en-US"/>
+        </w:rPr>
+        <w:t>4. Appearance Pattern: RecruitmentSystemContext serves as the system’s composite root, bringing together all core services (AuthService, TAJobService, MOReviewService, etc.). It provides a unified access point for the entire system, simplifying dependency management between modules.</w:t>
+      </w:r>
+    </w:p>
+    <w:p>
+      <w:pPr>
+        <w:rPr>
+          <w:rFonts w:ascii="Times New Roman" w:hAnsi="Times New Roman" w:cs="Times New Roman"/>
+          <w:lang w:val="en-US"/>
+        </w:rPr>
+      </w:pPr>
+      <w:r>
+        <w:rPr>
+          <w:rFonts w:ascii="Times New Roman" w:hAnsi="Times New Roman" w:cs="Times New Roman"/>
+          <w:lang w:val="en-US"/>
+        </w:rPr>
+        <w:lastRenderedPageBreak/>
+        <w:t>5. Observer Pattern: Notifications are sent when key business events occur, such as changes in application status or new user registrations. The notification logic is decoupled from the business logic. Services trigger notifications by calling TaNotificationService, rather than having the notification logic embedded in the business code.</w:t>
+      </w:r>
+    </w:p>
+    <w:p>
+      <w:pPr>
+        <w:rPr>
+          <w:rFonts w:ascii="Times New Roman" w:hAnsi="Times New Roman" w:cs="Times New Roman"/>
+          <w:lang w:val="en-US"/>
+        </w:rPr>
+      </w:pPr>
+    </w:p>
     <w:bookmarkEnd w:id="0"/>
     <w:bookmarkEnd w:id="1"/>
     <w:p>
       <w:pPr>
-        <w:pStyle w:val="Heading2"/>
+        <w:pStyle w:val="2"/>
         <w:numPr>
           <w:ilvl w:val="0"/>
           <w:numId w:val="1"/>
@@ -637,7 +2064,7 @@
     <w:bookmarkEnd w:id="2"/>
     <w:p>
       <w:pPr>
-        <w:pStyle w:val="Heading2"/>
+        <w:pStyle w:val="2"/>
         <w:numPr>
           <w:ilvl w:val="0"/>
           <w:numId w:val="1"/>
@@ -677,7 +2104,7 @@
     <w:bookmarkEnd w:id="3"/>
     <w:p>
       <w:pPr>
-        <w:pStyle w:val="Heading2"/>
+        <w:pStyle w:val="2"/>
         <w:numPr>
           <w:ilvl w:val="0"/>
           <w:numId w:val="1"/>
@@ -719,63 +2146,47 @@
           <w:rFonts w:ascii="Times New Roman" w:hAnsi="Times New Roman" w:cs="Times New Roman"/>
           <w:color w:val="FF0000"/>
         </w:rPr>
-        <w:t xml:space="preserve">To </w:t>
-      </w:r>
-      <w:proofErr w:type="gramStart"/>
+        <w:t xml:space="preserve">To here  - </w:t>
+      </w:r>
       <w:r>
         <w:rPr>
           <w:rFonts w:ascii="Times New Roman" w:hAnsi="Times New Roman" w:cs="Times New Roman"/>
           <w:color w:val="FF0000"/>
         </w:rPr>
-        <w:t>here  -</w:t>
-      </w:r>
-      <w:proofErr w:type="gramEnd"/>
+        <w:t>No more than 1</w:t>
+      </w:r>
       <w:r>
         <w:rPr>
           <w:rFonts w:ascii="Times New Roman" w:hAnsi="Times New Roman" w:cs="Times New Roman"/>
           <w:color w:val="FF0000"/>
         </w:rPr>
-        <w:t xml:space="preserve"> </w:t>
+        <w:t>0</w:t>
       </w:r>
       <w:r>
         <w:rPr>
           <w:rFonts w:ascii="Times New Roman" w:hAnsi="Times New Roman" w:cs="Times New Roman"/>
           <w:color w:val="FF0000"/>
         </w:rPr>
-        <w:t>No more than 1</w:t>
+        <w:t xml:space="preserve"> pages</w:t>
       </w:r>
       <w:r>
         <w:rPr>
           <w:rFonts w:ascii="Times New Roman" w:hAnsi="Times New Roman" w:cs="Times New Roman"/>
           <w:color w:val="FF0000"/>
         </w:rPr>
-        <w:t>0</w:t>
+        <w:t xml:space="preserve"> including </w:t>
       </w:r>
       <w:r>
         <w:rPr>
           <w:rFonts w:ascii="Times New Roman" w:hAnsi="Times New Roman" w:cs="Times New Roman"/>
           <w:color w:val="FF0000"/>
         </w:rPr>
-        <w:t xml:space="preserve"> pages</w:t>
-      </w:r>
-      <w:r>
-        <w:rPr>
-          <w:rFonts w:ascii="Times New Roman" w:hAnsi="Times New Roman" w:cs="Times New Roman"/>
-          <w:color w:val="FF0000"/>
-        </w:rPr>
-        <w:t xml:space="preserve"> including </w:t>
-      </w:r>
-      <w:r>
-        <w:rPr>
-          <w:rFonts w:ascii="Times New Roman" w:hAnsi="Times New Roman" w:cs="Times New Roman"/>
-          <w:color w:val="FF0000"/>
-        </w:rPr>
         <w:t>tables, charts, figures and diagrams you may have.</w:t>
       </w:r>
     </w:p>
     <w:p>
       <w:pPr>
-        <w:pStyle w:val="Heading1"/>
+        <w:pStyle w:val="1"/>
         <w:rPr>
           <w:rFonts w:ascii="Times New Roman" w:hAnsi="Times New Roman" w:cs="Times New Roman"/>
         </w:rPr>
@@ -878,7 +2289,6 @@
         <w:rPr>
           <w:rFonts w:ascii="Times New Roman" w:hAnsi="Times New Roman" w:cs="Times New Roman"/>
         </w:rPr>
-        <w:lastRenderedPageBreak/>
         <w:t>QM no:</w:t>
       </w:r>
       <w:r>
@@ -960,7 +2370,7 @@
       </w:pPr>
     </w:p>
     <w:sectPr>
-      <w:footerReference w:type="default" r:id="rId7"/>
+      <w:footerReference w:type="default" r:id="rId8"/>
       <w:pgSz w:w="11906" w:h="16838"/>
       <w:pgMar w:top="1440" w:right="1440" w:bottom="1440" w:left="1440" w:header="708" w:footer="708" w:gutter="0"/>
       <w:cols w:space="708"/>
@@ -1017,7 +2427,7 @@
         <w:sdtContent>
           <w:p>
             <w:pPr>
-              <w:pStyle w:val="Footer"/>
+              <w:pStyle w:val="af1"/>
               <w:jc w:val="right"/>
             </w:pPr>
             <w:r>
@@ -1119,7 +2529,7 @@
   </w:sdt>
   <w:p>
     <w:pPr>
-      <w:pStyle w:val="Footer"/>
+      <w:pStyle w:val="af1"/>
     </w:pPr>
   </w:p>
 </w:ftr>
@@ -1153,6 +2563,388 @@
 <file path=word/numbering.xml><?xml version="1.0" encoding="utf-8"?>
 <w:numbering xmlns:wpc="http://schemas.microsoft.com/office/word/2010/wordprocessingCanvas" xmlns:cx="http://schemas.microsoft.com/office/drawing/2014/chartex" xmlns:cx1="http://schemas.microsoft.com/office/drawing/2015/9/8/chartex" xmlns:cx2="http://schemas.microsoft.com/office/drawing/2015/10/21/chartex" xmlns:cx3="http://schemas.microsoft.com/office/drawing/2016/5/9/chartex" xmlns:cx4="http://schemas.microsoft.com/office/drawing/2016/5/10/chartex" xmlns:cx5="http://schemas.microsoft.com/office/drawing/2016/5/11/chartex" xmlns:cx6="http://schemas.microsoft.com/office/drawing/2016/5/12/chartex" xmlns:cx7="http://schemas.microsoft.com/office/drawing/2016/5/13/chartex" xmlns:cx8="http://schemas.microsoft.com/office/drawing/2016/5/14/chartex" xmlns:mc="http://schemas.openxmlformats.org/markup-compatibility/2006" xmlns:aink="http://schemas.microsoft.com/office/drawing/2016/ink" xmlns:am3d="http://schemas.microsoft.com/office/drawing/2017/model3d" xmlns:o="urn:schemas-microsoft-com:office:office" xmlns:oel="http://schemas.microsoft.com/office/2019/extlst" xmlns:r="http://schemas.openxmlformats.org/officeDocument/2006/relationships" xmlns:m="http://schemas.openxmlformats.org/officeDocument/2006/math" xmlns:v="urn:schemas-microsoft-com:vml" xmlns:wp14="http://schemas.microsoft.com/office/word/2010/wordprocessingDrawing" xmlns:wp="http://schemas.openxmlformats.org/drawingml/2006/wordprocessingDrawing" xmlns:w10="urn:schemas-microsoft-com:office:word" xmlns:w="http://schemas.openxmlformats.org/wordprocessingml/2006/main" xmlns:w14="http://schemas.microsoft.com/office/word/2010/wordml" xmlns:w15="http://schemas.microsoft.com/office/word/2012/wordml" xmlns:w16cex="http://schemas.microsoft.com/office/word/2018/wordml/cex" xmlns:w16cid="http://schemas.microsoft.com/office/word/2016/wordml/cid" xmlns:w16="http://schemas.microsoft.com/office/word/2018/wordml" xmlns:w16du="http://schemas.microsoft.com/office/word/2023/wordml/word16du" xmlns:w16sdtdh="http://schemas.microsoft.com/office/word/2020/wordml/sdtdatahash" xmlns:w16sdtfl="http://schemas.microsoft.com/office/word/2024/wordml/sdtformatlock" xmlns:w16se="http://schemas.microsoft.com/office/word/2015/wordml/symex" xmlns:wpg="http://schemas.microsoft.com/office/word/2010/wordprocessingGroup" xmlns:wpi="http://schemas.microsoft.com/office/word/2010/wordprocessingInk" xmlns:wne="http://schemas.microsoft.com/office/word/2006/wordml" xmlns:wps="http://schemas.microsoft.com/office/word/2010/wordprocessingShape" mc:Ignorable="w14 w15 w16se w16cid w16 w16cex w16sdtdh w16sdtfl w16du wp14">
   <w:abstractNum w:abstractNumId="0" w15:restartNumberingAfterBreak="0">
+    <w:nsid w:val="1EF0192D"/>
+    <w:multiLevelType w:val="hybridMultilevel"/>
+    <w:tmpl w:val="24820154"/>
+    <w:lvl w:ilvl="0" w:tplc="1D709A6E">
+      <w:start w:val="1"/>
+      <w:numFmt w:val="decimal"/>
+      <w:lvlText w:val="%1."/>
+      <w:lvlJc w:val="left"/>
+      <w:pPr>
+        <w:ind w:left="360" w:hanging="360"/>
+      </w:pPr>
+      <w:rPr>
+        <w:rFonts w:hint="eastAsia"/>
+      </w:rPr>
+    </w:lvl>
+    <w:lvl w:ilvl="1" w:tplc="04090019" w:tentative="1">
+      <w:start w:val="1"/>
+      <w:numFmt w:val="lowerLetter"/>
+      <w:lvlText w:val="%2)"/>
+      <w:lvlJc w:val="left"/>
+      <w:pPr>
+        <w:ind w:left="880" w:hanging="440"/>
+      </w:pPr>
+    </w:lvl>
+    <w:lvl w:ilvl="2" w:tplc="0409001B" w:tentative="1">
+      <w:start w:val="1"/>
+      <w:numFmt w:val="lowerRoman"/>
+      <w:lvlText w:val="%3."/>
+      <w:lvlJc w:val="right"/>
+      <w:pPr>
+        <w:ind w:left="1320" w:hanging="440"/>
+      </w:pPr>
+    </w:lvl>
+    <w:lvl w:ilvl="3" w:tplc="0409000F" w:tentative="1">
+      <w:start w:val="1"/>
+      <w:numFmt w:val="decimal"/>
+      <w:lvlText w:val="%4."/>
+      <w:lvlJc w:val="left"/>
+      <w:pPr>
+        <w:ind w:left="1760" w:hanging="440"/>
+      </w:pPr>
+    </w:lvl>
+    <w:lvl w:ilvl="4" w:tplc="04090019" w:tentative="1">
+      <w:start w:val="1"/>
+      <w:numFmt w:val="lowerLetter"/>
+      <w:lvlText w:val="%5)"/>
+      <w:lvlJc w:val="left"/>
+      <w:pPr>
+        <w:ind w:left="2200" w:hanging="440"/>
+      </w:pPr>
+    </w:lvl>
+    <w:lvl w:ilvl="5" w:tplc="0409001B" w:tentative="1">
+      <w:start w:val="1"/>
+      <w:numFmt w:val="lowerRoman"/>
+      <w:lvlText w:val="%6."/>
+      <w:lvlJc w:val="right"/>
+      <w:pPr>
+        <w:ind w:left="2640" w:hanging="440"/>
+      </w:pPr>
+    </w:lvl>
+    <w:lvl w:ilvl="6" w:tplc="0409000F" w:tentative="1">
+      <w:start w:val="1"/>
+      <w:numFmt w:val="decimal"/>
+      <w:lvlText w:val="%7."/>
+      <w:lvlJc w:val="left"/>
+      <w:pPr>
+        <w:ind w:left="3080" w:hanging="440"/>
+      </w:pPr>
+    </w:lvl>
+    <w:lvl w:ilvl="7" w:tplc="04090019" w:tentative="1">
+      <w:start w:val="1"/>
+      <w:numFmt w:val="lowerLetter"/>
+      <w:lvlText w:val="%8)"/>
+      <w:lvlJc w:val="left"/>
+      <w:pPr>
+        <w:ind w:left="3520" w:hanging="440"/>
+      </w:pPr>
+    </w:lvl>
+    <w:lvl w:ilvl="8" w:tplc="0409001B" w:tentative="1">
+      <w:start w:val="1"/>
+      <w:numFmt w:val="lowerRoman"/>
+      <w:lvlText w:val="%9."/>
+      <w:lvlJc w:val="right"/>
+      <w:pPr>
+        <w:ind w:left="3960" w:hanging="440"/>
+      </w:pPr>
+    </w:lvl>
+  </w:abstractNum>
+  <w:abstractNum w:abstractNumId="1" w15:restartNumberingAfterBreak="0">
+    <w:nsid w:val="277F72E9"/>
+    <w:multiLevelType w:val="hybridMultilevel"/>
+    <w:tmpl w:val="B56A501E"/>
+    <w:lvl w:ilvl="0" w:tplc="A4560142">
+      <w:start w:val="1"/>
+      <w:numFmt w:val="decimal"/>
+      <w:lvlText w:val="%1."/>
+      <w:lvlJc w:val="left"/>
+      <w:pPr>
+        <w:ind w:left="360" w:hanging="360"/>
+      </w:pPr>
+      <w:rPr>
+        <w:rFonts w:hint="default"/>
+      </w:rPr>
+    </w:lvl>
+    <w:lvl w:ilvl="1" w:tplc="04090019" w:tentative="1">
+      <w:start w:val="1"/>
+      <w:numFmt w:val="lowerLetter"/>
+      <w:lvlText w:val="%2)"/>
+      <w:lvlJc w:val="left"/>
+      <w:pPr>
+        <w:ind w:left="880" w:hanging="440"/>
+      </w:pPr>
+    </w:lvl>
+    <w:lvl w:ilvl="2" w:tplc="0409001B" w:tentative="1">
+      <w:start w:val="1"/>
+      <w:numFmt w:val="lowerRoman"/>
+      <w:lvlText w:val="%3."/>
+      <w:lvlJc w:val="right"/>
+      <w:pPr>
+        <w:ind w:left="1320" w:hanging="440"/>
+      </w:pPr>
+    </w:lvl>
+    <w:lvl w:ilvl="3" w:tplc="0409000F" w:tentative="1">
+      <w:start w:val="1"/>
+      <w:numFmt w:val="decimal"/>
+      <w:lvlText w:val="%4."/>
+      <w:lvlJc w:val="left"/>
+      <w:pPr>
+        <w:ind w:left="1760" w:hanging="440"/>
+      </w:pPr>
+    </w:lvl>
+    <w:lvl w:ilvl="4" w:tplc="04090019" w:tentative="1">
+      <w:start w:val="1"/>
+      <w:numFmt w:val="lowerLetter"/>
+      <w:lvlText w:val="%5)"/>
+      <w:lvlJc w:val="left"/>
+      <w:pPr>
+        <w:ind w:left="2200" w:hanging="440"/>
+      </w:pPr>
+    </w:lvl>
+    <w:lvl w:ilvl="5" w:tplc="0409001B" w:tentative="1">
+      <w:start w:val="1"/>
+      <w:numFmt w:val="lowerRoman"/>
+      <w:lvlText w:val="%6."/>
+      <w:lvlJc w:val="right"/>
+      <w:pPr>
+        <w:ind w:left="2640" w:hanging="440"/>
+      </w:pPr>
+    </w:lvl>
+    <w:lvl w:ilvl="6" w:tplc="0409000F" w:tentative="1">
+      <w:start w:val="1"/>
+      <w:numFmt w:val="decimal"/>
+      <w:lvlText w:val="%7."/>
+      <w:lvlJc w:val="left"/>
+      <w:pPr>
+        <w:ind w:left="3080" w:hanging="440"/>
+      </w:pPr>
+    </w:lvl>
+    <w:lvl w:ilvl="7" w:tplc="04090019" w:tentative="1">
+      <w:start w:val="1"/>
+      <w:numFmt w:val="lowerLetter"/>
+      <w:lvlText w:val="%8)"/>
+      <w:lvlJc w:val="left"/>
+      <w:pPr>
+        <w:ind w:left="3520" w:hanging="440"/>
+      </w:pPr>
+    </w:lvl>
+    <w:lvl w:ilvl="8" w:tplc="0409001B" w:tentative="1">
+      <w:start w:val="1"/>
+      <w:numFmt w:val="lowerRoman"/>
+      <w:lvlText w:val="%9."/>
+      <w:lvlJc w:val="right"/>
+      <w:pPr>
+        <w:ind w:left="3960" w:hanging="440"/>
+      </w:pPr>
+    </w:lvl>
+  </w:abstractNum>
+  <w:abstractNum w:abstractNumId="2" w15:restartNumberingAfterBreak="0">
+    <w:nsid w:val="2CDC3B6D"/>
+    <w:multiLevelType w:val="hybridMultilevel"/>
+    <w:tmpl w:val="995E1E12"/>
+    <w:lvl w:ilvl="0" w:tplc="0F7EA9FA">
+      <w:start w:val="1"/>
+      <w:numFmt w:val="bullet"/>
+      <w:lvlText w:val=""/>
+      <w:lvlJc w:val="left"/>
+      <w:pPr>
+        <w:ind w:left="440" w:hanging="440"/>
+      </w:pPr>
+      <w:rPr>
+        <w:rFonts w:ascii="Wingdings" w:hAnsi="Wingdings" w:hint="default"/>
+        <w:sz w:val="20"/>
+        <w:szCs w:val="20"/>
+      </w:rPr>
+    </w:lvl>
+    <w:lvl w:ilvl="1" w:tplc="FFFFFFFF" w:tentative="1">
+      <w:start w:val="1"/>
+      <w:numFmt w:val="bullet"/>
+      <w:lvlText w:val=""/>
+      <w:lvlJc w:val="left"/>
+      <w:pPr>
+        <w:ind w:left="880" w:hanging="440"/>
+      </w:pPr>
+      <w:rPr>
+        <w:rFonts w:ascii="Wingdings" w:hAnsi="Wingdings" w:hint="default"/>
+      </w:rPr>
+    </w:lvl>
+    <w:lvl w:ilvl="2" w:tplc="FFFFFFFF" w:tentative="1">
+      <w:start w:val="1"/>
+      <w:numFmt w:val="bullet"/>
+      <w:lvlText w:val=""/>
+      <w:lvlJc w:val="left"/>
+      <w:pPr>
+        <w:ind w:left="1320" w:hanging="440"/>
+      </w:pPr>
+      <w:rPr>
+        <w:rFonts w:ascii="Wingdings" w:hAnsi="Wingdings" w:hint="default"/>
+      </w:rPr>
+    </w:lvl>
+    <w:lvl w:ilvl="3" w:tplc="FFFFFFFF" w:tentative="1">
+      <w:start w:val="1"/>
+      <w:numFmt w:val="bullet"/>
+      <w:lvlText w:val=""/>
+      <w:lvlJc w:val="left"/>
+      <w:pPr>
+        <w:ind w:left="1760" w:hanging="440"/>
+      </w:pPr>
+      <w:rPr>
+        <w:rFonts w:ascii="Wingdings" w:hAnsi="Wingdings" w:hint="default"/>
+      </w:rPr>
+    </w:lvl>
+    <w:lvl w:ilvl="4" w:tplc="FFFFFFFF" w:tentative="1">
+      <w:start w:val="1"/>
+      <w:numFmt w:val="bullet"/>
+      <w:lvlText w:val=""/>
+      <w:lvlJc w:val="left"/>
+      <w:pPr>
+        <w:ind w:left="2200" w:hanging="440"/>
+      </w:pPr>
+      <w:rPr>
+        <w:rFonts w:ascii="Wingdings" w:hAnsi="Wingdings" w:hint="default"/>
+      </w:rPr>
+    </w:lvl>
+    <w:lvl w:ilvl="5" w:tplc="FFFFFFFF" w:tentative="1">
+      <w:start w:val="1"/>
+      <w:numFmt w:val="bullet"/>
+      <w:lvlText w:val=""/>
+      <w:lvlJc w:val="left"/>
+      <w:pPr>
+        <w:ind w:left="2640" w:hanging="440"/>
+      </w:pPr>
+      <w:rPr>
+        <w:rFonts w:ascii="Wingdings" w:hAnsi="Wingdings" w:hint="default"/>
+      </w:rPr>
+    </w:lvl>
+    <w:lvl w:ilvl="6" w:tplc="FFFFFFFF" w:tentative="1">
+      <w:start w:val="1"/>
+      <w:numFmt w:val="bullet"/>
+      <w:lvlText w:val=""/>
+      <w:lvlJc w:val="left"/>
+      <w:pPr>
+        <w:ind w:left="3080" w:hanging="440"/>
+      </w:pPr>
+      <w:rPr>
+        <w:rFonts w:ascii="Wingdings" w:hAnsi="Wingdings" w:hint="default"/>
+      </w:rPr>
+    </w:lvl>
+    <w:lvl w:ilvl="7" w:tplc="FFFFFFFF" w:tentative="1">
+      <w:start w:val="1"/>
+      <w:numFmt w:val="bullet"/>
+      <w:lvlText w:val=""/>
+      <w:lvlJc w:val="left"/>
+      <w:pPr>
+        <w:ind w:left="3520" w:hanging="440"/>
+      </w:pPr>
+      <w:rPr>
+        <w:rFonts w:ascii="Wingdings" w:hAnsi="Wingdings" w:hint="default"/>
+      </w:rPr>
+    </w:lvl>
+    <w:lvl w:ilvl="8" w:tplc="FFFFFFFF" w:tentative="1">
+      <w:start w:val="1"/>
+      <w:numFmt w:val="bullet"/>
+      <w:lvlText w:val=""/>
+      <w:lvlJc w:val="left"/>
+      <w:pPr>
+        <w:ind w:left="3960" w:hanging="440"/>
+      </w:pPr>
+      <w:rPr>
+        <w:rFonts w:ascii="Wingdings" w:hAnsi="Wingdings" w:hint="default"/>
+      </w:rPr>
+    </w:lvl>
+  </w:abstractNum>
+  <w:abstractNum w:abstractNumId="3" w15:restartNumberingAfterBreak="0">
+    <w:nsid w:val="3D082D99"/>
+    <w:multiLevelType w:val="hybridMultilevel"/>
+    <w:tmpl w:val="586A69D4"/>
+    <w:lvl w:ilvl="0" w:tplc="3EE8C094">
+      <w:start w:val="4"/>
+      <w:numFmt w:val="decimal"/>
+      <w:lvlText w:val="%1."/>
+      <w:lvlJc w:val="left"/>
+      <w:pPr>
+        <w:ind w:left="440" w:hanging="440"/>
+      </w:pPr>
+      <w:rPr>
+        <w:rFonts w:hint="eastAsia"/>
+      </w:rPr>
+    </w:lvl>
+    <w:lvl w:ilvl="1" w:tplc="04090019" w:tentative="1">
+      <w:start w:val="1"/>
+      <w:numFmt w:val="lowerLetter"/>
+      <w:lvlText w:val="%2)"/>
+      <w:lvlJc w:val="left"/>
+      <w:pPr>
+        <w:ind w:left="880" w:hanging="440"/>
+      </w:pPr>
+    </w:lvl>
+    <w:lvl w:ilvl="2" w:tplc="0409001B" w:tentative="1">
+      <w:start w:val="1"/>
+      <w:numFmt w:val="lowerRoman"/>
+      <w:lvlText w:val="%3."/>
+      <w:lvlJc w:val="right"/>
+      <w:pPr>
+        <w:ind w:left="1320" w:hanging="440"/>
+      </w:pPr>
+    </w:lvl>
+    <w:lvl w:ilvl="3" w:tplc="0409000F" w:tentative="1">
+      <w:start w:val="1"/>
+      <w:numFmt w:val="decimal"/>
+      <w:lvlText w:val="%4."/>
+      <w:lvlJc w:val="left"/>
+      <w:pPr>
+        <w:ind w:left="1760" w:hanging="440"/>
+      </w:pPr>
+    </w:lvl>
+    <w:lvl w:ilvl="4" w:tplc="04090019" w:tentative="1">
+      <w:start w:val="1"/>
+      <w:numFmt w:val="lowerLetter"/>
+      <w:lvlText w:val="%5)"/>
+      <w:lvlJc w:val="left"/>
+      <w:pPr>
+        <w:ind w:left="2200" w:hanging="440"/>
+      </w:pPr>
+    </w:lvl>
+    <w:lvl w:ilvl="5" w:tplc="0409001B" w:tentative="1">
+      <w:start w:val="1"/>
+      <w:numFmt w:val="lowerRoman"/>
+      <w:lvlText w:val="%6."/>
+      <w:lvlJc w:val="right"/>
+      <w:pPr>
+        <w:ind w:left="2640" w:hanging="440"/>
+      </w:pPr>
+    </w:lvl>
+    <w:lvl w:ilvl="6" w:tplc="0409000F" w:tentative="1">
+      <w:start w:val="1"/>
+      <w:numFmt w:val="decimal"/>
+      <w:lvlText w:val="%7."/>
+      <w:lvlJc w:val="left"/>
+      <w:pPr>
+        <w:ind w:left="3080" w:hanging="440"/>
+      </w:pPr>
+    </w:lvl>
+    <w:lvl w:ilvl="7" w:tplc="04090019" w:tentative="1">
+      <w:start w:val="1"/>
+      <w:numFmt w:val="lowerLetter"/>
+      <w:lvlText w:val="%8)"/>
+      <w:lvlJc w:val="left"/>
+      <w:pPr>
+        <w:ind w:left="3520" w:hanging="440"/>
+      </w:pPr>
+    </w:lvl>
+    <w:lvl w:ilvl="8" w:tplc="0409001B" w:tentative="1">
+      <w:start w:val="1"/>
+      <w:numFmt w:val="lowerRoman"/>
+      <w:lvlText w:val="%9."/>
+      <w:lvlJc w:val="right"/>
+      <w:pPr>
+        <w:ind w:left="3960" w:hanging="440"/>
+      </w:pPr>
+    </w:lvl>
+  </w:abstractNum>
+  <w:abstractNum w:abstractNumId="4" w15:restartNumberingAfterBreak="0">
     <w:nsid w:val="483F6021"/>
     <w:multiLevelType w:val="hybridMultilevel"/>
     <w:tmpl w:val="0A20ADFE"/>
@@ -1165,7 +2957,7 @@
         <w:ind w:left="720" w:hanging="360"/>
       </w:pPr>
     </w:lvl>
-    <w:lvl w:ilvl="1" w:tplc="08090019" w:tentative="1">
+    <w:lvl w:ilvl="1" w:tplc="08090019">
       <w:start w:val="1"/>
       <w:numFmt w:val="lowerLetter"/>
       <w:lvlText w:val="%2."/>
@@ -1238,7 +3030,137 @@
       </w:pPr>
     </w:lvl>
   </w:abstractNum>
+  <w:abstractNum w:abstractNumId="5" w15:restartNumberingAfterBreak="0">
+    <w:nsid w:val="62B45F7B"/>
+    <w:multiLevelType w:val="hybridMultilevel"/>
+    <w:tmpl w:val="869CA942"/>
+    <w:lvl w:ilvl="0" w:tplc="04090003">
+      <w:start w:val="1"/>
+      <w:numFmt w:val="bullet"/>
+      <w:lvlText w:val=""/>
+      <w:lvlJc w:val="left"/>
+      <w:pPr>
+        <w:ind w:left="800" w:hanging="440"/>
+      </w:pPr>
+      <w:rPr>
+        <w:rFonts w:ascii="Wingdings" w:hAnsi="Wingdings" w:hint="default"/>
+      </w:rPr>
+    </w:lvl>
+    <w:lvl w:ilvl="1" w:tplc="B3C65666">
+      <w:start w:val="1"/>
+      <w:numFmt w:val="bullet"/>
+      <w:lvlText w:val=""/>
+      <w:lvlJc w:val="left"/>
+      <w:pPr>
+        <w:ind w:left="1240" w:hanging="440"/>
+      </w:pPr>
+      <w:rPr>
+        <w:rFonts w:ascii="Wingdings" w:hAnsi="Wingdings" w:hint="default"/>
+        <w:sz w:val="18"/>
+        <w:szCs w:val="18"/>
+      </w:rPr>
+    </w:lvl>
+    <w:lvl w:ilvl="2" w:tplc="04090005" w:tentative="1">
+      <w:start w:val="1"/>
+      <w:numFmt w:val="bullet"/>
+      <w:lvlText w:val=""/>
+      <w:lvlJc w:val="left"/>
+      <w:pPr>
+        <w:ind w:left="1680" w:hanging="440"/>
+      </w:pPr>
+      <w:rPr>
+        <w:rFonts w:ascii="Wingdings" w:hAnsi="Wingdings" w:hint="default"/>
+      </w:rPr>
+    </w:lvl>
+    <w:lvl w:ilvl="3" w:tplc="04090001" w:tentative="1">
+      <w:start w:val="1"/>
+      <w:numFmt w:val="bullet"/>
+      <w:lvlText w:val=""/>
+      <w:lvlJc w:val="left"/>
+      <w:pPr>
+        <w:ind w:left="2120" w:hanging="440"/>
+      </w:pPr>
+      <w:rPr>
+        <w:rFonts w:ascii="Wingdings" w:hAnsi="Wingdings" w:hint="default"/>
+      </w:rPr>
+    </w:lvl>
+    <w:lvl w:ilvl="4" w:tplc="04090003" w:tentative="1">
+      <w:start w:val="1"/>
+      <w:numFmt w:val="bullet"/>
+      <w:lvlText w:val=""/>
+      <w:lvlJc w:val="left"/>
+      <w:pPr>
+        <w:ind w:left="2560" w:hanging="440"/>
+      </w:pPr>
+      <w:rPr>
+        <w:rFonts w:ascii="Wingdings" w:hAnsi="Wingdings" w:hint="default"/>
+      </w:rPr>
+    </w:lvl>
+    <w:lvl w:ilvl="5" w:tplc="04090005" w:tentative="1">
+      <w:start w:val="1"/>
+      <w:numFmt w:val="bullet"/>
+      <w:lvlText w:val=""/>
+      <w:lvlJc w:val="left"/>
+      <w:pPr>
+        <w:ind w:left="3000" w:hanging="440"/>
+      </w:pPr>
+      <w:rPr>
+        <w:rFonts w:ascii="Wingdings" w:hAnsi="Wingdings" w:hint="default"/>
+      </w:rPr>
+    </w:lvl>
+    <w:lvl w:ilvl="6" w:tplc="04090001" w:tentative="1">
+      <w:start w:val="1"/>
+      <w:numFmt w:val="bullet"/>
+      <w:lvlText w:val=""/>
+      <w:lvlJc w:val="left"/>
+      <w:pPr>
+        <w:ind w:left="3440" w:hanging="440"/>
+      </w:pPr>
+      <w:rPr>
+        <w:rFonts w:ascii="Wingdings" w:hAnsi="Wingdings" w:hint="default"/>
+      </w:rPr>
+    </w:lvl>
+    <w:lvl w:ilvl="7" w:tplc="04090003" w:tentative="1">
+      <w:start w:val="1"/>
+      <w:numFmt w:val="bullet"/>
+      <w:lvlText w:val=""/>
+      <w:lvlJc w:val="left"/>
+      <w:pPr>
+        <w:ind w:left="3880" w:hanging="440"/>
+      </w:pPr>
+      <w:rPr>
+        <w:rFonts w:ascii="Wingdings" w:hAnsi="Wingdings" w:hint="default"/>
+      </w:rPr>
+    </w:lvl>
+    <w:lvl w:ilvl="8" w:tplc="04090005" w:tentative="1">
+      <w:start w:val="1"/>
+      <w:numFmt w:val="bullet"/>
+      <w:lvlText w:val=""/>
+      <w:lvlJc w:val="left"/>
+      <w:pPr>
+        <w:ind w:left="4320" w:hanging="440"/>
+      </w:pPr>
+      <w:rPr>
+        <w:rFonts w:ascii="Wingdings" w:hAnsi="Wingdings" w:hint="default"/>
+      </w:rPr>
+    </w:lvl>
+  </w:abstractNum>
   <w:num w:numId="1" w16cid:durableId="2045015159">
+    <w:abstractNumId w:val="4"/>
+  </w:num>
+  <w:num w:numId="2" w16cid:durableId="2518133">
+    <w:abstractNumId w:val="2"/>
+  </w:num>
+  <w:num w:numId="3" w16cid:durableId="655307787">
+    <w:abstractNumId w:val="3"/>
+  </w:num>
+  <w:num w:numId="4" w16cid:durableId="1374429551">
+    <w:abstractNumId w:val="1"/>
+  </w:num>
+  <w:num w:numId="5" w16cid:durableId="1867983363">
+    <w:abstractNumId w:val="5"/>
+  </w:num>
+  <w:num w:numId="6" w16cid:durableId="260185176">
     <w:abstractNumId w:val="0"/>
   </w:num>
 </w:numbering>
@@ -1641,16 +3563,16 @@
     <w:lsdException w:name="Unresolved Mention" w:semiHidden="1" w:unhideWhenUsed="1"/>
     <w:lsdException w:name="Smart Link" w:semiHidden="1" w:unhideWhenUsed="1"/>
   </w:latentStyles>
-  <w:style w:type="paragraph" w:default="1" w:styleId="Normal">
+  <w:style w:type="paragraph" w:default="1" w:styleId="a">
     <w:name w:val="Normal"/>
     <w:qFormat/>
     <w:rsid w:val="0062598B"/>
   </w:style>
-  <w:style w:type="paragraph" w:styleId="Heading1">
+  <w:style w:type="paragraph" w:styleId="1">
     <w:name w:val="heading 1"/>
-    <w:basedOn w:val="Normal"/>
-    <w:next w:val="Normal"/>
-    <w:link w:val="Heading1Char"/>
+    <w:basedOn w:val="a"/>
+    <w:next w:val="a"/>
+    <w:link w:val="10"/>
     <w:uiPriority w:val="9"/>
     <w:qFormat/>
     <w:rsid w:val="00B77264"/>
@@ -1667,11 +3589,11 @@
       <w:szCs w:val="40"/>
     </w:rPr>
   </w:style>
-  <w:style w:type="paragraph" w:styleId="Heading2">
+  <w:style w:type="paragraph" w:styleId="2">
     <w:name w:val="heading 2"/>
-    <w:basedOn w:val="Normal"/>
-    <w:next w:val="Normal"/>
-    <w:link w:val="Heading2Char"/>
+    <w:basedOn w:val="a"/>
+    <w:next w:val="a"/>
+    <w:link w:val="20"/>
     <w:uiPriority w:val="9"/>
     <w:unhideWhenUsed/>
     <w:qFormat/>
@@ -1689,11 +3611,11 @@
       <w:szCs w:val="32"/>
     </w:rPr>
   </w:style>
-  <w:style w:type="paragraph" w:styleId="Heading3">
+  <w:style w:type="paragraph" w:styleId="3">
     <w:name w:val="heading 3"/>
-    <w:basedOn w:val="Normal"/>
-    <w:next w:val="Normal"/>
-    <w:link w:val="Heading3Char"/>
+    <w:basedOn w:val="a"/>
+    <w:next w:val="a"/>
+    <w:link w:val="30"/>
     <w:uiPriority w:val="9"/>
     <w:semiHidden/>
     <w:unhideWhenUsed/>
@@ -1712,11 +3634,11 @@
       <w:szCs w:val="28"/>
     </w:rPr>
   </w:style>
-  <w:style w:type="paragraph" w:styleId="Heading4">
+  <w:style w:type="paragraph" w:styleId="4">
     <w:name w:val="heading 4"/>
-    <w:basedOn w:val="Normal"/>
-    <w:next w:val="Normal"/>
-    <w:link w:val="Heading4Char"/>
+    <w:basedOn w:val="a"/>
+    <w:next w:val="a"/>
+    <w:link w:val="40"/>
     <w:uiPriority w:val="9"/>
     <w:semiHidden/>
     <w:unhideWhenUsed/>
@@ -1735,11 +3657,11 @@
       <w:color w:val="0F4761" w:themeColor="accent1" w:themeShade="BF"/>
     </w:rPr>
   </w:style>
-  <w:style w:type="paragraph" w:styleId="Heading5">
+  <w:style w:type="paragraph" w:styleId="5">
     <w:name w:val="heading 5"/>
-    <w:basedOn w:val="Normal"/>
-    <w:next w:val="Normal"/>
-    <w:link w:val="Heading5Char"/>
+    <w:basedOn w:val="a"/>
+    <w:next w:val="a"/>
+    <w:link w:val="50"/>
     <w:uiPriority w:val="9"/>
     <w:semiHidden/>
     <w:unhideWhenUsed/>
@@ -1756,11 +3678,11 @@
       <w:color w:val="0F4761" w:themeColor="accent1" w:themeShade="BF"/>
     </w:rPr>
   </w:style>
-  <w:style w:type="paragraph" w:styleId="Heading6">
+  <w:style w:type="paragraph" w:styleId="6">
     <w:name w:val="heading 6"/>
-    <w:basedOn w:val="Normal"/>
-    <w:next w:val="Normal"/>
-    <w:link w:val="Heading6Char"/>
+    <w:basedOn w:val="a"/>
+    <w:next w:val="a"/>
+    <w:link w:val="60"/>
     <w:uiPriority w:val="9"/>
     <w:semiHidden/>
     <w:unhideWhenUsed/>
@@ -1779,11 +3701,11 @@
       <w:color w:val="595959" w:themeColor="text1" w:themeTint="A6"/>
     </w:rPr>
   </w:style>
-  <w:style w:type="paragraph" w:styleId="Heading7">
+  <w:style w:type="paragraph" w:styleId="7">
     <w:name w:val="heading 7"/>
-    <w:basedOn w:val="Normal"/>
-    <w:next w:val="Normal"/>
-    <w:link w:val="Heading7Char"/>
+    <w:basedOn w:val="a"/>
+    <w:next w:val="a"/>
+    <w:link w:val="70"/>
     <w:uiPriority w:val="9"/>
     <w:semiHidden/>
     <w:unhideWhenUsed/>
@@ -1800,11 +3722,11 @@
       <w:color w:val="595959" w:themeColor="text1" w:themeTint="A6"/>
     </w:rPr>
   </w:style>
-  <w:style w:type="paragraph" w:styleId="Heading8">
+  <w:style w:type="paragraph" w:styleId="8">
     <w:name w:val="heading 8"/>
-    <w:basedOn w:val="Normal"/>
-    <w:next w:val="Normal"/>
-    <w:link w:val="Heading8Char"/>
+    <w:basedOn w:val="a"/>
+    <w:next w:val="a"/>
+    <w:link w:val="80"/>
     <w:uiPriority w:val="9"/>
     <w:semiHidden/>
     <w:unhideWhenUsed/>
@@ -1823,11 +3745,11 @@
       <w:color w:val="272727" w:themeColor="text1" w:themeTint="D8"/>
     </w:rPr>
   </w:style>
-  <w:style w:type="paragraph" w:styleId="Heading9">
+  <w:style w:type="paragraph" w:styleId="9">
     <w:name w:val="heading 9"/>
-    <w:basedOn w:val="Normal"/>
-    <w:next w:val="Normal"/>
-    <w:link w:val="Heading9Char"/>
+    <w:basedOn w:val="a"/>
+    <w:next w:val="a"/>
+    <w:link w:val="90"/>
     <w:uiPriority w:val="9"/>
     <w:semiHidden/>
     <w:unhideWhenUsed/>
@@ -1844,13 +3766,13 @@
       <w:color w:val="272727" w:themeColor="text1" w:themeTint="D8"/>
     </w:rPr>
   </w:style>
-  <w:style w:type="character" w:default="1" w:styleId="DefaultParagraphFont">
+  <w:style w:type="character" w:default="1" w:styleId="a0">
     <w:name w:val="Default Paragraph Font"/>
     <w:uiPriority w:val="1"/>
     <w:semiHidden/>
     <w:unhideWhenUsed/>
   </w:style>
-  <w:style w:type="table" w:default="1" w:styleId="TableNormal">
+  <w:style w:type="table" w:default="1" w:styleId="a1">
     <w:name w:val="Normal Table"/>
     <w:uiPriority w:val="99"/>
     <w:semiHidden/>
@@ -1865,16 +3787,16 @@
       </w:tblCellMar>
     </w:tblPr>
   </w:style>
-  <w:style w:type="numbering" w:default="1" w:styleId="NoList">
+  <w:style w:type="numbering" w:default="1" w:styleId="a2">
     <w:name w:val="No List"/>
     <w:uiPriority w:val="99"/>
     <w:semiHidden/>
     <w:unhideWhenUsed/>
   </w:style>
-  <w:style w:type="character" w:customStyle="1" w:styleId="Heading1Char">
-    <w:name w:val="Heading 1 Char"/>
-    <w:basedOn w:val="DefaultParagraphFont"/>
-    <w:link w:val="Heading1"/>
+  <w:style w:type="character" w:customStyle="1" w:styleId="10">
+    <w:name w:val="标题 1 字符"/>
+    <w:basedOn w:val="a0"/>
+    <w:link w:val="1"/>
     <w:uiPriority w:val="9"/>
     <w:rsid w:val="00B77264"/>
     <w:rPr>
@@ -1884,10 +3806,10 @@
       <w:szCs w:val="40"/>
     </w:rPr>
   </w:style>
-  <w:style w:type="character" w:customStyle="1" w:styleId="Heading2Char">
-    <w:name w:val="Heading 2 Char"/>
-    <w:basedOn w:val="DefaultParagraphFont"/>
-    <w:link w:val="Heading2"/>
+  <w:style w:type="character" w:customStyle="1" w:styleId="20">
+    <w:name w:val="标题 2 字符"/>
+    <w:basedOn w:val="a0"/>
+    <w:link w:val="2"/>
     <w:uiPriority w:val="9"/>
     <w:rsid w:val="00B77264"/>
     <w:rPr>
@@ -1897,10 +3819,10 @@
       <w:szCs w:val="32"/>
     </w:rPr>
   </w:style>
-  <w:style w:type="character" w:customStyle="1" w:styleId="Heading3Char">
-    <w:name w:val="Heading 3 Char"/>
-    <w:basedOn w:val="DefaultParagraphFont"/>
-    <w:link w:val="Heading3"/>
+  <w:style w:type="character" w:customStyle="1" w:styleId="30">
+    <w:name w:val="标题 3 字符"/>
+    <w:basedOn w:val="a0"/>
+    <w:link w:val="3"/>
     <w:uiPriority w:val="9"/>
     <w:semiHidden/>
     <w:rsid w:val="00B77264"/>
@@ -1911,10 +3833,10 @@
       <w:szCs w:val="28"/>
     </w:rPr>
   </w:style>
-  <w:style w:type="character" w:customStyle="1" w:styleId="Heading4Char">
-    <w:name w:val="Heading 4 Char"/>
-    <w:basedOn w:val="DefaultParagraphFont"/>
-    <w:link w:val="Heading4"/>
+  <w:style w:type="character" w:customStyle="1" w:styleId="40">
+    <w:name w:val="标题 4 字符"/>
+    <w:basedOn w:val="a0"/>
+    <w:link w:val="4"/>
     <w:uiPriority w:val="9"/>
     <w:semiHidden/>
     <w:rsid w:val="00B77264"/>
@@ -1925,10 +3847,10 @@
       <w:color w:val="0F4761" w:themeColor="accent1" w:themeShade="BF"/>
     </w:rPr>
   </w:style>
-  <w:style w:type="character" w:customStyle="1" w:styleId="Heading5Char">
-    <w:name w:val="Heading 5 Char"/>
-    <w:basedOn w:val="DefaultParagraphFont"/>
-    <w:link w:val="Heading5"/>
+  <w:style w:type="character" w:customStyle="1" w:styleId="50">
+    <w:name w:val="标题 5 字符"/>
+    <w:basedOn w:val="a0"/>
+    <w:link w:val="5"/>
     <w:uiPriority w:val="9"/>
     <w:semiHidden/>
     <w:rsid w:val="00B77264"/>
@@ -1937,10 +3859,10 @@
       <w:color w:val="0F4761" w:themeColor="accent1" w:themeShade="BF"/>
     </w:rPr>
   </w:style>
-  <w:style w:type="character" w:customStyle="1" w:styleId="Heading6Char">
-    <w:name w:val="Heading 6 Char"/>
-    <w:basedOn w:val="DefaultParagraphFont"/>
-    <w:link w:val="Heading6"/>
+  <w:style w:type="character" w:customStyle="1" w:styleId="60">
+    <w:name w:val="标题 6 字符"/>
+    <w:basedOn w:val="a0"/>
+    <w:link w:val="6"/>
     <w:uiPriority w:val="9"/>
     <w:semiHidden/>
     <w:rsid w:val="00B77264"/>
@@ -1951,10 +3873,10 @@
       <w:color w:val="595959" w:themeColor="text1" w:themeTint="A6"/>
     </w:rPr>
   </w:style>
-  <w:style w:type="character" w:customStyle="1" w:styleId="Heading7Char">
-    <w:name w:val="Heading 7 Char"/>
-    <w:basedOn w:val="DefaultParagraphFont"/>
-    <w:link w:val="Heading7"/>
+  <w:style w:type="character" w:customStyle="1" w:styleId="70">
+    <w:name w:val="标题 7 字符"/>
+    <w:basedOn w:val="a0"/>
+    <w:link w:val="7"/>
     <w:uiPriority w:val="9"/>
     <w:semiHidden/>
     <w:rsid w:val="00B77264"/>
@@ -1963,10 +3885,10 @@
       <w:color w:val="595959" w:themeColor="text1" w:themeTint="A6"/>
     </w:rPr>
   </w:style>
-  <w:style w:type="character" w:customStyle="1" w:styleId="Heading8Char">
-    <w:name w:val="Heading 8 Char"/>
-    <w:basedOn w:val="DefaultParagraphFont"/>
-    <w:link w:val="Heading8"/>
+  <w:style w:type="character" w:customStyle="1" w:styleId="80">
+    <w:name w:val="标题 8 字符"/>
+    <w:basedOn w:val="a0"/>
+    <w:link w:val="8"/>
     <w:uiPriority w:val="9"/>
     <w:semiHidden/>
     <w:rsid w:val="00B77264"/>
@@ -1977,10 +3899,10 @@
       <w:color w:val="272727" w:themeColor="text1" w:themeTint="D8"/>
     </w:rPr>
   </w:style>
-  <w:style w:type="character" w:customStyle="1" w:styleId="Heading9Char">
-    <w:name w:val="Heading 9 Char"/>
-    <w:basedOn w:val="DefaultParagraphFont"/>
-    <w:link w:val="Heading9"/>
+  <w:style w:type="character" w:customStyle="1" w:styleId="90">
+    <w:name w:val="标题 9 字符"/>
+    <w:basedOn w:val="a0"/>
+    <w:link w:val="9"/>
     <w:uiPriority w:val="9"/>
     <w:semiHidden/>
     <w:rsid w:val="00B77264"/>
@@ -1989,11 +3911,11 @@
       <w:color w:val="272727" w:themeColor="text1" w:themeTint="D8"/>
     </w:rPr>
   </w:style>
-  <w:style w:type="paragraph" w:styleId="Title">
+  <w:style w:type="paragraph" w:styleId="a3">
     <w:name w:val="Title"/>
-    <w:basedOn w:val="Normal"/>
-    <w:next w:val="Normal"/>
-    <w:link w:val="TitleChar"/>
+    <w:basedOn w:val="a"/>
+    <w:next w:val="a"/>
+    <w:link w:val="a4"/>
     <w:uiPriority w:val="10"/>
     <w:qFormat/>
     <w:rsid w:val="00B77264"/>
@@ -2009,10 +3931,10 @@
       <w:szCs w:val="56"/>
     </w:rPr>
   </w:style>
-  <w:style w:type="character" w:customStyle="1" w:styleId="TitleChar">
-    <w:name w:val="Title Char"/>
-    <w:basedOn w:val="DefaultParagraphFont"/>
-    <w:link w:val="Title"/>
+  <w:style w:type="character" w:customStyle="1" w:styleId="a4">
+    <w:name w:val="标题 字符"/>
+    <w:basedOn w:val="a0"/>
+    <w:link w:val="a3"/>
     <w:uiPriority w:val="10"/>
     <w:rsid w:val="00B77264"/>
     <w:rPr>
@@ -2023,11 +3945,11 @@
       <w:szCs w:val="56"/>
     </w:rPr>
   </w:style>
-  <w:style w:type="paragraph" w:styleId="Subtitle">
+  <w:style w:type="paragraph" w:styleId="a5">
     <w:name w:val="Subtitle"/>
-    <w:basedOn w:val="Normal"/>
-    <w:next w:val="Normal"/>
-    <w:link w:val="SubtitleChar"/>
+    <w:basedOn w:val="a"/>
+    <w:next w:val="a"/>
+    <w:link w:val="a6"/>
     <w:uiPriority w:val="11"/>
     <w:qFormat/>
     <w:rsid w:val="00B77264"/>
@@ -2044,10 +3966,10 @@
       <w:szCs w:val="28"/>
     </w:rPr>
   </w:style>
-  <w:style w:type="character" w:customStyle="1" w:styleId="SubtitleChar">
-    <w:name w:val="Subtitle Char"/>
-    <w:basedOn w:val="DefaultParagraphFont"/>
-    <w:link w:val="Subtitle"/>
+  <w:style w:type="character" w:customStyle="1" w:styleId="a6">
+    <w:name w:val="副标题 字符"/>
+    <w:basedOn w:val="a0"/>
+    <w:link w:val="a5"/>
     <w:uiPriority w:val="11"/>
     <w:rsid w:val="00B77264"/>
     <w:rPr>
@@ -2058,11 +3980,11 @@
       <w:szCs w:val="28"/>
     </w:rPr>
   </w:style>
-  <w:style w:type="paragraph" w:styleId="Quote">
+  <w:style w:type="paragraph" w:styleId="a7">
     <w:name w:val="Quote"/>
-    <w:basedOn w:val="Normal"/>
-    <w:next w:val="Normal"/>
-    <w:link w:val="QuoteChar"/>
+    <w:basedOn w:val="a"/>
+    <w:next w:val="a"/>
+    <w:link w:val="a8"/>
     <w:uiPriority w:val="29"/>
     <w:qFormat/>
     <w:rsid w:val="00B77264"/>
@@ -2076,10 +3998,10 @@
       <w:color w:val="404040" w:themeColor="text1" w:themeTint="BF"/>
     </w:rPr>
   </w:style>
-  <w:style w:type="character" w:customStyle="1" w:styleId="QuoteChar">
-    <w:name w:val="Quote Char"/>
-    <w:basedOn w:val="DefaultParagraphFont"/>
-    <w:link w:val="Quote"/>
+  <w:style w:type="character" w:customStyle="1" w:styleId="a8">
+    <w:name w:val="引用 字符"/>
+    <w:basedOn w:val="a0"/>
+    <w:link w:val="a7"/>
     <w:uiPriority w:val="29"/>
     <w:rsid w:val="00B77264"/>
     <w:rPr>
@@ -2088,9 +4010,9 @@
       <w:color w:val="404040" w:themeColor="text1" w:themeTint="BF"/>
     </w:rPr>
   </w:style>
-  <w:style w:type="paragraph" w:styleId="ListParagraph">
+  <w:style w:type="paragraph" w:styleId="a9">
     <w:name w:val="List Paragraph"/>
-    <w:basedOn w:val="Normal"/>
+    <w:basedOn w:val="a"/>
     <w:uiPriority w:val="34"/>
     <w:qFormat/>
     <w:rsid w:val="00B77264"/>
@@ -2099,9 +4021,9 @@
       <w:contextualSpacing/>
     </w:pPr>
   </w:style>
-  <w:style w:type="character" w:styleId="IntenseEmphasis">
+  <w:style w:type="character" w:styleId="aa">
     <w:name w:val="Intense Emphasis"/>
-    <w:basedOn w:val="DefaultParagraphFont"/>
+    <w:basedOn w:val="a0"/>
     <w:uiPriority w:val="21"/>
     <w:qFormat/>
     <w:rsid w:val="00B77264"/>
@@ -2111,11 +4033,11 @@
       <w:color w:val="0F4761" w:themeColor="accent1" w:themeShade="BF"/>
     </w:rPr>
   </w:style>
-  <w:style w:type="paragraph" w:styleId="IntenseQuote">
+  <w:style w:type="paragraph" w:styleId="ab">
     <w:name w:val="Intense Quote"/>
-    <w:basedOn w:val="Normal"/>
-    <w:next w:val="Normal"/>
-    <w:link w:val="IntenseQuoteChar"/>
+    <w:basedOn w:val="a"/>
+    <w:next w:val="a"/>
+    <w:link w:val="ac"/>
     <w:uiPriority w:val="30"/>
     <w:qFormat/>
     <w:rsid w:val="00B77264"/>
@@ -2134,10 +4056,10 @@
       <w:color w:val="0F4761" w:themeColor="accent1" w:themeShade="BF"/>
     </w:rPr>
   </w:style>
-  <w:style w:type="character" w:customStyle="1" w:styleId="IntenseQuoteChar">
-    <w:name w:val="Intense Quote Char"/>
-    <w:basedOn w:val="DefaultParagraphFont"/>
-    <w:link w:val="IntenseQuote"/>
+  <w:style w:type="character" w:customStyle="1" w:styleId="ac">
+    <w:name w:val="明显引用 字符"/>
+    <w:basedOn w:val="a0"/>
+    <w:link w:val="ab"/>
     <w:uiPriority w:val="30"/>
     <w:rsid w:val="00B77264"/>
     <w:rPr>
@@ -2146,9 +4068,9 @@
       <w:color w:val="0F4761" w:themeColor="accent1" w:themeShade="BF"/>
     </w:rPr>
   </w:style>
-  <w:style w:type="character" w:styleId="IntenseReference">
+  <w:style w:type="character" w:styleId="ad">
     <w:name w:val="Intense Reference"/>
-    <w:basedOn w:val="DefaultParagraphFont"/>
+    <w:basedOn w:val="a0"/>
     <w:uiPriority w:val="32"/>
     <w:qFormat/>
     <w:rsid w:val="00B77264"/>
@@ -2160,9 +4082,9 @@
       <w:spacing w:val="5"/>
     </w:rPr>
   </w:style>
-  <w:style w:type="table" w:styleId="TableGrid">
+  <w:style w:type="table" w:styleId="ae">
     <w:name w:val="Table Grid"/>
-    <w:basedOn w:val="TableNormal"/>
+    <w:basedOn w:val="a1"/>
     <w:uiPriority w:val="39"/>
     <w:rsid w:val="00C352F9"/>
     <w:pPr>
@@ -2179,10 +4101,10 @@
       </w:tblBorders>
     </w:tblPr>
   </w:style>
-  <w:style w:type="paragraph" w:styleId="Header">
+  <w:style w:type="paragraph" w:styleId="af">
     <w:name w:val="header"/>
-    <w:basedOn w:val="Normal"/>
-    <w:link w:val="HeaderChar"/>
+    <w:basedOn w:val="a"/>
+    <w:link w:val="af0"/>
     <w:uiPriority w:val="99"/>
     <w:unhideWhenUsed/>
     <w:rsid w:val="00E5080D"/>
@@ -2194,17 +4116,17 @@
       <w:spacing w:after="0" w:line="240" w:lineRule="auto"/>
     </w:pPr>
   </w:style>
-  <w:style w:type="character" w:customStyle="1" w:styleId="HeaderChar">
-    <w:name w:val="Header Char"/>
-    <w:basedOn w:val="DefaultParagraphFont"/>
-    <w:link w:val="Header"/>
+  <w:style w:type="character" w:customStyle="1" w:styleId="af0">
+    <w:name w:val="页眉 字符"/>
+    <w:basedOn w:val="a0"/>
+    <w:link w:val="af"/>
     <w:uiPriority w:val="99"/>
     <w:rsid w:val="00E5080D"/>
   </w:style>
-  <w:style w:type="paragraph" w:styleId="Footer">
+  <w:style w:type="paragraph" w:styleId="af1">
     <w:name w:val="footer"/>
-    <w:basedOn w:val="Normal"/>
-    <w:link w:val="FooterChar"/>
+    <w:basedOn w:val="a"/>
+    <w:link w:val="af2"/>
     <w:uiPriority w:val="99"/>
     <w:unhideWhenUsed/>
     <w:rsid w:val="00E5080D"/>
@@ -2216,10 +4138,10 @@
       <w:spacing w:after="0" w:line="240" w:lineRule="auto"/>
     </w:pPr>
   </w:style>
-  <w:style w:type="character" w:customStyle="1" w:styleId="FooterChar">
-    <w:name w:val="Footer Char"/>
-    <w:basedOn w:val="DefaultParagraphFont"/>
-    <w:link w:val="Footer"/>
+  <w:style w:type="character" w:customStyle="1" w:styleId="af2">
+    <w:name w:val="页脚 字符"/>
+    <w:basedOn w:val="a0"/>
+    <w:link w:val="af1"/>
     <w:uiPriority w:val="99"/>
     <w:rsid w:val="00E5080D"/>
   </w:style>

--- a/Final Short Report Template.docx
+++ b/Final Short Report Template.docx
@@ -100,7 +100,7 @@
           <w:p>
             <w:pPr>
               <w:rPr>
-                <w:rFonts w:ascii="Times New Roman" w:hAnsi="Times New Roman" w:cs="Times New Roman" w:hint="eastAsia"/>
+                <w:rFonts w:ascii="Times New Roman" w:hAnsi="Times New Roman" w:cs="Times New Roman"/>
               </w:rPr>
             </w:pPr>
             <w:r>
@@ -138,7 +138,7 @@
           <w:p>
             <w:pPr>
               <w:rPr>
-                <w:rFonts w:ascii="Times New Roman" w:hAnsi="Times New Roman" w:cs="Times New Roman" w:hint="eastAsia"/>
+                <w:rFonts w:ascii="Times New Roman" w:hAnsi="Times New Roman" w:cs="Times New Roman"/>
               </w:rPr>
             </w:pPr>
             <w:r>
@@ -162,7 +162,7 @@
           <w:p>
             <w:pPr>
               <w:rPr>
-                <w:rFonts w:ascii="Times New Roman" w:hAnsi="Times New Roman" w:cs="Times New Roman" w:hint="eastAsia"/>
+                <w:rFonts w:ascii="Times New Roman" w:hAnsi="Times New Roman" w:cs="Times New Roman"/>
               </w:rPr>
             </w:pPr>
             <w:r>
@@ -212,6 +212,80 @@
           <w:p>
             <w:pPr>
               <w:rPr>
+                <w:rFonts w:ascii="Times New Roman" w:hAnsi="Times New Roman" w:cs="Times New Roman" w:hint="eastAsia"/>
+              </w:rPr>
+            </w:pPr>
+            <w:r>
+              <w:rPr>
+                <w:rFonts w:ascii="Times New Roman" w:hAnsi="Times New Roman" w:cs="Times New Roman"/>
+              </w:rPr>
+              <w:t xml:space="preserve">QM no: </w:t>
+            </w:r>
+            <w:r>
+              <w:rPr>
+                <w:rFonts w:ascii="Times New Roman" w:hAnsi="Times New Roman" w:cs="Times New Roman" w:hint="eastAsia"/>
+              </w:rPr>
+              <w:t>231225823</w:t>
+            </w:r>
+          </w:p>
+        </w:tc>
+        <w:tc>
+          <w:tcPr>
+            <w:tcW w:w="4059" w:type="dxa"/>
+          </w:tcPr>
+          <w:p>
+            <w:pPr>
+              <w:rPr>
+                <w:rFonts w:ascii="Times New Roman" w:hAnsi="Times New Roman" w:cs="Times New Roman" w:hint="eastAsia"/>
+              </w:rPr>
+            </w:pPr>
+            <w:r>
+              <w:rPr>
+                <w:rFonts w:ascii="Times New Roman" w:hAnsi="Times New Roman" w:cs="Times New Roman"/>
+              </w:rPr>
+              <w:t>Name:</w:t>
+            </w:r>
+            <w:r>
+              <w:rPr>
+                <w:rFonts w:ascii="Times New Roman" w:hAnsi="Times New Roman" w:cs="Times New Roman"/>
+              </w:rPr>
+              <w:t xml:space="preserve"> </w:t>
+            </w:r>
+            <w:r>
+              <w:rPr>
+                <w:rFonts w:ascii="Times New Roman" w:hAnsi="Times New Roman" w:cs="Times New Roman" w:hint="eastAsia"/>
+              </w:rPr>
+              <w:t>Haixin Sun</w:t>
+            </w:r>
+          </w:p>
+        </w:tc>
+      </w:tr>
+      <w:tr>
+        <w:tc>
+          <w:tcPr>
+            <w:tcW w:w="1838" w:type="dxa"/>
+          </w:tcPr>
+          <w:p>
+            <w:pPr>
+              <w:rPr>
+                <w:rFonts w:ascii="Times New Roman" w:hAnsi="Times New Roman" w:cs="Times New Roman"/>
+              </w:rPr>
+            </w:pPr>
+            <w:r>
+              <w:rPr>
+                <w:rFonts w:ascii="Times New Roman" w:hAnsi="Times New Roman" w:cs="Times New Roman"/>
+              </w:rPr>
+              <w:t>member 3</w:t>
+            </w:r>
+          </w:p>
+        </w:tc>
+        <w:tc>
+          <w:tcPr>
+            <w:tcW w:w="3119" w:type="dxa"/>
+          </w:tcPr>
+          <w:p>
+            <w:pPr>
+              <w:rPr>
                 <w:rFonts w:ascii="Times New Roman" w:hAnsi="Times New Roman" w:cs="Times New Roman"/>
               </w:rPr>
             </w:pPr>
@@ -263,7 +337,7 @@
               <w:rPr>
                 <w:rFonts w:ascii="Times New Roman" w:hAnsi="Times New Roman" w:cs="Times New Roman"/>
               </w:rPr>
-              <w:t>member 3</w:t>
+              <w:t>member 4</w:t>
             </w:r>
           </w:p>
         </w:tc>
@@ -325,7 +399,7 @@
               <w:rPr>
                 <w:rFonts w:ascii="Times New Roman" w:hAnsi="Times New Roman" w:cs="Times New Roman"/>
               </w:rPr>
-              <w:t>member 4</w:t>
+              <w:t>member 5</w:t>
             </w:r>
           </w:p>
         </w:tc>
@@ -387,7 +461,7 @@
               <w:rPr>
                 <w:rFonts w:ascii="Times New Roman" w:hAnsi="Times New Roman" w:cs="Times New Roman"/>
               </w:rPr>
-              <w:t>member 5</w:t>
+              <w:t>member 6</w:t>
             </w:r>
           </w:p>
         </w:tc>
@@ -434,68 +508,6 @@
           </w:p>
         </w:tc>
       </w:tr>
-      <w:tr>
-        <w:tc>
-          <w:tcPr>
-            <w:tcW w:w="1838" w:type="dxa"/>
-          </w:tcPr>
-          <w:p>
-            <w:pPr>
-              <w:rPr>
-                <w:rFonts w:ascii="Times New Roman" w:hAnsi="Times New Roman" w:cs="Times New Roman"/>
-              </w:rPr>
-            </w:pPr>
-            <w:r>
-              <w:rPr>
-                <w:rFonts w:ascii="Times New Roman" w:hAnsi="Times New Roman" w:cs="Times New Roman"/>
-              </w:rPr>
-              <w:t>member 6</w:t>
-            </w:r>
-          </w:p>
-        </w:tc>
-        <w:tc>
-          <w:tcPr>
-            <w:tcW w:w="3119" w:type="dxa"/>
-          </w:tcPr>
-          <w:p>
-            <w:pPr>
-              <w:rPr>
-                <w:rFonts w:ascii="Times New Roman" w:hAnsi="Times New Roman" w:cs="Times New Roman"/>
-              </w:rPr>
-            </w:pPr>
-            <w:r>
-              <w:rPr>
-                <w:rFonts w:ascii="Times New Roman" w:hAnsi="Times New Roman" w:cs="Times New Roman"/>
-              </w:rPr>
-              <w:t xml:space="preserve">QM no: </w:t>
-            </w:r>
-          </w:p>
-        </w:tc>
-        <w:tc>
-          <w:tcPr>
-            <w:tcW w:w="4059" w:type="dxa"/>
-          </w:tcPr>
-          <w:p>
-            <w:pPr>
-              <w:rPr>
-                <w:rFonts w:ascii="Times New Roman" w:hAnsi="Times New Roman" w:cs="Times New Roman"/>
-              </w:rPr>
-            </w:pPr>
-            <w:r>
-              <w:rPr>
-                <w:rFonts w:ascii="Times New Roman" w:hAnsi="Times New Roman" w:cs="Times New Roman"/>
-              </w:rPr>
-              <w:t>Name:</w:t>
-            </w:r>
-            <w:r>
-              <w:rPr>
-                <w:rFonts w:ascii="Times New Roman" w:hAnsi="Times New Roman" w:cs="Times New Roman"/>
-              </w:rPr>
-              <w:t xml:space="preserve"> </w:t>
-            </w:r>
-          </w:p>
-        </w:tc>
-      </w:tr>
     </w:tbl>
     <w:p>
       <w:pPr>
@@ -835,7 +847,7 @@
     <w:p>
       <w:pPr>
         <w:rPr>
-          <w:rFonts w:ascii="Times New Roman" w:hAnsi="Times New Roman" w:cs="Times New Roman" w:hint="eastAsia"/>
+          <w:rFonts w:ascii="Times New Roman" w:hAnsi="Times New Roman" w:cs="Times New Roman"/>
           <w:lang w:val="en-US"/>
         </w:rPr>
       </w:pPr>
@@ -1318,7 +1330,7 @@
         </w:numPr>
         <w:ind w:left="927"/>
         <w:rPr>
-          <w:rFonts w:ascii="Times New Roman" w:hAnsi="Times New Roman" w:cs="Times New Roman" w:hint="eastAsia"/>
+          <w:rFonts w:ascii="Times New Roman" w:hAnsi="Times New Roman" w:cs="Times New Roman"/>
           <w:lang w:val="en-US"/>
         </w:rPr>
       </w:pPr>
@@ -1395,7 +1407,7 @@
         </w:numPr>
         <w:ind w:left="927"/>
         <w:rPr>
-          <w:rFonts w:ascii="Times New Roman" w:hAnsi="Times New Roman" w:cs="Times New Roman" w:hint="eastAsia"/>
+          <w:rFonts w:ascii="Times New Roman" w:hAnsi="Times New Roman" w:cs="Times New Roman"/>
           <w:lang w:val="en-US"/>
         </w:rPr>
       </w:pPr>
@@ -1726,7 +1738,7 @@
     <w:p>
       <w:pPr>
         <w:rPr>
-          <w:rFonts w:ascii="Times New Roman" w:hAnsi="Times New Roman" w:cs="Times New Roman" w:hint="eastAsia"/>
+          <w:rFonts w:ascii="Times New Roman" w:hAnsi="Times New Roman" w:cs="Times New Roman"/>
           <w:lang w:val="en-US"/>
         </w:rPr>
       </w:pPr>

--- a/Final Short Report Template.docx
+++ b/Final Short Report Template.docx
@@ -100,7 +100,7 @@
           <w:p>
             <w:pPr>
               <w:rPr>
-                <w:rFonts w:ascii="Times New Roman" w:hAnsi="Times New Roman" w:cs="Times New Roman" w:hint="eastAsia"/>
+                <w:rFonts w:ascii="Times New Roman" w:hAnsi="Times New Roman" w:cs="Times New Roman"/>
               </w:rPr>
             </w:pPr>
             <w:r>
@@ -138,7 +138,7 @@
           <w:p>
             <w:pPr>
               <w:rPr>
-                <w:rFonts w:ascii="Times New Roman" w:hAnsi="Times New Roman" w:cs="Times New Roman" w:hint="eastAsia"/>
+                <w:rFonts w:ascii="Times New Roman" w:hAnsi="Times New Roman" w:cs="Times New Roman"/>
               </w:rPr>
             </w:pPr>
             <w:r>
@@ -162,7 +162,7 @@
           <w:p>
             <w:pPr>
               <w:rPr>
-                <w:rFonts w:ascii="Times New Roman" w:hAnsi="Times New Roman" w:cs="Times New Roman" w:hint="eastAsia"/>
+                <w:rFonts w:ascii="Times New Roman" w:hAnsi="Times New Roman" w:cs="Times New Roman"/>
               </w:rPr>
             </w:pPr>
             <w:r>
@@ -212,7 +212,7 @@
           <w:p>
             <w:pPr>
               <w:rPr>
-                <w:rFonts w:ascii="Times New Roman" w:hAnsi="Times New Roman" w:cs="Times New Roman"/>
+                <w:rFonts w:ascii="Times New Roman" w:hAnsi="Times New Roman" w:cs="Times New Roman" w:hint="eastAsia"/>
               </w:rPr>
             </w:pPr>
             <w:r>
@@ -220,6 +220,12 @@
                 <w:rFonts w:ascii="Times New Roman" w:hAnsi="Times New Roman" w:cs="Times New Roman"/>
               </w:rPr>
               <w:t xml:space="preserve">QM no: </w:t>
+            </w:r>
+            <w:r>
+              <w:rPr>
+                <w:rFonts w:ascii="Times New Roman" w:hAnsi="Times New Roman" w:cs="Times New Roman" w:hint="eastAsia"/>
+              </w:rPr>
+              <w:t>231225823</w:t>
             </w:r>
           </w:p>
         </w:tc>
@@ -238,6 +244,12 @@
                 <w:rFonts w:ascii="Times New Roman" w:hAnsi="Times New Roman" w:cs="Times New Roman"/>
               </w:rPr>
               <w:t>Name:</w:t>
+            </w:r>
+            <w:r>
+              <w:rPr>
+                <w:rFonts w:ascii="Times New Roman" w:hAnsi="Times New Roman" w:cs="Times New Roman" w:hint="eastAsia"/>
+              </w:rPr>
+              <w:t xml:space="preserve"> Sun Haixin</w:t>
             </w:r>
             <w:r>
               <w:rPr>
@@ -835,7 +847,7 @@
     <w:p>
       <w:pPr>
         <w:rPr>
-          <w:rFonts w:ascii="Times New Roman" w:hAnsi="Times New Roman" w:cs="Times New Roman" w:hint="eastAsia"/>
+          <w:rFonts w:ascii="Times New Roman" w:hAnsi="Times New Roman" w:cs="Times New Roman"/>
           <w:lang w:val="en-US"/>
         </w:rPr>
       </w:pPr>
@@ -1318,7 +1330,7 @@
         </w:numPr>
         <w:ind w:left="927"/>
         <w:rPr>
-          <w:rFonts w:ascii="Times New Roman" w:hAnsi="Times New Roman" w:cs="Times New Roman" w:hint="eastAsia"/>
+          <w:rFonts w:ascii="Times New Roman" w:hAnsi="Times New Roman" w:cs="Times New Roman"/>
           <w:lang w:val="en-US"/>
         </w:rPr>
       </w:pPr>
@@ -1395,7 +1407,7 @@
         </w:numPr>
         <w:ind w:left="927"/>
         <w:rPr>
-          <w:rFonts w:ascii="Times New Roman" w:hAnsi="Times New Roman" w:cs="Times New Roman" w:hint="eastAsia"/>
+          <w:rFonts w:ascii="Times New Roman" w:hAnsi="Times New Roman" w:cs="Times New Roman"/>
           <w:lang w:val="en-US"/>
         </w:rPr>
       </w:pPr>
@@ -1726,7 +1738,7 @@
     <w:p>
       <w:pPr>
         <w:rPr>
-          <w:rFonts w:ascii="Times New Roman" w:hAnsi="Times New Roman" w:cs="Times New Roman" w:hint="eastAsia"/>
+          <w:rFonts w:ascii="Times New Roman" w:hAnsi="Times New Roman" w:cs="Times New Roman"/>
           <w:lang w:val="en-US"/>
         </w:rPr>
       </w:pPr>

--- a/Final Short Report Template.docx
+++ b/Final Short Report Template.docx
@@ -255,7 +255,7 @@
               <w:rPr>
                 <w:rFonts w:ascii="Times New Roman" w:hAnsi="Times New Roman" w:cs="Times New Roman" w:hint="eastAsia"/>
               </w:rPr>
-              <w:t>Haixin Sun</w:t>
+              <w:t>Sun Haixin</w:t>
             </w:r>
           </w:p>
         </w:tc>

--- a/Final Short Report Template.docx
+++ b/Final Short Report Template.docx
@@ -100,7 +100,7 @@
           <w:p>
             <w:pPr>
               <w:rPr>
-                <w:rFonts w:ascii="Times New Roman" w:hAnsi="Times New Roman" w:cs="Times New Roman"/>
+                <w:rFonts w:ascii="Times New Roman" w:hAnsi="Times New Roman" w:cs="Times New Roman" w:hint="eastAsia"/>
               </w:rPr>
             </w:pPr>
             <w:r>
@@ -138,7 +138,7 @@
           <w:p>
             <w:pPr>
               <w:rPr>
-                <w:rFonts w:ascii="Times New Roman" w:hAnsi="Times New Roman" w:cs="Times New Roman"/>
+                <w:rFonts w:ascii="Times New Roman" w:hAnsi="Times New Roman" w:cs="Times New Roman" w:hint="eastAsia"/>
               </w:rPr>
             </w:pPr>
             <w:r>
@@ -162,7 +162,7 @@
           <w:p>
             <w:pPr>
               <w:rPr>
-                <w:rFonts w:ascii="Times New Roman" w:hAnsi="Times New Roman" w:cs="Times New Roman"/>
+                <w:rFonts w:ascii="Times New Roman" w:hAnsi="Times New Roman" w:cs="Times New Roman" w:hint="eastAsia"/>
               </w:rPr>
             </w:pPr>
             <w:r>
@@ -212,20 +212,14 @@
           <w:p>
             <w:pPr>
               <w:rPr>
-                <w:rFonts w:ascii="Times New Roman" w:hAnsi="Times New Roman" w:cs="Times New Roman" w:hint="eastAsia"/>
+                <w:rFonts w:ascii="Times New Roman" w:hAnsi="Times New Roman" w:cs="Times New Roman"/>
               </w:rPr>
             </w:pPr>
             <w:r>
               <w:rPr>
                 <w:rFonts w:ascii="Times New Roman" w:hAnsi="Times New Roman" w:cs="Times New Roman"/>
               </w:rPr>
-              <w:t xml:space="preserve">QM no: </w:t>
-            </w:r>
-            <w:r>
-              <w:rPr>
-                <w:rFonts w:ascii="Times New Roman" w:hAnsi="Times New Roman" w:cs="Times New Roman" w:hint="eastAsia"/>
-              </w:rPr>
-              <w:t>231225823</w:t>
+              <w:t xml:space="preserve">QM no: 231225834</w:t>
             </w:r>
           </w:p>
         </w:tc>
@@ -243,13 +237,7 @@
               <w:rPr>
                 <w:rFonts w:ascii="Times New Roman" w:hAnsi="Times New Roman" w:cs="Times New Roman"/>
               </w:rPr>
-              <w:t>Name:</w:t>
-            </w:r>
-            <w:r>
-              <w:rPr>
-                <w:rFonts w:ascii="Times New Roman" w:hAnsi="Times New Roman" w:cs="Times New Roman" w:hint="eastAsia"/>
-              </w:rPr>
-              <w:t xml:space="preserve"> Sun Haixin</w:t>
+              <w:t>Name: Hong Haoran</w:t>
             </w:r>
             <w:r>
               <w:rPr>
@@ -847,7 +835,7 @@
     <w:p>
       <w:pPr>
         <w:rPr>
-          <w:rFonts w:ascii="Times New Roman" w:hAnsi="Times New Roman" w:cs="Times New Roman"/>
+          <w:rFonts w:ascii="Times New Roman" w:hAnsi="Times New Roman" w:cs="Times New Roman" w:hint="eastAsia"/>
           <w:lang w:val="en-US"/>
         </w:rPr>
       </w:pPr>
@@ -1330,7 +1318,7 @@
         </w:numPr>
         <w:ind w:left="927"/>
         <w:rPr>
-          <w:rFonts w:ascii="Times New Roman" w:hAnsi="Times New Roman" w:cs="Times New Roman"/>
+          <w:rFonts w:ascii="Times New Roman" w:hAnsi="Times New Roman" w:cs="Times New Roman" w:hint="eastAsia"/>
           <w:lang w:val="en-US"/>
         </w:rPr>
       </w:pPr>
@@ -1407,7 +1395,7 @@
         </w:numPr>
         <w:ind w:left="927"/>
         <w:rPr>
-          <w:rFonts w:ascii="Times New Roman" w:hAnsi="Times New Roman" w:cs="Times New Roman"/>
+          <w:rFonts w:ascii="Times New Roman" w:hAnsi="Times New Roman" w:cs="Times New Roman" w:hint="eastAsia"/>
           <w:lang w:val="en-US"/>
         </w:rPr>
       </w:pPr>
@@ -1738,7 +1726,7 @@
     <w:p>
       <w:pPr>
         <w:rPr>
-          <w:rFonts w:ascii="Times New Roman" w:hAnsi="Times New Roman" w:cs="Times New Roman"/>
+          <w:rFonts w:ascii="Times New Roman" w:hAnsi="Times New Roman" w:cs="Times New Roman" w:hint="eastAsia"/>
           <w:lang w:val="en-US"/>
         </w:rPr>
       </w:pPr>
@@ -2301,7 +2289,7 @@
         <w:rPr>
           <w:rFonts w:ascii="Times New Roman" w:hAnsi="Times New Roman" w:cs="Times New Roman"/>
         </w:rPr>
-        <w:t>QM no:</w:t>
+        <w:t>QM no: 231225834</w:t>
       </w:r>
       <w:r>
         <w:rPr>
@@ -2320,7 +2308,7 @@
         <w:rPr>
           <w:rFonts w:ascii="Times New Roman" w:hAnsi="Times New Roman" w:cs="Times New Roman"/>
         </w:rPr>
-        <w:t>Name:</w:t>
+        <w:t>Name: Hong Haoran</w:t>
       </w:r>
       <w:r>
         <w:rPr>
@@ -2339,7 +2327,7 @@
         <w:rPr>
           <w:rFonts w:ascii="Times New Roman" w:hAnsi="Times New Roman" w:cs="Times New Roman"/>
         </w:rPr>
-        <w:t>Main contribution:</w:t>
+        <w:t>Main contribution: I was primarily responsible for the TA-side job module (ta_jobs/) and the advanced TA-12 AI Diagnosis feature. My work covered TAJobService and TAJobsUI for browsing open positions, semester-aware filtering (CurrentSemesterStore and PositionSemesterStore), duplicate-application prevention, and integration with the Home2 search bar. I implemented TA-12 end-to-end: CV text extraction from uploaded PDF/DOCX files (CvTextExtractor), skill indexing from CV and profile data (ApplicantSkillIndex), keyword-based matching against open positions (AiDiagnosisService), and the recommendation UI (AiDiagnosisUI) with match scores and reasons. I also added PositionDetailUI so TAs can double-click a job row to open a full-page detail view and apply directly, wired through RecruitmentSystemContext and the TA homepage AI Diagnosis entry. I resolved portable CV path resolution (CvPathResolver) when uploaded files are stored locally, and delivered the work through branches Honghaoran_aidiagnose and Honghaoran_jobdiscribtion, which were merged into main.</w:t>
       </w:r>
       <w:r>
         <w:rPr>
@@ -2358,7 +2346,7 @@
         <w:rPr>
           <w:rFonts w:ascii="Times New Roman" w:hAnsi="Times New Roman" w:cs="Times New Roman"/>
         </w:rPr>
-        <w:t>Reflective statement:</w:t>
+        <w:t>Reflective statement: This project improved my ability to extend an existing layered Java/Swing codebase without breaking other modules. The biggest challenge was implementing TA-12 without external AI libraries or databases: CV parsing had to work with plain Java, and matching quality depended on uploaded CV content and profile skills. Debugging CV file missing errors taught me the difference between persisted paths in users.csv and actual files on disk, especially after Git pulls. Integrating new UI flows into Home2 also required careful reuse of TAJobService rather than duplicating business rules. Overall, I developed stronger skills in requirement-driven design, incremental delivery through Git branches and pull requests, and writing user-facing error messages that guide recovery. Working in a team repository further reinforced service/repository separation and keeping TA job logic inside ta_jobs/.</w:t>
       </w:r>
       <w:r>
         <w:rPr>

--- a/Final Short Report Template.docx
+++ b/Final Short Report Template.docx
@@ -100,7 +100,7 @@
           <w:p>
             <w:pPr>
               <w:rPr>
-                <w:rFonts w:ascii="Times New Roman" w:hAnsi="Times New Roman" w:cs="Times New Roman" w:hint="eastAsia"/>
+                <w:rFonts w:ascii="Times New Roman" w:hAnsi="Times New Roman" w:cs="Times New Roman"/>
               </w:rPr>
             </w:pPr>
             <w:r>
@@ -138,7 +138,7 @@
           <w:p>
             <w:pPr>
               <w:rPr>
-                <w:rFonts w:ascii="Times New Roman" w:hAnsi="Times New Roman" w:cs="Times New Roman" w:hint="eastAsia"/>
+                <w:rFonts w:ascii="Times New Roman" w:hAnsi="Times New Roman" w:cs="Times New Roman"/>
               </w:rPr>
             </w:pPr>
             <w:r>
@@ -162,7 +162,7 @@
           <w:p>
             <w:pPr>
               <w:rPr>
-                <w:rFonts w:ascii="Times New Roman" w:hAnsi="Times New Roman" w:cs="Times New Roman" w:hint="eastAsia"/>
+                <w:rFonts w:ascii="Times New Roman" w:hAnsi="Times New Roman" w:cs="Times New Roman"/>
               </w:rPr>
             </w:pPr>
             <w:r>
@@ -181,8 +181,16 @@
               <w:rPr>
                 <w:rFonts w:ascii="Times New Roman" w:hAnsi="Times New Roman" w:cs="Times New Roman" w:hint="eastAsia"/>
               </w:rPr>
-              <w:t>Li Guanlin</w:t>
+              <w:t xml:space="preserve">Li </w:t>
             </w:r>
+            <w:proofErr w:type="spellStart"/>
+            <w:r>
+              <w:rPr>
+                <w:rFonts w:ascii="Times New Roman" w:hAnsi="Times New Roman" w:cs="Times New Roman" w:hint="eastAsia"/>
+              </w:rPr>
+              <w:t>Guanlin</w:t>
+            </w:r>
+            <w:proofErr w:type="spellEnd"/>
           </w:p>
         </w:tc>
       </w:tr>
@@ -219,7 +227,7 @@
               <w:rPr>
                 <w:rFonts w:ascii="Times New Roman" w:hAnsi="Times New Roman" w:cs="Times New Roman"/>
               </w:rPr>
-              <w:t xml:space="preserve">QM no: 231225834</w:t>
+              <w:t>QM no: 231225834</w:t>
             </w:r>
           </w:p>
         </w:tc>
@@ -624,12 +632,21 @@
         </w:rPr>
         <w:t>“</w:t>
       </w:r>
-      <w:r>
-        <w:rPr>
-          <w:rFonts w:ascii="Times New Roman" w:hAnsi="Times New Roman" w:cs="Times New Roman"/>
-          <w:lang w:val="en-US"/>
-        </w:rPr>
-        <w:t>MoSCoW method</w:t>
+      <w:proofErr w:type="spellStart"/>
+      <w:r>
+        <w:rPr>
+          <w:rFonts w:ascii="Times New Roman" w:hAnsi="Times New Roman" w:cs="Times New Roman"/>
+          <w:lang w:val="en-US"/>
+        </w:rPr>
+        <w:t>MoSCoW</w:t>
+      </w:r>
+      <w:proofErr w:type="spellEnd"/>
+      <w:r>
+        <w:rPr>
+          <w:rFonts w:ascii="Times New Roman" w:hAnsi="Times New Roman" w:cs="Times New Roman"/>
+          <w:lang w:val="en-US"/>
+        </w:rPr>
+        <w:t xml:space="preserve"> method</w:t>
       </w:r>
       <w:r>
         <w:rPr>
@@ -730,7 +747,23 @@
           <w:rFonts w:ascii="Times New Roman" w:hAnsi="Times New Roman" w:cs="Times New Roman"/>
           <w:lang w:val="en-US"/>
         </w:rPr>
-        <w:t>This project adopts the  “4+1 Architecture View Model” for system design, providing a comprehensive description of the system architecture from five different perspectives</w:t>
+        <w:t xml:space="preserve">This project adopts </w:t>
+      </w:r>
+      <w:proofErr w:type="gramStart"/>
+      <w:r>
+        <w:rPr>
+          <w:rFonts w:ascii="Times New Roman" w:hAnsi="Times New Roman" w:cs="Times New Roman"/>
+          <w:lang w:val="en-US"/>
+        </w:rPr>
+        <w:t>the  “</w:t>
+      </w:r>
+      <w:proofErr w:type="gramEnd"/>
+      <w:r>
+        <w:rPr>
+          <w:rFonts w:ascii="Times New Roman" w:hAnsi="Times New Roman" w:cs="Times New Roman"/>
+          <w:lang w:val="en-US"/>
+        </w:rPr>
+        <w:t>4+1 Architecture View Model” for system design, providing a comprehensive description of the system architecture from five different perspectives</w:t>
       </w:r>
       <w:r>
         <w:rPr>
@@ -798,7 +831,23 @@
           <w:rFonts w:ascii="Times New Roman" w:hAnsi="Times New Roman" w:cs="Times New Roman"/>
           <w:lang w:val="en-US"/>
         </w:rPr>
-        <w:t>- Entity classes: `User` (user), `Position` (position), `Application` (application), `Topic/Comment` (forum topic/comment), `TaNotification` (notification) – objects that store persistent data</w:t>
+        <w:t>- Entity classes: `User` (user), `Position` (position), `Application` (application), `Topic/Comment` (forum topic/comment), `</w:t>
+      </w:r>
+      <w:proofErr w:type="spellStart"/>
+      <w:r>
+        <w:rPr>
+          <w:rFonts w:ascii="Times New Roman" w:hAnsi="Times New Roman" w:cs="Times New Roman"/>
+          <w:lang w:val="en-US"/>
+        </w:rPr>
+        <w:t>TaNotification</w:t>
+      </w:r>
+      <w:proofErr w:type="spellEnd"/>
+      <w:r>
+        <w:rPr>
+          <w:rFonts w:ascii="Times New Roman" w:hAnsi="Times New Roman" w:cs="Times New Roman"/>
+          <w:lang w:val="en-US"/>
+        </w:rPr>
+        <w:t>` (notification) – objects that store persistent data</w:t>
       </w:r>
     </w:p>
     <w:p>
@@ -814,28 +863,204 @@
           <w:lang w:val="en-US"/>
         </w:rPr>
         <w:lastRenderedPageBreak/>
-        <w:t>- Boundary classes: `AuthUI` (login interface), `TAJobsUI` (job listing interface), `MoPublishUI` (posting interface), `MoReviewUI` (review interface), `AdminUI` (administrator interface), `ProfileUI` (profile interface) – User interface components</w:t>
-      </w:r>
-    </w:p>
-    <w:p>
-      <w:pPr>
-        <w:rPr>
-          <w:rFonts w:ascii="Times New Roman" w:hAnsi="Times New Roman" w:cs="Times New Roman"/>
-          <w:lang w:val="en-US"/>
-        </w:rPr>
-      </w:pPr>
-      <w:r>
-        <w:rPr>
-          <w:rFonts w:ascii="Times New Roman" w:hAnsi="Times New Roman" w:cs="Times New Roman"/>
-          <w:lang w:val="en-US"/>
-        </w:rPr>
-        <w:t>- Control classes: `AuthService` (Authentication Manager), `TAJobService` (Application Manager), `MOReviewService` (Review Controller), `AdminService` (Administrator Service), `MoPublishUService` (Publication Controller), etc. – These are business logic controllers.</w:t>
-      </w:r>
-    </w:p>
-    <w:p>
-      <w:pPr>
-        <w:rPr>
-          <w:rFonts w:ascii="Times New Roman" w:hAnsi="Times New Roman" w:cs="Times New Roman" w:hint="eastAsia"/>
+        <w:t>- Boundary classes: `</w:t>
+      </w:r>
+      <w:proofErr w:type="spellStart"/>
+      <w:r>
+        <w:rPr>
+          <w:rFonts w:ascii="Times New Roman" w:hAnsi="Times New Roman" w:cs="Times New Roman"/>
+          <w:lang w:val="en-US"/>
+        </w:rPr>
+        <w:t>AuthUI</w:t>
+      </w:r>
+      <w:proofErr w:type="spellEnd"/>
+      <w:r>
+        <w:rPr>
+          <w:rFonts w:ascii="Times New Roman" w:hAnsi="Times New Roman" w:cs="Times New Roman"/>
+          <w:lang w:val="en-US"/>
+        </w:rPr>
+        <w:t>` (login interface), `</w:t>
+      </w:r>
+      <w:proofErr w:type="spellStart"/>
+      <w:r>
+        <w:rPr>
+          <w:rFonts w:ascii="Times New Roman" w:hAnsi="Times New Roman" w:cs="Times New Roman"/>
+          <w:lang w:val="en-US"/>
+        </w:rPr>
+        <w:t>TAJobsUI</w:t>
+      </w:r>
+      <w:proofErr w:type="spellEnd"/>
+      <w:r>
+        <w:rPr>
+          <w:rFonts w:ascii="Times New Roman" w:hAnsi="Times New Roman" w:cs="Times New Roman"/>
+          <w:lang w:val="en-US"/>
+        </w:rPr>
+        <w:t>` (job listing interface), `</w:t>
+      </w:r>
+      <w:proofErr w:type="spellStart"/>
+      <w:r>
+        <w:rPr>
+          <w:rFonts w:ascii="Times New Roman" w:hAnsi="Times New Roman" w:cs="Times New Roman"/>
+          <w:lang w:val="en-US"/>
+        </w:rPr>
+        <w:t>MoPublishUI</w:t>
+      </w:r>
+      <w:proofErr w:type="spellEnd"/>
+      <w:r>
+        <w:rPr>
+          <w:rFonts w:ascii="Times New Roman" w:hAnsi="Times New Roman" w:cs="Times New Roman"/>
+          <w:lang w:val="en-US"/>
+        </w:rPr>
+        <w:t>` (posting interface), `</w:t>
+      </w:r>
+      <w:proofErr w:type="spellStart"/>
+      <w:r>
+        <w:rPr>
+          <w:rFonts w:ascii="Times New Roman" w:hAnsi="Times New Roman" w:cs="Times New Roman"/>
+          <w:lang w:val="en-US"/>
+        </w:rPr>
+        <w:t>MoReviewUI</w:t>
+      </w:r>
+      <w:proofErr w:type="spellEnd"/>
+      <w:r>
+        <w:rPr>
+          <w:rFonts w:ascii="Times New Roman" w:hAnsi="Times New Roman" w:cs="Times New Roman"/>
+          <w:lang w:val="en-US"/>
+        </w:rPr>
+        <w:t>` (review interface), `</w:t>
+      </w:r>
+      <w:proofErr w:type="spellStart"/>
+      <w:r>
+        <w:rPr>
+          <w:rFonts w:ascii="Times New Roman" w:hAnsi="Times New Roman" w:cs="Times New Roman"/>
+          <w:lang w:val="en-US"/>
+        </w:rPr>
+        <w:t>AdminUI</w:t>
+      </w:r>
+      <w:proofErr w:type="spellEnd"/>
+      <w:r>
+        <w:rPr>
+          <w:rFonts w:ascii="Times New Roman" w:hAnsi="Times New Roman" w:cs="Times New Roman"/>
+          <w:lang w:val="en-US"/>
+        </w:rPr>
+        <w:t>` (administrator interface), `</w:t>
+      </w:r>
+      <w:proofErr w:type="spellStart"/>
+      <w:r>
+        <w:rPr>
+          <w:rFonts w:ascii="Times New Roman" w:hAnsi="Times New Roman" w:cs="Times New Roman"/>
+          <w:lang w:val="en-US"/>
+        </w:rPr>
+        <w:t>ProfileUI</w:t>
+      </w:r>
+      <w:proofErr w:type="spellEnd"/>
+      <w:r>
+        <w:rPr>
+          <w:rFonts w:ascii="Times New Roman" w:hAnsi="Times New Roman" w:cs="Times New Roman"/>
+          <w:lang w:val="en-US"/>
+        </w:rPr>
+        <w:t>` (profile interface) – User interface components</w:t>
+      </w:r>
+    </w:p>
+    <w:p>
+      <w:pPr>
+        <w:rPr>
+          <w:rFonts w:ascii="Times New Roman" w:hAnsi="Times New Roman" w:cs="Times New Roman"/>
+          <w:lang w:val="en-US"/>
+        </w:rPr>
+      </w:pPr>
+      <w:r>
+        <w:rPr>
+          <w:rFonts w:ascii="Times New Roman" w:hAnsi="Times New Roman" w:cs="Times New Roman"/>
+          <w:lang w:val="en-US"/>
+        </w:rPr>
+        <w:t>- Control classes: `</w:t>
+      </w:r>
+      <w:proofErr w:type="spellStart"/>
+      <w:r>
+        <w:rPr>
+          <w:rFonts w:ascii="Times New Roman" w:hAnsi="Times New Roman" w:cs="Times New Roman"/>
+          <w:lang w:val="en-US"/>
+        </w:rPr>
+        <w:t>AuthService</w:t>
+      </w:r>
+      <w:proofErr w:type="spellEnd"/>
+      <w:r>
+        <w:rPr>
+          <w:rFonts w:ascii="Times New Roman" w:hAnsi="Times New Roman" w:cs="Times New Roman"/>
+          <w:lang w:val="en-US"/>
+        </w:rPr>
+        <w:t>` (Authentication Manager), `</w:t>
+      </w:r>
+      <w:proofErr w:type="spellStart"/>
+      <w:r>
+        <w:rPr>
+          <w:rFonts w:ascii="Times New Roman" w:hAnsi="Times New Roman" w:cs="Times New Roman"/>
+          <w:lang w:val="en-US"/>
+        </w:rPr>
+        <w:t>TAJobService</w:t>
+      </w:r>
+      <w:proofErr w:type="spellEnd"/>
+      <w:r>
+        <w:rPr>
+          <w:rFonts w:ascii="Times New Roman" w:hAnsi="Times New Roman" w:cs="Times New Roman"/>
+          <w:lang w:val="en-US"/>
+        </w:rPr>
+        <w:t>` (Application Manager), `</w:t>
+      </w:r>
+      <w:proofErr w:type="spellStart"/>
+      <w:r>
+        <w:rPr>
+          <w:rFonts w:ascii="Times New Roman" w:hAnsi="Times New Roman" w:cs="Times New Roman"/>
+          <w:lang w:val="en-US"/>
+        </w:rPr>
+        <w:t>MOReviewService</w:t>
+      </w:r>
+      <w:proofErr w:type="spellEnd"/>
+      <w:r>
+        <w:rPr>
+          <w:rFonts w:ascii="Times New Roman" w:hAnsi="Times New Roman" w:cs="Times New Roman"/>
+          <w:lang w:val="en-US"/>
+        </w:rPr>
+        <w:t>` (Review Controller), `</w:t>
+      </w:r>
+      <w:proofErr w:type="spellStart"/>
+      <w:r>
+        <w:rPr>
+          <w:rFonts w:ascii="Times New Roman" w:hAnsi="Times New Roman" w:cs="Times New Roman"/>
+          <w:lang w:val="en-US"/>
+        </w:rPr>
+        <w:t>AdminService</w:t>
+      </w:r>
+      <w:proofErr w:type="spellEnd"/>
+      <w:r>
+        <w:rPr>
+          <w:rFonts w:ascii="Times New Roman" w:hAnsi="Times New Roman" w:cs="Times New Roman"/>
+          <w:lang w:val="en-US"/>
+        </w:rPr>
+        <w:t>` (Administrator Service), `</w:t>
+      </w:r>
+      <w:proofErr w:type="spellStart"/>
+      <w:r>
+        <w:rPr>
+          <w:rFonts w:ascii="Times New Roman" w:hAnsi="Times New Roman" w:cs="Times New Roman"/>
+          <w:lang w:val="en-US"/>
+        </w:rPr>
+        <w:t>MoPublishUService</w:t>
+      </w:r>
+      <w:proofErr w:type="spellEnd"/>
+      <w:r>
+        <w:rPr>
+          <w:rFonts w:ascii="Times New Roman" w:hAnsi="Times New Roman" w:cs="Times New Roman"/>
+          <w:lang w:val="en-US"/>
+        </w:rPr>
+        <w:t>` (Publication Controller), etc. – These are business logic controllers.</w:t>
+      </w:r>
+    </w:p>
+    <w:p>
+      <w:pPr>
+        <w:rPr>
+          <w:rFonts w:ascii="Times New Roman" w:hAnsi="Times New Roman" w:cs="Times New Roman"/>
           <w:lang w:val="en-US"/>
         </w:rPr>
       </w:pPr>
@@ -888,7 +1113,23 @@
           <w:rFonts w:ascii="Times New Roman" w:hAnsi="Times New Roman" w:cs="Times New Roman"/>
           <w:lang w:val="en-US"/>
         </w:rPr>
-        <w:t>`admin_system/` — Administrator system module (includes model, repository, and foundation sub-packages)</w:t>
+        <w:t>`</w:t>
+      </w:r>
+      <w:proofErr w:type="spellStart"/>
+      <w:r>
+        <w:rPr>
+          <w:rFonts w:ascii="Times New Roman" w:hAnsi="Times New Roman" w:cs="Times New Roman"/>
+          <w:lang w:val="en-US"/>
+        </w:rPr>
+        <w:t>admin_system</w:t>
+      </w:r>
+      <w:proofErr w:type="spellEnd"/>
+      <w:r>
+        <w:rPr>
+          <w:rFonts w:ascii="Times New Roman" w:hAnsi="Times New Roman" w:cs="Times New Roman"/>
+          <w:lang w:val="en-US"/>
+        </w:rPr>
+        <w:t>/` — Administrator system module (includes model, repository, and foundation sub-packages)</w:t>
       </w:r>
     </w:p>
     <w:p>
@@ -948,7 +1189,23 @@
           <w:rFonts w:ascii="Times New Roman" w:hAnsi="Times New Roman" w:cs="Times New Roman"/>
           <w:lang w:val="en-US"/>
         </w:rPr>
-        <w:t>`ta_jobs/` — Module for browsing and applying for TA positions</w:t>
+        <w:t>`</w:t>
+      </w:r>
+      <w:proofErr w:type="spellStart"/>
+      <w:r>
+        <w:rPr>
+          <w:rFonts w:ascii="Times New Roman" w:hAnsi="Times New Roman" w:cs="Times New Roman"/>
+          <w:lang w:val="en-US"/>
+        </w:rPr>
+        <w:t>ta_jobs</w:t>
+      </w:r>
+      <w:proofErr w:type="spellEnd"/>
+      <w:r>
+        <w:rPr>
+          <w:rFonts w:ascii="Times New Roman" w:hAnsi="Times New Roman" w:cs="Times New Roman"/>
+          <w:lang w:val="en-US"/>
+        </w:rPr>
+        <w:t>/` — Module for browsing and applying for TA positions</w:t>
       </w:r>
     </w:p>
     <w:p>
@@ -968,7 +1225,23 @@
           <w:rFonts w:ascii="Times New Roman" w:hAnsi="Times New Roman" w:cs="Times New Roman"/>
           <w:lang w:val="en-US"/>
         </w:rPr>
-        <w:t>`mo_publish/` — MO Position Publishing Module</w:t>
+        <w:t>`</w:t>
+      </w:r>
+      <w:proofErr w:type="spellStart"/>
+      <w:r>
+        <w:rPr>
+          <w:rFonts w:ascii="Times New Roman" w:hAnsi="Times New Roman" w:cs="Times New Roman"/>
+          <w:lang w:val="en-US"/>
+        </w:rPr>
+        <w:t>mo_publish</w:t>
+      </w:r>
+      <w:proofErr w:type="spellEnd"/>
+      <w:r>
+        <w:rPr>
+          <w:rFonts w:ascii="Times New Roman" w:hAnsi="Times New Roman" w:cs="Times New Roman"/>
+          <w:lang w:val="en-US"/>
+        </w:rPr>
+        <w:t>/` — MO Position Publishing Module</w:t>
       </w:r>
     </w:p>
     <w:p>
@@ -988,7 +1261,23 @@
           <w:rFonts w:ascii="Times New Roman" w:hAnsi="Times New Roman" w:cs="Times New Roman"/>
           <w:lang w:val="en-US"/>
         </w:rPr>
-        <w:t>`mo_review/` — MO Review and Interview Management Module</w:t>
+        <w:t>`</w:t>
+      </w:r>
+      <w:proofErr w:type="spellStart"/>
+      <w:r>
+        <w:rPr>
+          <w:rFonts w:ascii="Times New Roman" w:hAnsi="Times New Roman" w:cs="Times New Roman"/>
+          <w:lang w:val="en-US"/>
+        </w:rPr>
+        <w:t>mo_review</w:t>
+      </w:r>
+      <w:proofErr w:type="spellEnd"/>
+      <w:r>
+        <w:rPr>
+          <w:rFonts w:ascii="Times New Roman" w:hAnsi="Times New Roman" w:cs="Times New Roman"/>
+          <w:lang w:val="en-US"/>
+        </w:rPr>
+        <w:t>/` — MO Review and Interview Management Module</w:t>
       </w:r>
     </w:p>
     <w:p>
@@ -1025,6 +1314,7 @@
         </w:rPr>
         <w:t>Within each module, there</w:t>
       </w:r>
+      <w:proofErr w:type="gramStart"/>
       <w:r>
         <w:rPr>
           <w:rFonts w:ascii="Times New Roman" w:hAnsi="Times New Roman" w:cs="Times New Roman" w:hint="eastAsia"/>
@@ -1032,12 +1322,29 @@
         </w:rPr>
         <w:t>’</w:t>
       </w:r>
-      <w:r>
-        <w:rPr>
-          <w:rFonts w:ascii="Times New Roman" w:hAnsi="Times New Roman" w:cs="Times New Roman" w:hint="eastAsia"/>
-          <w:lang w:val="en-US"/>
-        </w:rPr>
-        <w:t xml:space="preserve">s also a modular package structure (ui/dao/service/util). The dependency flow is: UI </w:t>
+      <w:proofErr w:type="gramEnd"/>
+      <w:r>
+        <w:rPr>
+          <w:rFonts w:ascii="Times New Roman" w:hAnsi="Times New Roman" w:cs="Times New Roman" w:hint="eastAsia"/>
+          <w:lang w:val="en-US"/>
+        </w:rPr>
+        <w:t>s also a modular package structure (</w:t>
+      </w:r>
+      <w:proofErr w:type="spellStart"/>
+      <w:r>
+        <w:rPr>
+          <w:rFonts w:ascii="Times New Roman" w:hAnsi="Times New Roman" w:cs="Times New Roman" w:hint="eastAsia"/>
+          <w:lang w:val="en-US"/>
+        </w:rPr>
+        <w:t>ui</w:t>
+      </w:r>
+      <w:proofErr w:type="spellEnd"/>
+      <w:r>
+        <w:rPr>
+          <w:rFonts w:ascii="Times New Roman" w:hAnsi="Times New Roman" w:cs="Times New Roman" w:hint="eastAsia"/>
+          <w:lang w:val="en-US"/>
+        </w:rPr>
+        <w:t xml:space="preserve">/dao/service/util). The dependency flow is: UI </w:t>
       </w:r>
       <w:r>
         <w:rPr>
@@ -1167,7 +1474,39 @@
           <w:rFonts w:ascii="Times New Roman" w:hAnsi="Times New Roman" w:cs="Times New Roman"/>
           <w:lang w:val="en-US"/>
         </w:rPr>
-        <w:t>File I/O: Synchronous file reading and writing is performed using `CsvUtil` and `FileStorageUtil`. File locks are utilized to prevent concurrent writing conflicts.</w:t>
+        <w:t>File I/O: Synchronous file reading and writing is performed using `</w:t>
+      </w:r>
+      <w:proofErr w:type="spellStart"/>
+      <w:r>
+        <w:rPr>
+          <w:rFonts w:ascii="Times New Roman" w:hAnsi="Times New Roman" w:cs="Times New Roman"/>
+          <w:lang w:val="en-US"/>
+        </w:rPr>
+        <w:t>CsvUtil</w:t>
+      </w:r>
+      <w:proofErr w:type="spellEnd"/>
+      <w:r>
+        <w:rPr>
+          <w:rFonts w:ascii="Times New Roman" w:hAnsi="Times New Roman" w:cs="Times New Roman"/>
+          <w:lang w:val="en-US"/>
+        </w:rPr>
+        <w:t>` and `</w:t>
+      </w:r>
+      <w:proofErr w:type="spellStart"/>
+      <w:r>
+        <w:rPr>
+          <w:rFonts w:ascii="Times New Roman" w:hAnsi="Times New Roman" w:cs="Times New Roman"/>
+          <w:lang w:val="en-US"/>
+        </w:rPr>
+        <w:t>FileStorageUtil</w:t>
+      </w:r>
+      <w:proofErr w:type="spellEnd"/>
+      <w:r>
+        <w:rPr>
+          <w:rFonts w:ascii="Times New Roman" w:hAnsi="Times New Roman" w:cs="Times New Roman"/>
+          <w:lang w:val="en-US"/>
+        </w:rPr>
+        <w:t>`. File locks are utilized to prevent concurrent writing conflicts.</w:t>
       </w:r>
     </w:p>
     <w:p>
@@ -1318,16 +1657,32 @@
         </w:numPr>
         <w:ind w:left="927"/>
         <w:rPr>
-          <w:rFonts w:ascii="Times New Roman" w:hAnsi="Times New Roman" w:cs="Times New Roman" w:hint="eastAsia"/>
-          <w:lang w:val="en-US"/>
-        </w:rPr>
-      </w:pPr>
-      <w:r>
-        <w:rPr>
-          <w:rFonts w:ascii="Times New Roman" w:hAnsi="Times New Roman" w:cs="Times New Roman" w:hint="eastAsia"/>
-          <w:lang w:val="en-US"/>
-        </w:rPr>
-        <w:t xml:space="preserve">Scenario 1 (TA applies for a position): Log in (`AuthUI`) </w:t>
+          <w:rFonts w:ascii="Times New Roman" w:hAnsi="Times New Roman" w:cs="Times New Roman"/>
+          <w:lang w:val="en-US"/>
+        </w:rPr>
+      </w:pPr>
+      <w:r>
+        <w:rPr>
+          <w:rFonts w:ascii="Times New Roman" w:hAnsi="Times New Roman" w:cs="Times New Roman" w:hint="eastAsia"/>
+          <w:lang w:val="en-US"/>
+        </w:rPr>
+        <w:t>Scenario 1 (TA applies for a position): Log in (`</w:t>
+      </w:r>
+      <w:proofErr w:type="spellStart"/>
+      <w:r>
+        <w:rPr>
+          <w:rFonts w:ascii="Times New Roman" w:hAnsi="Times New Roman" w:cs="Times New Roman" w:hint="eastAsia"/>
+          <w:lang w:val="en-US"/>
+        </w:rPr>
+        <w:t>AuthUI</w:t>
+      </w:r>
+      <w:proofErr w:type="spellEnd"/>
+      <w:r>
+        <w:rPr>
+          <w:rFonts w:ascii="Times New Roman" w:hAnsi="Times New Roman" w:cs="Times New Roman" w:hint="eastAsia"/>
+          <w:lang w:val="en-US"/>
+        </w:rPr>
+        <w:t xml:space="preserve">`) </w:t>
       </w:r>
       <w:r>
         <w:rPr>
@@ -1341,7 +1696,23 @@
           <w:rFonts w:ascii="Times New Roman" w:hAnsi="Times New Roman" w:cs="Times New Roman" w:hint="eastAsia"/>
           <w:lang w:val="en-US"/>
         </w:rPr>
-        <w:t xml:space="preserve"> Browse positions (`TAJobsUI`) </w:t>
+        <w:t xml:space="preserve"> Browse positions (`</w:t>
+      </w:r>
+      <w:proofErr w:type="spellStart"/>
+      <w:r>
+        <w:rPr>
+          <w:rFonts w:ascii="Times New Roman" w:hAnsi="Times New Roman" w:cs="Times New Roman" w:hint="eastAsia"/>
+          <w:lang w:val="en-US"/>
+        </w:rPr>
+        <w:t>TAJobsUI</w:t>
+      </w:r>
+      <w:proofErr w:type="spellEnd"/>
+      <w:r>
+        <w:rPr>
+          <w:rFonts w:ascii="Times New Roman" w:hAnsi="Times New Roman" w:cs="Times New Roman" w:hint="eastAsia"/>
+          <w:lang w:val="en-US"/>
+        </w:rPr>
+        <w:t xml:space="preserve">`) </w:t>
       </w:r>
       <w:r>
         <w:rPr>
@@ -1355,7 +1726,23 @@
           <w:rFonts w:ascii="Times New Roman" w:hAnsi="Times New Roman" w:cs="Times New Roman" w:hint="eastAsia"/>
           <w:lang w:val="en-US"/>
         </w:rPr>
-        <w:t xml:space="preserve"> Apply for a position (`TAJobService`) </w:t>
+        <w:t xml:space="preserve"> Apply for a position (`</w:t>
+      </w:r>
+      <w:proofErr w:type="spellStart"/>
+      <w:r>
+        <w:rPr>
+          <w:rFonts w:ascii="Times New Roman" w:hAnsi="Times New Roman" w:cs="Times New Roman" w:hint="eastAsia"/>
+          <w:lang w:val="en-US"/>
+        </w:rPr>
+        <w:t>TAJobService</w:t>
+      </w:r>
+      <w:proofErr w:type="spellEnd"/>
+      <w:r>
+        <w:rPr>
+          <w:rFonts w:ascii="Times New Roman" w:hAnsi="Times New Roman" w:cs="Times New Roman" w:hint="eastAsia"/>
+          <w:lang w:val="en-US"/>
+        </w:rPr>
+        <w:t xml:space="preserve">`) </w:t>
       </w:r>
       <w:r>
         <w:rPr>
@@ -1369,7 +1756,23 @@
           <w:rFonts w:ascii="Times New Roman" w:hAnsi="Times New Roman" w:cs="Times New Roman" w:hint="eastAsia"/>
           <w:lang w:val="en-US"/>
         </w:rPr>
-        <w:t xml:space="preserve"> Check status (`TAJobsUI`) </w:t>
+        <w:t xml:space="preserve"> Check status (`</w:t>
+      </w:r>
+      <w:proofErr w:type="spellStart"/>
+      <w:r>
+        <w:rPr>
+          <w:rFonts w:ascii="Times New Roman" w:hAnsi="Times New Roman" w:cs="Times New Roman" w:hint="eastAsia"/>
+          <w:lang w:val="en-US"/>
+        </w:rPr>
+        <w:t>TAJobsUI</w:t>
+      </w:r>
+      <w:proofErr w:type="spellEnd"/>
+      <w:r>
+        <w:rPr>
+          <w:rFonts w:ascii="Times New Roman" w:hAnsi="Times New Roman" w:cs="Times New Roman" w:hint="eastAsia"/>
+          <w:lang w:val="en-US"/>
+        </w:rPr>
+        <w:t xml:space="preserve">`) </w:t>
       </w:r>
       <w:r>
         <w:rPr>
@@ -1383,7 +1786,23 @@
           <w:rFonts w:ascii="Times New Roman" w:hAnsi="Times New Roman" w:cs="Times New Roman" w:hint="eastAsia"/>
           <w:lang w:val="en-US"/>
         </w:rPr>
-        <w:t xml:space="preserve"> Receive notifications (`TaNotificationService`)</w:t>
+        <w:t xml:space="preserve"> Receive notifications (`</w:t>
+      </w:r>
+      <w:proofErr w:type="spellStart"/>
+      <w:r>
+        <w:rPr>
+          <w:rFonts w:ascii="Times New Roman" w:hAnsi="Times New Roman" w:cs="Times New Roman" w:hint="eastAsia"/>
+          <w:lang w:val="en-US"/>
+        </w:rPr>
+        <w:t>TaNotificationService</w:t>
+      </w:r>
+      <w:proofErr w:type="spellEnd"/>
+      <w:r>
+        <w:rPr>
+          <w:rFonts w:ascii="Times New Roman" w:hAnsi="Times New Roman" w:cs="Times New Roman" w:hint="eastAsia"/>
+          <w:lang w:val="en-US"/>
+        </w:rPr>
+        <w:t>`)</w:t>
       </w:r>
     </w:p>
     <w:p>
@@ -1395,16 +1814,32 @@
         </w:numPr>
         <w:ind w:left="927"/>
         <w:rPr>
-          <w:rFonts w:ascii="Times New Roman" w:hAnsi="Times New Roman" w:cs="Times New Roman" w:hint="eastAsia"/>
-          <w:lang w:val="en-US"/>
-        </w:rPr>
-      </w:pPr>
-      <w:r>
-        <w:rPr>
-          <w:rFonts w:ascii="Times New Roman" w:hAnsi="Times New Roman" w:cs="Times New Roman" w:hint="eastAsia"/>
-          <w:lang w:val="en-US"/>
-        </w:rPr>
-        <w:t xml:space="preserve">Scenario 2 (MO publishing and review): Log in (`MoPublishUI`) </w:t>
+          <w:rFonts w:ascii="Times New Roman" w:hAnsi="Times New Roman" w:cs="Times New Roman"/>
+          <w:lang w:val="en-US"/>
+        </w:rPr>
+      </w:pPr>
+      <w:r>
+        <w:rPr>
+          <w:rFonts w:ascii="Times New Roman" w:hAnsi="Times New Roman" w:cs="Times New Roman" w:hint="eastAsia"/>
+          <w:lang w:val="en-US"/>
+        </w:rPr>
+        <w:t>Scenario 2 (MO publishing and review): Log in (`</w:t>
+      </w:r>
+      <w:proofErr w:type="spellStart"/>
+      <w:r>
+        <w:rPr>
+          <w:rFonts w:ascii="Times New Roman" w:hAnsi="Times New Roman" w:cs="Times New Roman" w:hint="eastAsia"/>
+          <w:lang w:val="en-US"/>
+        </w:rPr>
+        <w:t>MoPublishUI</w:t>
+      </w:r>
+      <w:proofErr w:type="spellEnd"/>
+      <w:r>
+        <w:rPr>
+          <w:rFonts w:ascii="Times New Roman" w:hAnsi="Times New Roman" w:cs="Times New Roman" w:hint="eastAsia"/>
+          <w:lang w:val="en-US"/>
+        </w:rPr>
+        <w:t xml:space="preserve">`) </w:t>
       </w:r>
       <w:r>
         <w:rPr>
@@ -1418,7 +1853,23 @@
           <w:rFonts w:ascii="Times New Roman" w:hAnsi="Times New Roman" w:cs="Times New Roman" w:hint="eastAsia"/>
           <w:lang w:val="en-US"/>
         </w:rPr>
-        <w:t xml:space="preserve"> Publish a position (`MOPublishService`) </w:t>
+        <w:t xml:space="preserve"> Publish a position (`</w:t>
+      </w:r>
+      <w:proofErr w:type="spellStart"/>
+      <w:r>
+        <w:rPr>
+          <w:rFonts w:ascii="Times New Roman" w:hAnsi="Times New Roman" w:cs="Times New Roman" w:hint="eastAsia"/>
+          <w:lang w:val="en-US"/>
+        </w:rPr>
+        <w:t>MOPublishService</w:t>
+      </w:r>
+      <w:proofErr w:type="spellEnd"/>
+      <w:r>
+        <w:rPr>
+          <w:rFonts w:ascii="Times New Roman" w:hAnsi="Times New Roman" w:cs="Times New Roman" w:hint="eastAsia"/>
+          <w:lang w:val="en-US"/>
+        </w:rPr>
+        <w:t xml:space="preserve">`) </w:t>
       </w:r>
       <w:r>
         <w:rPr>
@@ -1432,7 +1883,23 @@
           <w:rFonts w:ascii="Times New Roman" w:hAnsi="Times New Roman" w:cs="Times New Roman" w:hint="eastAsia"/>
           <w:lang w:val="en-US"/>
         </w:rPr>
-        <w:t xml:space="preserve"> View applications (`MoReviewUI`) </w:t>
+        <w:t xml:space="preserve"> View applications (`</w:t>
+      </w:r>
+      <w:proofErr w:type="spellStart"/>
+      <w:r>
+        <w:rPr>
+          <w:rFonts w:ascii="Times New Roman" w:hAnsi="Times New Roman" w:cs="Times New Roman" w:hint="eastAsia"/>
+          <w:lang w:val="en-US"/>
+        </w:rPr>
+        <w:t>MoReviewUI</w:t>
+      </w:r>
+      <w:proofErr w:type="spellEnd"/>
+      <w:r>
+        <w:rPr>
+          <w:rFonts w:ascii="Times New Roman" w:hAnsi="Times New Roman" w:cs="Times New Roman" w:hint="eastAsia"/>
+          <w:lang w:val="en-US"/>
+        </w:rPr>
+        <w:t xml:space="preserve">`) </w:t>
       </w:r>
       <w:r>
         <w:rPr>
@@ -1446,7 +1913,23 @@
           <w:rFonts w:ascii="Times New Roman" w:hAnsi="Times New Roman" w:cs="Times New Roman" w:hint="eastAsia"/>
           <w:lang w:val="en-US"/>
         </w:rPr>
-        <w:t xml:space="preserve"> Update status (`MOReviewService`) </w:t>
+        <w:t xml:space="preserve"> Update status (`</w:t>
+      </w:r>
+      <w:proofErr w:type="spellStart"/>
+      <w:r>
+        <w:rPr>
+          <w:rFonts w:ascii="Times New Roman" w:hAnsi="Times New Roman" w:cs="Times New Roman" w:hint="eastAsia"/>
+          <w:lang w:val="en-US"/>
+        </w:rPr>
+        <w:t>MOReviewService</w:t>
+      </w:r>
+      <w:proofErr w:type="spellEnd"/>
+      <w:r>
+        <w:rPr>
+          <w:rFonts w:ascii="Times New Roman" w:hAnsi="Times New Roman" w:cs="Times New Roman" w:hint="eastAsia"/>
+          <w:lang w:val="en-US"/>
+        </w:rPr>
+        <w:t xml:space="preserve">`) </w:t>
       </w:r>
       <w:r>
         <w:rPr>
@@ -1460,7 +1943,23 @@
           <w:rFonts w:ascii="Times New Roman" w:hAnsi="Times New Roman" w:cs="Times New Roman" w:hint="eastAsia"/>
           <w:lang w:val="en-US"/>
         </w:rPr>
-        <w:t xml:space="preserve"> Send notifications (`TaNotificationService`)</w:t>
+        <w:t xml:space="preserve"> Send notifications (`</w:t>
+      </w:r>
+      <w:proofErr w:type="spellStart"/>
+      <w:r>
+        <w:rPr>
+          <w:rFonts w:ascii="Times New Roman" w:hAnsi="Times New Roman" w:cs="Times New Roman" w:hint="eastAsia"/>
+          <w:lang w:val="en-US"/>
+        </w:rPr>
+        <w:t>TaNotificationService</w:t>
+      </w:r>
+      <w:proofErr w:type="spellEnd"/>
+      <w:r>
+        <w:rPr>
+          <w:rFonts w:ascii="Times New Roman" w:hAnsi="Times New Roman" w:cs="Times New Roman" w:hint="eastAsia"/>
+          <w:lang w:val="en-US"/>
+        </w:rPr>
+        <w:t>`)</w:t>
       </w:r>
     </w:p>
     <w:p>
@@ -1481,7 +1980,23 @@
           <w:rFonts w:ascii="Times New Roman" w:hAnsi="Times New Roman" w:cs="Times New Roman" w:hint="eastAsia"/>
           <w:lang w:val="en-US"/>
         </w:rPr>
-        <w:t xml:space="preserve">Scenario 3 (Administrator Approval): Log in (`AdminUI`) </w:t>
+        <w:t>Scenario 3 (Administrator Approval): Log in (`</w:t>
+      </w:r>
+      <w:proofErr w:type="spellStart"/>
+      <w:r>
+        <w:rPr>
+          <w:rFonts w:ascii="Times New Roman" w:hAnsi="Times New Roman" w:cs="Times New Roman" w:hint="eastAsia"/>
+          <w:lang w:val="en-US"/>
+        </w:rPr>
+        <w:t>AdminUI</w:t>
+      </w:r>
+      <w:proofErr w:type="spellEnd"/>
+      <w:r>
+        <w:rPr>
+          <w:rFonts w:ascii="Times New Roman" w:hAnsi="Times New Roman" w:cs="Times New Roman" w:hint="eastAsia"/>
+          <w:lang w:val="en-US"/>
+        </w:rPr>
+        <w:t xml:space="preserve">`) </w:t>
       </w:r>
       <w:r>
         <w:rPr>
@@ -1495,7 +2010,23 @@
           <w:rFonts w:ascii="Times New Roman" w:hAnsi="Times New Roman" w:cs="Times New Roman" w:hint="eastAsia"/>
           <w:lang w:val="en-US"/>
         </w:rPr>
-        <w:t xml:space="preserve"> View users awaiting approval (`AdminService`) </w:t>
+        <w:t xml:space="preserve"> View users awaiting approval (`</w:t>
+      </w:r>
+      <w:proofErr w:type="spellStart"/>
+      <w:r>
+        <w:rPr>
+          <w:rFonts w:ascii="Times New Roman" w:hAnsi="Times New Roman" w:cs="Times New Roman" w:hint="eastAsia"/>
+          <w:lang w:val="en-US"/>
+        </w:rPr>
+        <w:t>AdminService</w:t>
+      </w:r>
+      <w:proofErr w:type="spellEnd"/>
+      <w:r>
+        <w:rPr>
+          <w:rFonts w:ascii="Times New Roman" w:hAnsi="Times New Roman" w:cs="Times New Roman" w:hint="eastAsia"/>
+          <w:lang w:val="en-US"/>
+        </w:rPr>
+        <w:t xml:space="preserve">`) </w:t>
       </w:r>
       <w:r>
         <w:rPr>
@@ -1509,7 +2040,23 @@
           <w:rFonts w:ascii="Times New Roman" w:hAnsi="Times New Roman" w:cs="Times New Roman" w:hint="eastAsia"/>
           <w:lang w:val="en-US"/>
         </w:rPr>
-        <w:t xml:space="preserve"> Approve/Reject (`UserRepository`) </w:t>
+        <w:t xml:space="preserve"> Approve/Reject (`</w:t>
+      </w:r>
+      <w:proofErr w:type="spellStart"/>
+      <w:r>
+        <w:rPr>
+          <w:rFonts w:ascii="Times New Roman" w:hAnsi="Times New Roman" w:cs="Times New Roman" w:hint="eastAsia"/>
+          <w:lang w:val="en-US"/>
+        </w:rPr>
+        <w:t>UserRepository</w:t>
+      </w:r>
+      <w:proofErr w:type="spellEnd"/>
+      <w:r>
+        <w:rPr>
+          <w:rFonts w:ascii="Times New Roman" w:hAnsi="Times New Roman" w:cs="Times New Roman" w:hint="eastAsia"/>
+          <w:lang w:val="en-US"/>
+        </w:rPr>
+        <w:t xml:space="preserve">`) </w:t>
       </w:r>
       <w:r>
         <w:rPr>
@@ -1523,7 +2070,23 @@
           <w:rFonts w:ascii="Times New Roman" w:hAnsi="Times New Roman" w:cs="Times New Roman" w:hint="eastAsia"/>
           <w:lang w:val="en-US"/>
         </w:rPr>
-        <w:t xml:space="preserve"> Record audit logs (`FileStorageUtil`)</w:t>
+        <w:t xml:space="preserve"> Record audit logs (`</w:t>
+      </w:r>
+      <w:proofErr w:type="spellStart"/>
+      <w:r>
+        <w:rPr>
+          <w:rFonts w:ascii="Times New Roman" w:hAnsi="Times New Roman" w:cs="Times New Roman" w:hint="eastAsia"/>
+          <w:lang w:val="en-US"/>
+        </w:rPr>
+        <w:t>FileStorageUtil</w:t>
+      </w:r>
+      <w:proofErr w:type="spellEnd"/>
+      <w:r>
+        <w:rPr>
+          <w:rFonts w:ascii="Times New Roman" w:hAnsi="Times New Roman" w:cs="Times New Roman" w:hint="eastAsia"/>
+          <w:lang w:val="en-US"/>
+        </w:rPr>
+        <w:t>`)</w:t>
       </w:r>
     </w:p>
     <w:p>
@@ -1658,7 +2221,39 @@
           <w:rFonts w:ascii="Times New Roman" w:hAnsi="Times New Roman" w:cs="Times New Roman"/>
           <w:lang w:val="en-US"/>
         </w:rPr>
-        <w:t>Presentation Layer: Handles user interaction through Swing GUI components (`Home2.java`, `AuthUI`, `TAJobsUI`, etc.) and CLI interface (`ConsoleMain.java`). This layer delegates all business operations to the service layer.</w:t>
+        <w:t>Presentation Layer: Handles user interaction through Swing GUI components (`Home2.java`, `</w:t>
+      </w:r>
+      <w:proofErr w:type="spellStart"/>
+      <w:r>
+        <w:rPr>
+          <w:rFonts w:ascii="Times New Roman" w:hAnsi="Times New Roman" w:cs="Times New Roman"/>
+          <w:lang w:val="en-US"/>
+        </w:rPr>
+        <w:t>AuthUI</w:t>
+      </w:r>
+      <w:proofErr w:type="spellEnd"/>
+      <w:r>
+        <w:rPr>
+          <w:rFonts w:ascii="Times New Roman" w:hAnsi="Times New Roman" w:cs="Times New Roman"/>
+          <w:lang w:val="en-US"/>
+        </w:rPr>
+        <w:t>`, `</w:t>
+      </w:r>
+      <w:proofErr w:type="spellStart"/>
+      <w:r>
+        <w:rPr>
+          <w:rFonts w:ascii="Times New Roman" w:hAnsi="Times New Roman" w:cs="Times New Roman"/>
+          <w:lang w:val="en-US"/>
+        </w:rPr>
+        <w:t>TAJobsUI</w:t>
+      </w:r>
+      <w:proofErr w:type="spellEnd"/>
+      <w:r>
+        <w:rPr>
+          <w:rFonts w:ascii="Times New Roman" w:hAnsi="Times New Roman" w:cs="Times New Roman"/>
+          <w:lang w:val="en-US"/>
+        </w:rPr>
+        <w:t>`, etc.) and CLI interface (`ConsoleMain.java`). This layer delegates all business operations to the service layer.</w:t>
       </w:r>
     </w:p>
     <w:p>
@@ -1696,7 +2291,55 @@
           <w:rFonts w:ascii="Times New Roman" w:hAnsi="Times New Roman" w:cs="Times New Roman"/>
           <w:lang w:val="en-US"/>
         </w:rPr>
-        <w:t>   - **Service Layer**: Implements business rules and workflows (`AuthService`, `TAJobService`, `MOReviewService`, etc.)</w:t>
+        <w:t>   - **Service Layer**: Implements business rules and workflows (`</w:t>
+      </w:r>
+      <w:proofErr w:type="spellStart"/>
+      <w:r>
+        <w:rPr>
+          <w:rFonts w:ascii="Times New Roman" w:hAnsi="Times New Roman" w:cs="Times New Roman"/>
+          <w:lang w:val="en-US"/>
+        </w:rPr>
+        <w:t>AuthService</w:t>
+      </w:r>
+      <w:proofErr w:type="spellEnd"/>
+      <w:r>
+        <w:rPr>
+          <w:rFonts w:ascii="Times New Roman" w:hAnsi="Times New Roman" w:cs="Times New Roman"/>
+          <w:lang w:val="en-US"/>
+        </w:rPr>
+        <w:t>`, `</w:t>
+      </w:r>
+      <w:proofErr w:type="spellStart"/>
+      <w:r>
+        <w:rPr>
+          <w:rFonts w:ascii="Times New Roman" w:hAnsi="Times New Roman" w:cs="Times New Roman"/>
+          <w:lang w:val="en-US"/>
+        </w:rPr>
+        <w:t>TAJobService</w:t>
+      </w:r>
+      <w:proofErr w:type="spellEnd"/>
+      <w:r>
+        <w:rPr>
+          <w:rFonts w:ascii="Times New Roman" w:hAnsi="Times New Roman" w:cs="Times New Roman"/>
+          <w:lang w:val="en-US"/>
+        </w:rPr>
+        <w:t>`, `</w:t>
+      </w:r>
+      <w:proofErr w:type="spellStart"/>
+      <w:r>
+        <w:rPr>
+          <w:rFonts w:ascii="Times New Roman" w:hAnsi="Times New Roman" w:cs="Times New Roman"/>
+          <w:lang w:val="en-US"/>
+        </w:rPr>
+        <w:t>MOReviewService</w:t>
+      </w:r>
+      <w:proofErr w:type="spellEnd"/>
+      <w:r>
+        <w:rPr>
+          <w:rFonts w:ascii="Times New Roman" w:hAnsi="Times New Roman" w:cs="Times New Roman"/>
+          <w:lang w:val="en-US"/>
+        </w:rPr>
+        <w:t>`, etc.)</w:t>
       </w:r>
     </w:p>
     <w:p>
@@ -1712,30 +2355,110 @@
           <w:lang w:val="en-US"/>
         </w:rPr>
         <w:lastRenderedPageBreak/>
-        <w:t>   - **Repository Layer**: Abstracts data access operations (`UserRepository`, `PositionRepository`, `ApplicationRepository`)</w:t>
-      </w:r>
-    </w:p>
-    <w:p>
-      <w:pPr>
-        <w:rPr>
-          <w:rFonts w:ascii="Times New Roman" w:hAnsi="Times New Roman" w:cs="Times New Roman"/>
-          <w:lang w:val="en-US"/>
-        </w:rPr>
-      </w:pPr>
-    </w:p>
-    <w:p>
-      <w:pPr>
-        <w:rPr>
-          <w:rFonts w:ascii="Times New Roman" w:hAnsi="Times New Roman" w:cs="Times New Roman" w:hint="eastAsia"/>
-          <w:lang w:val="en-US"/>
-        </w:rPr>
-      </w:pPr>
-      <w:r>
-        <w:rPr>
-          <w:rFonts w:ascii="Times New Roman" w:hAnsi="Times New Roman" w:cs="Times New Roman"/>
-          <w:lang w:val="en-US"/>
-        </w:rPr>
-        <w:t>Data Storage Layer: Persistent storage using CSV files in the `data/` directory. Repositories handle all read/write operations through utility classes (`CsvUtil`, `FileStorageUtil`).</w:t>
+        <w:t>   - **Repository Layer**: Abstracts data access operations (`</w:t>
+      </w:r>
+      <w:proofErr w:type="spellStart"/>
+      <w:r>
+        <w:rPr>
+          <w:rFonts w:ascii="Times New Roman" w:hAnsi="Times New Roman" w:cs="Times New Roman"/>
+          <w:lang w:val="en-US"/>
+        </w:rPr>
+        <w:t>UserRepository</w:t>
+      </w:r>
+      <w:proofErr w:type="spellEnd"/>
+      <w:r>
+        <w:rPr>
+          <w:rFonts w:ascii="Times New Roman" w:hAnsi="Times New Roman" w:cs="Times New Roman"/>
+          <w:lang w:val="en-US"/>
+        </w:rPr>
+        <w:t>`, `</w:t>
+      </w:r>
+      <w:proofErr w:type="spellStart"/>
+      <w:r>
+        <w:rPr>
+          <w:rFonts w:ascii="Times New Roman" w:hAnsi="Times New Roman" w:cs="Times New Roman"/>
+          <w:lang w:val="en-US"/>
+        </w:rPr>
+        <w:t>PositionRepository</w:t>
+      </w:r>
+      <w:proofErr w:type="spellEnd"/>
+      <w:r>
+        <w:rPr>
+          <w:rFonts w:ascii="Times New Roman" w:hAnsi="Times New Roman" w:cs="Times New Roman"/>
+          <w:lang w:val="en-US"/>
+        </w:rPr>
+        <w:t>`, `</w:t>
+      </w:r>
+      <w:proofErr w:type="spellStart"/>
+      <w:r>
+        <w:rPr>
+          <w:rFonts w:ascii="Times New Roman" w:hAnsi="Times New Roman" w:cs="Times New Roman"/>
+          <w:lang w:val="en-US"/>
+        </w:rPr>
+        <w:t>ApplicationRepository</w:t>
+      </w:r>
+      <w:proofErr w:type="spellEnd"/>
+      <w:r>
+        <w:rPr>
+          <w:rFonts w:ascii="Times New Roman" w:hAnsi="Times New Roman" w:cs="Times New Roman"/>
+          <w:lang w:val="en-US"/>
+        </w:rPr>
+        <w:t>`)</w:t>
+      </w:r>
+    </w:p>
+    <w:p>
+      <w:pPr>
+        <w:rPr>
+          <w:rFonts w:ascii="Times New Roman" w:hAnsi="Times New Roman" w:cs="Times New Roman"/>
+          <w:lang w:val="en-US"/>
+        </w:rPr>
+      </w:pPr>
+    </w:p>
+    <w:p>
+      <w:pPr>
+        <w:rPr>
+          <w:rFonts w:ascii="Times New Roman" w:hAnsi="Times New Roman" w:cs="Times New Roman"/>
+          <w:lang w:val="en-US"/>
+        </w:rPr>
+      </w:pPr>
+      <w:r>
+        <w:rPr>
+          <w:rFonts w:ascii="Times New Roman" w:hAnsi="Times New Roman" w:cs="Times New Roman"/>
+          <w:lang w:val="en-US"/>
+        </w:rPr>
+        <w:t>Data Storage Layer: Persistent storage using CSV files in the `data/` directory. Repositories handle all read/write operations through utility classes (`</w:t>
+      </w:r>
+      <w:proofErr w:type="spellStart"/>
+      <w:r>
+        <w:rPr>
+          <w:rFonts w:ascii="Times New Roman" w:hAnsi="Times New Roman" w:cs="Times New Roman"/>
+          <w:lang w:val="en-US"/>
+        </w:rPr>
+        <w:t>CsvUtil</w:t>
+      </w:r>
+      <w:proofErr w:type="spellEnd"/>
+      <w:r>
+        <w:rPr>
+          <w:rFonts w:ascii="Times New Roman" w:hAnsi="Times New Roman" w:cs="Times New Roman"/>
+          <w:lang w:val="en-US"/>
+        </w:rPr>
+        <w:t>`, `</w:t>
+      </w:r>
+      <w:proofErr w:type="spellStart"/>
+      <w:r>
+        <w:rPr>
+          <w:rFonts w:ascii="Times New Roman" w:hAnsi="Times New Roman" w:cs="Times New Roman"/>
+          <w:lang w:val="en-US"/>
+        </w:rPr>
+        <w:t>FileStorageUtil</w:t>
+      </w:r>
+      <w:proofErr w:type="spellEnd"/>
+      <w:r>
+        <w:rPr>
+          <w:rFonts w:ascii="Times New Roman" w:hAnsi="Times New Roman" w:cs="Times New Roman"/>
+          <w:lang w:val="en-US"/>
+        </w:rPr>
+        <w:t>`).</w:t>
       </w:r>
     </w:p>
     <w:p>
@@ -1828,7 +2551,23 @@
           <w:rFonts w:ascii="Times New Roman" w:hAnsi="Times New Roman" w:cs="Times New Roman"/>
           <w:lang w:val="en-US"/>
         </w:rPr>
-        <w:t>Open-Closed Principle (OCP): Core business code does not need to be modified when adding new functionality. For example, dependency injection can be handled through RecruitmentSystemContext. Thus, adding new modules like Forum or AI Diagnosis does not require altering the existing core service code.</w:t>
+        <w:t xml:space="preserve">Open-Closed Principle (OCP): Core business code does not need to be modified when adding new functionality. For example, dependency injection can be handled through </w:t>
+      </w:r>
+      <w:proofErr w:type="spellStart"/>
+      <w:r>
+        <w:rPr>
+          <w:rFonts w:ascii="Times New Roman" w:hAnsi="Times New Roman" w:cs="Times New Roman"/>
+          <w:lang w:val="en-US"/>
+        </w:rPr>
+        <w:t>RecruitmentSystemContext</w:t>
+      </w:r>
+      <w:proofErr w:type="spellEnd"/>
+      <w:r>
+        <w:rPr>
+          <w:rFonts w:ascii="Times New Roman" w:hAnsi="Times New Roman" w:cs="Times New Roman"/>
+          <w:lang w:val="en-US"/>
+        </w:rPr>
+        <w:t>. Thus, adding new modules like Forum or AI Diagnosis does not require altering the existing core service code.</w:t>
       </w:r>
     </w:p>
     <w:p>
@@ -1843,12 +2582,37 @@
           <w:lang w:val="en-US"/>
         </w:rPr>
       </w:pPr>
-      <w:r>
-        <w:rPr>
-          <w:rFonts w:ascii="Times New Roman" w:hAnsi="Times New Roman" w:cs="Times New Roman"/>
-          <w:lang w:val="en-US"/>
-        </w:rPr>
-        <w:t>Liskov Substitution Principle (LSP): This project does not use inheritance hierarchies. All roles (TA/MO/Admin) are distinguished by the User.role field. Role-specific behaviors are implemented through composition rather than inheritance.</w:t>
+      <w:proofErr w:type="spellStart"/>
+      <w:r>
+        <w:rPr>
+          <w:rFonts w:ascii="Times New Roman" w:hAnsi="Times New Roman" w:cs="Times New Roman"/>
+          <w:lang w:val="en-US"/>
+        </w:rPr>
+        <w:t>Liskov</w:t>
+      </w:r>
+      <w:proofErr w:type="spellEnd"/>
+      <w:r>
+        <w:rPr>
+          <w:rFonts w:ascii="Times New Roman" w:hAnsi="Times New Roman" w:cs="Times New Roman"/>
+          <w:lang w:val="en-US"/>
+        </w:rPr>
+        <w:t xml:space="preserve"> Substitution Principle (LSP): This project does not use inheritance hierarchies. All roles (TA/MO/Admin) are distinguished by the </w:t>
+      </w:r>
+      <w:proofErr w:type="spellStart"/>
+      <w:r>
+        <w:rPr>
+          <w:rFonts w:ascii="Times New Roman" w:hAnsi="Times New Roman" w:cs="Times New Roman"/>
+          <w:lang w:val="en-US"/>
+        </w:rPr>
+        <w:t>User.role</w:t>
+      </w:r>
+      <w:proofErr w:type="spellEnd"/>
+      <w:r>
+        <w:rPr>
+          <w:rFonts w:ascii="Times New Roman" w:hAnsi="Times New Roman" w:cs="Times New Roman"/>
+          <w:lang w:val="en-US"/>
+        </w:rPr>
+        <w:t xml:space="preserve"> field. Role-specific behaviors are implemented through composition rather than inheritance.</w:t>
       </w:r>
     </w:p>
     <w:p>
@@ -1888,7 +2652,23 @@
           <w:rFonts w:ascii="Times New Roman" w:hAnsi="Times New Roman" w:cs="Times New Roman"/>
           <w:lang w:val="en-US"/>
         </w:rPr>
-        <w:t>Dependency Inversion Principle (DIP): Dependency injection is performed using RecruitmentSystemContext as the composition root. The Service layer depends on the Repository class, thereby achieving inversion of control. The Repository encapsulates the details of CSV data access.</w:t>
+        <w:t xml:space="preserve">Dependency Inversion Principle (DIP): Dependency injection is performed using </w:t>
+      </w:r>
+      <w:proofErr w:type="spellStart"/>
+      <w:r>
+        <w:rPr>
+          <w:rFonts w:ascii="Times New Roman" w:hAnsi="Times New Roman" w:cs="Times New Roman"/>
+          <w:lang w:val="en-US"/>
+        </w:rPr>
+        <w:t>RecruitmentSystemContext</w:t>
+      </w:r>
+      <w:proofErr w:type="spellEnd"/>
+      <w:r>
+        <w:rPr>
+          <w:rFonts w:ascii="Times New Roman" w:hAnsi="Times New Roman" w:cs="Times New Roman"/>
+          <w:lang w:val="en-US"/>
+        </w:rPr>
+        <w:t xml:space="preserve"> as the composition root. The Service layer depends on the Repository class, thereby achieving inversion of control. The Repository encapsulates the details of CSV data access.</w:t>
       </w:r>
     </w:p>
     <w:p>
@@ -1933,37 +2713,181 @@
           <w:rFonts w:ascii="Times New Roman" w:hAnsi="Times New Roman" w:cs="Times New Roman"/>
           <w:lang w:val="en-US"/>
         </w:rPr>
-        <w:t>2. Utility patterns: Classes like CsvUtil, FileStorageUtil, and SecurityUtil use static methods. They don’t require instantiation and provide global utility functions.</w:t>
-      </w:r>
-    </w:p>
-    <w:p>
-      <w:pPr>
-        <w:rPr>
-          <w:rFonts w:ascii="Times New Roman" w:hAnsi="Times New Roman" w:cs="Times New Roman"/>
-          <w:lang w:val="en-US"/>
-        </w:rPr>
-      </w:pPr>
-      <w:r>
-        <w:rPr>
-          <w:rFonts w:ascii="Times New Roman" w:hAnsi="Times New Roman" w:cs="Times New Roman"/>
-          <w:lang w:val="en-US"/>
-        </w:rPr>
-        <w:t>3. Factory Pattern (partially used): IdGenerator provides a unified method for ID generation, while CsvUtil offers a general-purpose method for converting CSV rows into objects.</w:t>
-      </w:r>
-    </w:p>
-    <w:p>
-      <w:pPr>
-        <w:rPr>
-          <w:rFonts w:ascii="Times New Roman" w:hAnsi="Times New Roman" w:cs="Times New Roman"/>
-          <w:lang w:val="en-US"/>
-        </w:rPr>
-      </w:pPr>
-      <w:r>
-        <w:rPr>
-          <w:rFonts w:ascii="Times New Roman" w:hAnsi="Times New Roman" w:cs="Times New Roman"/>
-          <w:lang w:val="en-US"/>
-        </w:rPr>
-        <w:t>4. Appearance Pattern: RecruitmentSystemContext serves as the system’s composite root, bringing together all core services (AuthService, TAJobService, MOReviewService, etc.). It provides a unified access point for the entire system, simplifying dependency management between modules.</w:t>
+        <w:t xml:space="preserve">2. Utility patterns: Classes like </w:t>
+      </w:r>
+      <w:proofErr w:type="spellStart"/>
+      <w:r>
+        <w:rPr>
+          <w:rFonts w:ascii="Times New Roman" w:hAnsi="Times New Roman" w:cs="Times New Roman"/>
+          <w:lang w:val="en-US"/>
+        </w:rPr>
+        <w:t>CsvUtil</w:t>
+      </w:r>
+      <w:proofErr w:type="spellEnd"/>
+      <w:r>
+        <w:rPr>
+          <w:rFonts w:ascii="Times New Roman" w:hAnsi="Times New Roman" w:cs="Times New Roman"/>
+          <w:lang w:val="en-US"/>
+        </w:rPr>
+        <w:t xml:space="preserve">, </w:t>
+      </w:r>
+      <w:proofErr w:type="spellStart"/>
+      <w:r>
+        <w:rPr>
+          <w:rFonts w:ascii="Times New Roman" w:hAnsi="Times New Roman" w:cs="Times New Roman"/>
+          <w:lang w:val="en-US"/>
+        </w:rPr>
+        <w:t>FileStorageUtil</w:t>
+      </w:r>
+      <w:proofErr w:type="spellEnd"/>
+      <w:r>
+        <w:rPr>
+          <w:rFonts w:ascii="Times New Roman" w:hAnsi="Times New Roman" w:cs="Times New Roman"/>
+          <w:lang w:val="en-US"/>
+        </w:rPr>
+        <w:t xml:space="preserve">, and </w:t>
+      </w:r>
+      <w:proofErr w:type="spellStart"/>
+      <w:r>
+        <w:rPr>
+          <w:rFonts w:ascii="Times New Roman" w:hAnsi="Times New Roman" w:cs="Times New Roman"/>
+          <w:lang w:val="en-US"/>
+        </w:rPr>
+        <w:t>SecurityUtil</w:t>
+      </w:r>
+      <w:proofErr w:type="spellEnd"/>
+      <w:r>
+        <w:rPr>
+          <w:rFonts w:ascii="Times New Roman" w:hAnsi="Times New Roman" w:cs="Times New Roman"/>
+          <w:lang w:val="en-US"/>
+        </w:rPr>
+        <w:t xml:space="preserve"> use static methods. They don’t require instantiation and provide global utility functions.</w:t>
+      </w:r>
+    </w:p>
+    <w:p>
+      <w:pPr>
+        <w:rPr>
+          <w:rFonts w:ascii="Times New Roman" w:hAnsi="Times New Roman" w:cs="Times New Roman"/>
+          <w:lang w:val="en-US"/>
+        </w:rPr>
+      </w:pPr>
+      <w:r>
+        <w:rPr>
+          <w:rFonts w:ascii="Times New Roman" w:hAnsi="Times New Roman" w:cs="Times New Roman"/>
+          <w:lang w:val="en-US"/>
+        </w:rPr>
+        <w:t xml:space="preserve">3. Factory Pattern (partially used): </w:t>
+      </w:r>
+      <w:proofErr w:type="spellStart"/>
+      <w:r>
+        <w:rPr>
+          <w:rFonts w:ascii="Times New Roman" w:hAnsi="Times New Roman" w:cs="Times New Roman"/>
+          <w:lang w:val="en-US"/>
+        </w:rPr>
+        <w:t>IdGenerator</w:t>
+      </w:r>
+      <w:proofErr w:type="spellEnd"/>
+      <w:r>
+        <w:rPr>
+          <w:rFonts w:ascii="Times New Roman" w:hAnsi="Times New Roman" w:cs="Times New Roman"/>
+          <w:lang w:val="en-US"/>
+        </w:rPr>
+        <w:t xml:space="preserve"> provides a unified method for ID generation, while </w:t>
+      </w:r>
+      <w:proofErr w:type="spellStart"/>
+      <w:r>
+        <w:rPr>
+          <w:rFonts w:ascii="Times New Roman" w:hAnsi="Times New Roman" w:cs="Times New Roman"/>
+          <w:lang w:val="en-US"/>
+        </w:rPr>
+        <w:t>CsvUtil</w:t>
+      </w:r>
+      <w:proofErr w:type="spellEnd"/>
+      <w:r>
+        <w:rPr>
+          <w:rFonts w:ascii="Times New Roman" w:hAnsi="Times New Roman" w:cs="Times New Roman"/>
+          <w:lang w:val="en-US"/>
+        </w:rPr>
+        <w:t xml:space="preserve"> offers a general-purpose method for converting CSV rows into objects.</w:t>
+      </w:r>
+    </w:p>
+    <w:p>
+      <w:pPr>
+        <w:rPr>
+          <w:rFonts w:ascii="Times New Roman" w:hAnsi="Times New Roman" w:cs="Times New Roman"/>
+          <w:lang w:val="en-US"/>
+        </w:rPr>
+      </w:pPr>
+      <w:r>
+        <w:rPr>
+          <w:rFonts w:ascii="Times New Roman" w:hAnsi="Times New Roman" w:cs="Times New Roman"/>
+          <w:lang w:val="en-US"/>
+        </w:rPr>
+        <w:t xml:space="preserve">4. Appearance Pattern: </w:t>
+      </w:r>
+      <w:proofErr w:type="spellStart"/>
+      <w:r>
+        <w:rPr>
+          <w:rFonts w:ascii="Times New Roman" w:hAnsi="Times New Roman" w:cs="Times New Roman"/>
+          <w:lang w:val="en-US"/>
+        </w:rPr>
+        <w:t>RecruitmentSystemContext</w:t>
+      </w:r>
+      <w:proofErr w:type="spellEnd"/>
+      <w:r>
+        <w:rPr>
+          <w:rFonts w:ascii="Times New Roman" w:hAnsi="Times New Roman" w:cs="Times New Roman"/>
+          <w:lang w:val="en-US"/>
+        </w:rPr>
+        <w:t xml:space="preserve"> serves as the system’s composite root, bringing together all core services (</w:t>
+      </w:r>
+      <w:proofErr w:type="spellStart"/>
+      <w:r>
+        <w:rPr>
+          <w:rFonts w:ascii="Times New Roman" w:hAnsi="Times New Roman" w:cs="Times New Roman"/>
+          <w:lang w:val="en-US"/>
+        </w:rPr>
+        <w:t>AuthService</w:t>
+      </w:r>
+      <w:proofErr w:type="spellEnd"/>
+      <w:r>
+        <w:rPr>
+          <w:rFonts w:ascii="Times New Roman" w:hAnsi="Times New Roman" w:cs="Times New Roman"/>
+          <w:lang w:val="en-US"/>
+        </w:rPr>
+        <w:t xml:space="preserve">, </w:t>
+      </w:r>
+      <w:proofErr w:type="spellStart"/>
+      <w:r>
+        <w:rPr>
+          <w:rFonts w:ascii="Times New Roman" w:hAnsi="Times New Roman" w:cs="Times New Roman"/>
+          <w:lang w:val="en-US"/>
+        </w:rPr>
+        <w:t>TAJobService</w:t>
+      </w:r>
+      <w:proofErr w:type="spellEnd"/>
+      <w:r>
+        <w:rPr>
+          <w:rFonts w:ascii="Times New Roman" w:hAnsi="Times New Roman" w:cs="Times New Roman"/>
+          <w:lang w:val="en-US"/>
+        </w:rPr>
+        <w:t xml:space="preserve">, </w:t>
+      </w:r>
+      <w:proofErr w:type="spellStart"/>
+      <w:r>
+        <w:rPr>
+          <w:rFonts w:ascii="Times New Roman" w:hAnsi="Times New Roman" w:cs="Times New Roman"/>
+          <w:lang w:val="en-US"/>
+        </w:rPr>
+        <w:t>MOReviewService</w:t>
+      </w:r>
+      <w:proofErr w:type="spellEnd"/>
+      <w:r>
+        <w:rPr>
+          <w:rFonts w:ascii="Times New Roman" w:hAnsi="Times New Roman" w:cs="Times New Roman"/>
+          <w:lang w:val="en-US"/>
+        </w:rPr>
+        <w:t>, etc.). It provides a unified access point for the entire system, simplifying dependency management between modules.</w:t>
       </w:r>
     </w:p>
     <w:p>
@@ -1979,7 +2903,23 @@
           <w:lang w:val="en-US"/>
         </w:rPr>
         <w:lastRenderedPageBreak/>
-        <w:t>5. Observer Pattern: Notifications are sent when key business events occur, such as changes in application status or new user registrations. The notification logic is decoupled from the business logic. Services trigger notifications by calling TaNotificationService, rather than having the notification logic embedded in the business code.</w:t>
+        <w:t xml:space="preserve">5. Observer Pattern: Notifications are sent when key business events occur, such as changes in application status or new user registrations. The notification logic is decoupled from the business logic. Services trigger notifications by calling </w:t>
+      </w:r>
+      <w:proofErr w:type="spellStart"/>
+      <w:r>
+        <w:rPr>
+          <w:rFonts w:ascii="Times New Roman" w:hAnsi="Times New Roman" w:cs="Times New Roman"/>
+          <w:lang w:val="en-US"/>
+        </w:rPr>
+        <w:t>TaNotificationService</w:t>
+      </w:r>
+      <w:proofErr w:type="spellEnd"/>
+      <w:r>
+        <w:rPr>
+          <w:rFonts w:ascii="Times New Roman" w:hAnsi="Times New Roman" w:cs="Times New Roman"/>
+          <w:lang w:val="en-US"/>
+        </w:rPr>
+        <w:t>, rather than having the notification logic embedded in the business code.</w:t>
       </w:r>
     </w:p>
     <w:p>
@@ -1997,9 +2937,8 @@
         <w:pStyle w:val="2"/>
         <w:numPr>
           <w:ilvl w:val="0"/>
-          <w:numId w:val="1"/>
+          <w:numId w:val="7"/>
         </w:numPr>
-        <w:ind w:left="284"/>
         <w:rPr>
           <w:rFonts w:ascii="Times New Roman" w:hAnsi="Times New Roman" w:cs="Times New Roman"/>
         </w:rPr>
@@ -2067,7 +3006,7 @@
         <w:pStyle w:val="2"/>
         <w:numPr>
           <w:ilvl w:val="0"/>
-          <w:numId w:val="1"/>
+          <w:numId w:val="7"/>
         </w:numPr>
         <w:ind w:left="284"/>
         <w:rPr>
@@ -2107,7 +3046,7 @@
         <w:pStyle w:val="2"/>
         <w:numPr>
           <w:ilvl w:val="0"/>
-          <w:numId w:val="1"/>
+          <w:numId w:val="7"/>
         </w:numPr>
         <w:ind w:left="284"/>
         <w:rPr>
@@ -2146,7 +3085,23 @@
           <w:rFonts w:ascii="Times New Roman" w:hAnsi="Times New Roman" w:cs="Times New Roman"/>
           <w:color w:val="FF0000"/>
         </w:rPr>
-        <w:t xml:space="preserve">To here  - </w:t>
+        <w:t xml:space="preserve">To </w:t>
+      </w:r>
+      <w:proofErr w:type="gramStart"/>
+      <w:r>
+        <w:rPr>
+          <w:rFonts w:ascii="Times New Roman" w:hAnsi="Times New Roman" w:cs="Times New Roman"/>
+          <w:color w:val="FF0000"/>
+        </w:rPr>
+        <w:t>here  -</w:t>
+      </w:r>
+      <w:proofErr w:type="gramEnd"/>
+      <w:r>
+        <w:rPr>
+          <w:rFonts w:ascii="Times New Roman" w:hAnsi="Times New Roman" w:cs="Times New Roman"/>
+          <w:color w:val="FF0000"/>
+        </w:rPr>
+        <w:t xml:space="preserve"> </w:t>
       </w:r>
       <w:r>
         <w:rPr>
@@ -2327,7 +3282,218 @@
         <w:rPr>
           <w:rFonts w:ascii="Times New Roman" w:hAnsi="Times New Roman" w:cs="Times New Roman"/>
         </w:rPr>
-        <w:t>Main contribution: I was primarily responsible for the TA-side job module (ta_jobs/) and the advanced TA-12 AI Diagnosis feature. My work covered TAJobService and TAJobsUI for browsing open positions, semester-aware filtering (CurrentSemesterStore and PositionSemesterStore), duplicate-application prevention, and integration with the Home2 search bar. I implemented TA-12 end-to-end: CV text extraction from uploaded PDF/DOCX files (CvTextExtractor), skill indexing from CV and profile data (ApplicantSkillIndex), keyword-based matching against open positions (AiDiagnosisService), and the recommendation UI (AiDiagnosisUI) with match scores and reasons. I also added PositionDetailUI so TAs can double-click a job row to open a full-page detail view and apply directly, wired through RecruitmentSystemContext and the TA homepage AI Diagnosis entry. I resolved portable CV path resolution (CvPathResolver) when uploaded files are stored locally, and delivered the work through branches Honghaoran_aidiagnose and Honghaoran_jobdiscribtion, which were merged into main.</w:t>
+        <w:t>Main contribution: I was primarily responsible for the TA-side job module (</w:t>
+      </w:r>
+      <w:proofErr w:type="spellStart"/>
+      <w:r>
+        <w:rPr>
+          <w:rFonts w:ascii="Times New Roman" w:hAnsi="Times New Roman" w:cs="Times New Roman"/>
+        </w:rPr>
+        <w:t>ta_jobs</w:t>
+      </w:r>
+      <w:proofErr w:type="spellEnd"/>
+      <w:r>
+        <w:rPr>
+          <w:rFonts w:ascii="Times New Roman" w:hAnsi="Times New Roman" w:cs="Times New Roman"/>
+        </w:rPr>
+        <w:t xml:space="preserve">/) and the advanced TA-12 AI Diagnosis feature. My work covered </w:t>
+      </w:r>
+      <w:proofErr w:type="spellStart"/>
+      <w:r>
+        <w:rPr>
+          <w:rFonts w:ascii="Times New Roman" w:hAnsi="Times New Roman" w:cs="Times New Roman"/>
+        </w:rPr>
+        <w:t>TAJobService</w:t>
+      </w:r>
+      <w:proofErr w:type="spellEnd"/>
+      <w:r>
+        <w:rPr>
+          <w:rFonts w:ascii="Times New Roman" w:hAnsi="Times New Roman" w:cs="Times New Roman"/>
+        </w:rPr>
+        <w:t xml:space="preserve"> and </w:t>
+      </w:r>
+      <w:proofErr w:type="spellStart"/>
+      <w:r>
+        <w:rPr>
+          <w:rFonts w:ascii="Times New Roman" w:hAnsi="Times New Roman" w:cs="Times New Roman"/>
+        </w:rPr>
+        <w:t>TAJobsUI</w:t>
+      </w:r>
+      <w:proofErr w:type="spellEnd"/>
+      <w:r>
+        <w:rPr>
+          <w:rFonts w:ascii="Times New Roman" w:hAnsi="Times New Roman" w:cs="Times New Roman"/>
+        </w:rPr>
+        <w:t xml:space="preserve"> for browsing open positions, semester-aware filtering (</w:t>
+      </w:r>
+      <w:proofErr w:type="spellStart"/>
+      <w:r>
+        <w:rPr>
+          <w:rFonts w:ascii="Times New Roman" w:hAnsi="Times New Roman" w:cs="Times New Roman"/>
+        </w:rPr>
+        <w:t>CurrentSemesterStore</w:t>
+      </w:r>
+      <w:proofErr w:type="spellEnd"/>
+      <w:r>
+        <w:rPr>
+          <w:rFonts w:ascii="Times New Roman" w:hAnsi="Times New Roman" w:cs="Times New Roman"/>
+        </w:rPr>
+        <w:t xml:space="preserve"> and </w:t>
+      </w:r>
+      <w:proofErr w:type="spellStart"/>
+      <w:r>
+        <w:rPr>
+          <w:rFonts w:ascii="Times New Roman" w:hAnsi="Times New Roman" w:cs="Times New Roman"/>
+        </w:rPr>
+        <w:t>PositionSemesterStore</w:t>
+      </w:r>
+      <w:proofErr w:type="spellEnd"/>
+      <w:r>
+        <w:rPr>
+          <w:rFonts w:ascii="Times New Roman" w:hAnsi="Times New Roman" w:cs="Times New Roman"/>
+        </w:rPr>
+        <w:t>), duplicate-application prevention, and integration with the Home2 search bar. I implemented TA-12 end-to-end: CV text extraction from uploaded PDF/DOCX files (</w:t>
+      </w:r>
+      <w:proofErr w:type="spellStart"/>
+      <w:r>
+        <w:rPr>
+          <w:rFonts w:ascii="Times New Roman" w:hAnsi="Times New Roman" w:cs="Times New Roman"/>
+        </w:rPr>
+        <w:t>CvTextExtractor</w:t>
+      </w:r>
+      <w:proofErr w:type="spellEnd"/>
+      <w:r>
+        <w:rPr>
+          <w:rFonts w:ascii="Times New Roman" w:hAnsi="Times New Roman" w:cs="Times New Roman"/>
+        </w:rPr>
+        <w:t>), skill indexing from CV and profile data (</w:t>
+      </w:r>
+      <w:proofErr w:type="spellStart"/>
+      <w:r>
+        <w:rPr>
+          <w:rFonts w:ascii="Times New Roman" w:hAnsi="Times New Roman" w:cs="Times New Roman"/>
+        </w:rPr>
+        <w:t>ApplicantSkillIndex</w:t>
+      </w:r>
+      <w:proofErr w:type="spellEnd"/>
+      <w:r>
+        <w:rPr>
+          <w:rFonts w:ascii="Times New Roman" w:hAnsi="Times New Roman" w:cs="Times New Roman"/>
+        </w:rPr>
+        <w:t>), keyword-based matching against open positions (</w:t>
+      </w:r>
+      <w:proofErr w:type="spellStart"/>
+      <w:r>
+        <w:rPr>
+          <w:rFonts w:ascii="Times New Roman" w:hAnsi="Times New Roman" w:cs="Times New Roman"/>
+        </w:rPr>
+        <w:t>AiDiagnosisService</w:t>
+      </w:r>
+      <w:proofErr w:type="spellEnd"/>
+      <w:r>
+        <w:rPr>
+          <w:rFonts w:ascii="Times New Roman" w:hAnsi="Times New Roman" w:cs="Times New Roman"/>
+        </w:rPr>
+        <w:t>), and the recommendation UI (</w:t>
+      </w:r>
+      <w:proofErr w:type="spellStart"/>
+      <w:r>
+        <w:rPr>
+          <w:rFonts w:ascii="Times New Roman" w:hAnsi="Times New Roman" w:cs="Times New Roman"/>
+        </w:rPr>
+        <w:t>AiDiagnosisUI</w:t>
+      </w:r>
+      <w:proofErr w:type="spellEnd"/>
+      <w:r>
+        <w:rPr>
+          <w:rFonts w:ascii="Times New Roman" w:hAnsi="Times New Roman" w:cs="Times New Roman"/>
+        </w:rPr>
+        <w:t xml:space="preserve">) with match scores and reasons. I also added </w:t>
+      </w:r>
+      <w:proofErr w:type="spellStart"/>
+      <w:r>
+        <w:rPr>
+          <w:rFonts w:ascii="Times New Roman" w:hAnsi="Times New Roman" w:cs="Times New Roman"/>
+        </w:rPr>
+        <w:t>PositionDetailUI</w:t>
+      </w:r>
+      <w:proofErr w:type="spellEnd"/>
+      <w:r>
+        <w:rPr>
+          <w:rFonts w:ascii="Times New Roman" w:hAnsi="Times New Roman" w:cs="Times New Roman"/>
+        </w:rPr>
+        <w:t xml:space="preserve"> so TAs can double-click a job row to open a full-page detail view and apply directly, wired through </w:t>
+      </w:r>
+      <w:proofErr w:type="spellStart"/>
+      <w:r>
+        <w:rPr>
+          <w:rFonts w:ascii="Times New Roman" w:hAnsi="Times New Roman" w:cs="Times New Roman"/>
+        </w:rPr>
+        <w:t>RecruitmentSystemContext</w:t>
+      </w:r>
+      <w:proofErr w:type="spellEnd"/>
+      <w:r>
+        <w:rPr>
+          <w:rFonts w:ascii="Times New Roman" w:hAnsi="Times New Roman" w:cs="Times New Roman"/>
+        </w:rPr>
+        <w:t xml:space="preserve"> and the TA homepage AI Diagnosis entry. I resolved portable CV path resolution (</w:t>
+      </w:r>
+      <w:proofErr w:type="spellStart"/>
+      <w:r>
+        <w:rPr>
+          <w:rFonts w:ascii="Times New Roman" w:hAnsi="Times New Roman" w:cs="Times New Roman"/>
+        </w:rPr>
+        <w:t>CvPathResolver</w:t>
+      </w:r>
+      <w:proofErr w:type="spellEnd"/>
+      <w:r>
+        <w:rPr>
+          <w:rFonts w:ascii="Times New Roman" w:hAnsi="Times New Roman" w:cs="Times New Roman"/>
+        </w:rPr>
+        <w:t xml:space="preserve">) when uploaded files are stored </w:t>
+      </w:r>
+      <w:proofErr w:type="gramStart"/>
+      <w:r>
+        <w:rPr>
+          <w:rFonts w:ascii="Times New Roman" w:hAnsi="Times New Roman" w:cs="Times New Roman"/>
+        </w:rPr>
+        <w:lastRenderedPageBreak/>
+        <w:t>locally, and</w:t>
+      </w:r>
+      <w:proofErr w:type="gramEnd"/>
+      <w:r>
+        <w:rPr>
+          <w:rFonts w:ascii="Times New Roman" w:hAnsi="Times New Roman" w:cs="Times New Roman"/>
+        </w:rPr>
+        <w:t xml:space="preserve"> delivered the work through branches </w:t>
+      </w:r>
+      <w:proofErr w:type="spellStart"/>
+      <w:r>
+        <w:rPr>
+          <w:rFonts w:ascii="Times New Roman" w:hAnsi="Times New Roman" w:cs="Times New Roman"/>
+        </w:rPr>
+        <w:t>Honghaoran_aidiagnose</w:t>
+      </w:r>
+      <w:proofErr w:type="spellEnd"/>
+      <w:r>
+        <w:rPr>
+          <w:rFonts w:ascii="Times New Roman" w:hAnsi="Times New Roman" w:cs="Times New Roman"/>
+        </w:rPr>
+        <w:t xml:space="preserve"> and </w:t>
+      </w:r>
+      <w:proofErr w:type="spellStart"/>
+      <w:r>
+        <w:rPr>
+          <w:rFonts w:ascii="Times New Roman" w:hAnsi="Times New Roman" w:cs="Times New Roman"/>
+        </w:rPr>
+        <w:t>Honghaoran_jobdiscribtion</w:t>
+      </w:r>
+      <w:proofErr w:type="spellEnd"/>
+      <w:r>
+        <w:rPr>
+          <w:rFonts w:ascii="Times New Roman" w:hAnsi="Times New Roman" w:cs="Times New Roman"/>
+        </w:rPr>
+        <w:t>, which were merged into main.</w:t>
       </w:r>
       <w:r>
         <w:rPr>
@@ -2346,7 +3512,35 @@
         <w:rPr>
           <w:rFonts w:ascii="Times New Roman" w:hAnsi="Times New Roman" w:cs="Times New Roman"/>
         </w:rPr>
-        <w:t>Reflective statement: This project improved my ability to extend an existing layered Java/Swing codebase without breaking other modules. The biggest challenge was implementing TA-12 without external AI libraries or databases: CV parsing had to work with plain Java, and matching quality depended on uploaded CV content and profile skills. Debugging CV file missing errors taught me the difference between persisted paths in users.csv and actual files on disk, especially after Git pulls. Integrating new UI flows into Home2 also required careful reuse of TAJobService rather than duplicating business rules. Overall, I developed stronger skills in requirement-driven design, incremental delivery through Git branches and pull requests, and writing user-facing error messages that guide recovery. Working in a team repository further reinforced service/repository separation and keeping TA job logic inside ta_jobs/.</w:t>
+        <w:t xml:space="preserve">Reflective statement: This project improved my ability to extend an existing layered Java/Swing codebase without breaking other modules. The biggest challenge was implementing TA-12 without external AI libraries or databases: CV parsing had to work with plain Java, and matching quality depended on uploaded CV content and profile skills. Debugging CV file missing errors taught me the difference between persisted paths in users.csv and actual files on disk, especially after Git pulls. Integrating new UI flows into Home2 also required careful reuse of </w:t>
+      </w:r>
+      <w:proofErr w:type="spellStart"/>
+      <w:r>
+        <w:rPr>
+          <w:rFonts w:ascii="Times New Roman" w:hAnsi="Times New Roman" w:cs="Times New Roman"/>
+        </w:rPr>
+        <w:t>TAJobService</w:t>
+      </w:r>
+      <w:proofErr w:type="spellEnd"/>
+      <w:r>
+        <w:rPr>
+          <w:rFonts w:ascii="Times New Roman" w:hAnsi="Times New Roman" w:cs="Times New Roman"/>
+        </w:rPr>
+        <w:t xml:space="preserve"> rather than duplicating business rules. Overall, I developed stronger skills in requirement-driven design, incremental delivery through Git branches and pull requests, and writing user-facing error messages that guide recovery. Working in a team repository further reinforced service/repository separation and keeping TA job logic inside </w:t>
+      </w:r>
+      <w:proofErr w:type="spellStart"/>
+      <w:r>
+        <w:rPr>
+          <w:rFonts w:ascii="Times New Roman" w:hAnsi="Times New Roman" w:cs="Times New Roman"/>
+        </w:rPr>
+        <w:t>ta_jobs</w:t>
+      </w:r>
+      <w:proofErr w:type="spellEnd"/>
+      <w:r>
+        <w:rPr>
+          <w:rFonts w:ascii="Times New Roman" w:hAnsi="Times New Roman" w:cs="Times New Roman"/>
+        </w:rPr>
+        <w:t>/.</w:t>
       </w:r>
       <w:r>
         <w:rPr>
@@ -3145,6 +4339,95 @@
       </w:rPr>
     </w:lvl>
   </w:abstractNum>
+  <w:abstractNum w:abstractNumId="6" w15:restartNumberingAfterBreak="0">
+    <w:nsid w:val="72CB19E8"/>
+    <w:multiLevelType w:val="hybridMultilevel"/>
+    <w:tmpl w:val="2BBAFFD4"/>
+    <w:lvl w:ilvl="0" w:tplc="E5A6B53A">
+      <w:start w:val="2"/>
+      <w:numFmt w:val="decimal"/>
+      <w:lvlText w:val="%1."/>
+      <w:lvlJc w:val="left"/>
+      <w:pPr>
+        <w:ind w:left="360" w:hanging="360"/>
+      </w:pPr>
+      <w:rPr>
+        <w:rFonts w:hint="eastAsia"/>
+      </w:rPr>
+    </w:lvl>
+    <w:lvl w:ilvl="1" w:tplc="04090019" w:tentative="1">
+      <w:start w:val="1"/>
+      <w:numFmt w:val="lowerLetter"/>
+      <w:lvlText w:val="%2)"/>
+      <w:lvlJc w:val="left"/>
+      <w:pPr>
+        <w:ind w:left="520" w:hanging="440"/>
+      </w:pPr>
+    </w:lvl>
+    <w:lvl w:ilvl="2" w:tplc="0409001B" w:tentative="1">
+      <w:start w:val="1"/>
+      <w:numFmt w:val="lowerRoman"/>
+      <w:lvlText w:val="%3."/>
+      <w:lvlJc w:val="right"/>
+      <w:pPr>
+        <w:ind w:left="960" w:hanging="440"/>
+      </w:pPr>
+    </w:lvl>
+    <w:lvl w:ilvl="3" w:tplc="0409000F" w:tentative="1">
+      <w:start w:val="1"/>
+      <w:numFmt w:val="decimal"/>
+      <w:lvlText w:val="%4."/>
+      <w:lvlJc w:val="left"/>
+      <w:pPr>
+        <w:ind w:left="1400" w:hanging="440"/>
+      </w:pPr>
+    </w:lvl>
+    <w:lvl w:ilvl="4" w:tplc="04090019" w:tentative="1">
+      <w:start w:val="1"/>
+      <w:numFmt w:val="lowerLetter"/>
+      <w:lvlText w:val="%5)"/>
+      <w:lvlJc w:val="left"/>
+      <w:pPr>
+        <w:ind w:left="1840" w:hanging="440"/>
+      </w:pPr>
+    </w:lvl>
+    <w:lvl w:ilvl="5" w:tplc="0409001B" w:tentative="1">
+      <w:start w:val="1"/>
+      <w:numFmt w:val="lowerRoman"/>
+      <w:lvlText w:val="%6."/>
+      <w:lvlJc w:val="right"/>
+      <w:pPr>
+        <w:ind w:left="2280" w:hanging="440"/>
+      </w:pPr>
+    </w:lvl>
+    <w:lvl w:ilvl="6" w:tplc="0409000F" w:tentative="1">
+      <w:start w:val="1"/>
+      <w:numFmt w:val="decimal"/>
+      <w:lvlText w:val="%7."/>
+      <w:lvlJc w:val="left"/>
+      <w:pPr>
+        <w:ind w:left="2720" w:hanging="440"/>
+      </w:pPr>
+    </w:lvl>
+    <w:lvl w:ilvl="7" w:tplc="04090019" w:tentative="1">
+      <w:start w:val="1"/>
+      <w:numFmt w:val="lowerLetter"/>
+      <w:lvlText w:val="%8)"/>
+      <w:lvlJc w:val="left"/>
+      <w:pPr>
+        <w:ind w:left="3160" w:hanging="440"/>
+      </w:pPr>
+    </w:lvl>
+    <w:lvl w:ilvl="8" w:tplc="0409001B" w:tentative="1">
+      <w:start w:val="1"/>
+      <w:numFmt w:val="lowerRoman"/>
+      <w:lvlText w:val="%9."/>
+      <w:lvlJc w:val="right"/>
+      <w:pPr>
+        <w:ind w:left="3600" w:hanging="440"/>
+      </w:pPr>
+    </w:lvl>
+  </w:abstractNum>
   <w:num w:numId="1" w16cid:durableId="2045015159">
     <w:abstractNumId w:val="4"/>
   </w:num>
@@ -3162,6 +4445,9 @@
   </w:num>
   <w:num w:numId="6" w16cid:durableId="260185176">
     <w:abstractNumId w:val="0"/>
+  </w:num>
+  <w:num w:numId="7" w16cid:durableId="22169363">
+    <w:abstractNumId w:val="6"/>
   </w:num>
 </w:numbering>
 </file>
